--- a/downloads/卷02 大脑篇·上：Transformer 与注意力机制.docx
+++ b/downloads/卷02 大脑篇·上：Transformer 与注意力机制.docx
@@ -881,7 +881,7 @@
               <w:fldChar w:fldCharType="separate"/>
             </w:r>
             <w:r>
-              <w:t>6</w:t>
+              <w:t>7</w:t>
             </w:r>
             <w:r>
               <w:fldChar w:fldCharType="end"/>
@@ -917,7 +917,7 @@
               <w:fldChar w:fldCharType="separate"/>
             </w:r>
             <w:r>
-              <w:t>6</w:t>
+              <w:t>7</w:t>
             </w:r>
             <w:r>
               <w:fldChar w:fldCharType="end"/>
@@ -953,7 +953,7 @@
               <w:fldChar w:fldCharType="separate"/>
             </w:r>
             <w:r>
-              <w:t>9</w:t>
+              <w:t>10</w:t>
             </w:r>
             <w:r>
               <w:fldChar w:fldCharType="end"/>
@@ -988,7 +988,7 @@
               <w:fldChar w:fldCharType="separate"/>
             </w:r>
             <w:r>
-              <w:t>9</w:t>
+              <w:t>10</w:t>
             </w:r>
             <w:r>
               <w:fldChar w:fldCharType="end"/>
@@ -1024,7 +1024,7 @@
               <w:fldChar w:fldCharType="separate"/>
             </w:r>
             <w:r>
-              <w:t>9</w:t>
+              <w:t>10</w:t>
             </w:r>
             <w:r>
               <w:fldChar w:fldCharType="end"/>
@@ -1060,7 +1060,7 @@
               <w:fldChar w:fldCharType="separate"/>
             </w:r>
             <w:r>
-              <w:t>10</w:t>
+              <w:t>11</w:t>
             </w:r>
             <w:r>
               <w:fldChar w:fldCharType="end"/>
@@ -1096,7 +1096,7 @@
               <w:fldChar w:fldCharType="separate"/>
             </w:r>
             <w:r>
-              <w:t>10</w:t>
+              <w:t>11</w:t>
             </w:r>
             <w:r>
               <w:fldChar w:fldCharType="end"/>
@@ -1132,7 +1132,7 @@
               <w:fldChar w:fldCharType="separate"/>
             </w:r>
             <w:r>
-              <w:t>10</w:t>
+              <w:t>11</w:t>
             </w:r>
             <w:r>
               <w:fldChar w:fldCharType="end"/>
@@ -1168,7 +1168,7 @@
               <w:fldChar w:fldCharType="separate"/>
             </w:r>
             <w:r>
-              <w:t>11</w:t>
+              <w:t>12</w:t>
             </w:r>
             <w:r>
               <w:fldChar w:fldCharType="end"/>
@@ -1203,7 +1203,7 @@
               <w:fldChar w:fldCharType="separate"/>
             </w:r>
             <w:r>
-              <w:t>11</w:t>
+              <w:t>12</w:t>
             </w:r>
             <w:r>
               <w:fldChar w:fldCharType="end"/>
@@ -1239,7 +1239,7 @@
               <w:fldChar w:fldCharType="separate"/>
             </w:r>
             <w:r>
-              <w:t>11</w:t>
+              <w:t>12</w:t>
             </w:r>
             <w:r>
               <w:fldChar w:fldCharType="end"/>
@@ -1275,7 +1275,7 @@
               <w:fldChar w:fldCharType="separate"/>
             </w:r>
             <w:r>
-              <w:t>12</w:t>
+              <w:t>13</w:t>
             </w:r>
             <w:r>
               <w:fldChar w:fldCharType="end"/>
@@ -1311,7 +1311,7 @@
               <w:fldChar w:fldCharType="separate"/>
             </w:r>
             <w:r>
-              <w:t>14</w:t>
+              <w:t>15</w:t>
             </w:r>
             <w:r>
               <w:fldChar w:fldCharType="end"/>
@@ -1346,7 +1346,7 @@
               <w:fldChar w:fldCharType="separate"/>
             </w:r>
             <w:r>
-              <w:t>14</w:t>
+              <w:t>16</w:t>
             </w:r>
             <w:r>
               <w:fldChar w:fldCharType="end"/>
@@ -1382,7 +1382,7 @@
               <w:fldChar w:fldCharType="separate"/>
             </w:r>
             <w:r>
-              <w:t>15</w:t>
+              <w:t>16</w:t>
             </w:r>
             <w:r>
               <w:fldChar w:fldCharType="end"/>
@@ -1418,7 +1418,7 @@
               <w:fldChar w:fldCharType="separate"/>
             </w:r>
             <w:r>
-              <w:t>15</w:t>
+              <w:t>17</w:t>
             </w:r>
             <w:r>
               <w:fldChar w:fldCharType="end"/>
@@ -1454,7 +1454,7 @@
               <w:fldChar w:fldCharType="separate"/>
             </w:r>
             <w:r>
-              <w:t>15</w:t>
+              <w:t>17</w:t>
             </w:r>
             <w:r>
               <w:fldChar w:fldCharType="end"/>
@@ -1490,7 +1490,7 @@
               <w:fldChar w:fldCharType="separate"/>
             </w:r>
             <w:r>
-              <w:t>16</w:t>
+              <w:t>17</w:t>
             </w:r>
             <w:r>
               <w:fldChar w:fldCharType="end"/>
@@ -1526,7 +1526,7 @@
               <w:fldChar w:fldCharType="separate"/>
             </w:r>
             <w:r>
-              <w:t>16</w:t>
+              <w:t>18</w:t>
             </w:r>
             <w:r>
               <w:fldChar w:fldCharType="end"/>
@@ -1562,7 +1562,7 @@
               <w:fldChar w:fldCharType="separate"/>
             </w:r>
             <w:r>
-              <w:t>17</w:t>
+              <w:t>19</w:t>
             </w:r>
             <w:r>
               <w:fldChar w:fldCharType="end"/>
@@ -1597,7 +1597,7 @@
               <w:fldChar w:fldCharType="separate"/>
             </w:r>
             <w:r>
-              <w:t>18</w:t>
+              <w:t>19</w:t>
             </w:r>
             <w:r>
               <w:fldChar w:fldCharType="end"/>
@@ -1633,7 +1633,7 @@
               <w:fldChar w:fldCharType="separate"/>
             </w:r>
             <w:r>
-              <w:t>18</w:t>
+              <w:t>19</w:t>
             </w:r>
             <w:r>
               <w:fldChar w:fldCharType="end"/>
@@ -1669,7 +1669,7 @@
               <w:fldChar w:fldCharType="separate"/>
             </w:r>
             <w:r>
-              <w:t>18</w:t>
+              <w:t>20</w:t>
             </w:r>
             <w:r>
               <w:fldChar w:fldCharType="end"/>
@@ -1704,7 +1704,7 @@
               <w:fldChar w:fldCharType="separate"/>
             </w:r>
             <w:r>
-              <w:t>19</w:t>
+              <w:t>20</w:t>
             </w:r>
             <w:r>
               <w:fldChar w:fldCharType="end"/>
@@ -1739,7 +1739,7 @@
               <w:fldChar w:fldCharType="separate"/>
             </w:r>
             <w:r>
-              <w:t>19</w:t>
+              <w:t>20</w:t>
             </w:r>
             <w:r>
               <w:fldChar w:fldCharType="end"/>
@@ -1774,7 +1774,7 @@
               <w:fldChar w:fldCharType="separate"/>
             </w:r>
             <w:r>
-              <w:t>20</w:t>
+              <w:t>21</w:t>
             </w:r>
             <w:r>
               <w:fldChar w:fldCharType="end"/>
@@ -2635,132 +2635,7 @@
           <w:sz w:val="24"/>
           <w:szCs w:val="24"/>
         </w:rPr>
-        <w:t xml:space="preserve">这个循环机制对工程的影响怎么强调都不为过。其一，输出 token 数直接决定延迟与成本：生成一百个 token 就要循环一百次，逐词吐出的特性也是流式输出（卷14）的天然基础。其二，“思考过程”本身是计费的：思维链推理让模型先写几百个 token 的推理步骤再给答案（卷12），能力更强但成本更高，卷04 会讨论何时值得为推理模型买单。其三，工具调用返回的大段结果会进入上下文，抬高后续每一步生成的成本——一次五万字的搜索结果，会让这个 Agent 会话后续每一轮都背着五万字的包袱。这三条都不是框架层能解决的问题，理解了循环，才算理解了成本模型的第一性原理。</w:t>
-      </w:r>
-    </w:p>
-    <w:p>
-      <w:pPr>
-        <w:pStyle w:val="Heading1"/>
-        <w:keepNext/>
-        <w:pageBreakBefore/>
-        <w:spacing w:after="200" w:before="360" w:line="400" w:lineRule="atLeast"/>
-      </w:pPr>
-      <w:bookmarkStart w:id="100006" w:name="_Toc100006"/>
-      <w:r>
-        <w:rPr>
-          <w:rFonts w:ascii="Calibri" w:eastAsia="SimHei"/>
-          <w:b/>
-          <w:bCs/>
-          <w:color w:val="16324A"/>
-          <w:sz w:val="32"/>
-          <w:szCs w:val="32"/>
-        </w:rPr>
-        <w:t xml:space="preserve">第二章 自注意力机制：让模型学会“看哪里”</w:t>
-      </w:r>
-      <w:bookmarkEnd w:id="100006"/>
-    </w:p>
-    <w:p>
-      <w:pPr>
-        <w:pStyle w:val="Heading2"/>
-        <w:keepNext/>
-        <w:spacing w:after="140" w:before="280" w:line="360" w:lineRule="atLeast"/>
-      </w:pPr>
-      <w:bookmarkStart w:id="100007" w:name="_Toc100007"/>
-      <w:r>
-        <w:rPr>
-          <w:rFonts w:ascii="Calibri" w:eastAsia="SimHei"/>
-          <w:b/>
-          <w:bCs/>
-          <w:color w:val="1B4A5C"/>
-          <w:sz w:val="28"/>
-          <w:szCs w:val="28"/>
-        </w:rPr>
-        <w:t xml:space="preserve">2.1 从一个代词说起：注意力在解决什么问题</w:t>
-      </w:r>
-      <w:bookmarkEnd w:id="100007"/>
-    </w:p>
-    <w:p>
-      <w:pPr>
-        <w:spacing w:line="312"/>
-        <w:ind w:firstLine="480"/>
-        <w:jc w:val="both"/>
-      </w:pPr>
-      <w:r>
-        <w:rPr>
-          <w:rFonts w:ascii="Calibri" w:eastAsia="Microsoft YaHei"/>
-          <w:color w:val="1A2B33"/>
-          <w:sz w:val="24"/>
-          <w:szCs w:val="24"/>
-        </w:rPr>
-        <w:t xml:space="preserve">看这个句子：“那只动物没有过马路，因为它太累了。”这里的“它”指谁？人类一眼就知道是“动物”——累的是动物，不是马路。模型如何做到？如果用 RNN，模型要把句子从左到右过一遍，把信息不断压缩进一个容量有限的隐藏状态，走到“它”这个位置时再去“回忆”；句子一长，回忆就模糊。注意力的思路完全不同：当模型处理“它”时，让它主动回头看向句中的每一个词，给每个词打一个相关度分数，分数高的词的信息就多吸收一些——它会给“动物”打高分、给“马路”打低分，从而正确消解指代。</w:t>
-      </w:r>
-    </w:p>
-    <w:p>
-      <w:pPr>
-        <w:spacing w:line="312"/>
-        <w:ind w:firstLine="480"/>
-        <w:jc w:val="both"/>
-      </w:pPr>
-      <w:r>
-        <w:rPr>
-          <w:rFonts w:ascii="Calibri" w:eastAsia="Microsoft YaHei"/>
-          <w:color w:val="1A2B33"/>
-          <w:sz w:val="24"/>
-          <w:szCs w:val="24"/>
-        </w:rPr>
-        <w:t xml:space="preserve">这就是自注意力（Self-Attention）的本质：一种可学习的、动态的信息检索机制。可学习，意味着“该关注谁”不是人工写死的规则，而是模型在数万亿 token 的训练中自动学出来的；动态，意味着注意力权重随输入实时计算，“动物过马路”和“马路挡住动物”虽然用词相同，注意力分配却完全不同。它还有三个关键性质值得记住：全局视野，每个位置到任何位置的距离都是一步，这是 Transformer 长程建模能力的来源；动态权重，同一句话换个语序，权重分布随之改变；置换等变——如果你把输入 token 的顺序彻底打乱，注意力的输出只是相应打乱，内容不变。第三条听起来像优点，实则是伏笔：注意力本身不知道顺序，“猫追狗”和“狗追猫”在它眼里没有区别，这正是第三章位置编码要补救的缺口。</w:t>
-      </w:r>
-    </w:p>
-    <w:p>
-      <w:pPr>
-        <w:pStyle w:val="Heading2"/>
-        <w:keepNext/>
-        <w:spacing w:after="140" w:before="280" w:line="360" w:lineRule="atLeast"/>
-      </w:pPr>
-      <w:bookmarkStart w:id="100008" w:name="_Toc100008"/>
-      <w:r>
-        <w:rPr>
-          <w:rFonts w:ascii="Calibri" w:eastAsia="SimHei"/>
-          <w:b/>
-          <w:bCs/>
-          <w:color w:val="1B4A5C"/>
-          <w:sz w:val="28"/>
-          <w:szCs w:val="28"/>
-        </w:rPr>
-        <w:t xml:space="preserve">2.2 Q、K、V：图书馆里的查询、索引与馆藏</w:t>
-      </w:r>
-      <w:bookmarkEnd w:id="100008"/>
-    </w:p>
-    <w:p>
-      <w:pPr>
-        <w:spacing w:line="312"/>
-        <w:ind w:firstLine="480"/>
-        <w:jc w:val="both"/>
-      </w:pPr>
-      <w:r>
-        <w:rPr>
-          <w:rFonts w:ascii="Calibri" w:eastAsia="Microsoft YaHei"/>
-          <w:color w:val="1A2B33"/>
-          <w:sz w:val="24"/>
-          <w:szCs w:val="24"/>
-        </w:rPr>
-        <w:t xml:space="preserve">注意力的具体实现引入三个向量：Q（Query，查询）、K（Key，键）、V（Value，值）。三个名字借自信息检索领域，理解它们的最好方式是想象你去图书馆找书。你心里想找的内容是 Q——“我想找一本讲注意力机制的书”；每本书书脊上的标签是 K——这本书标着“深度学习、注意力”；书的实际内容是 V。找书的过程就是：拿着你的 Q 去和每本书的 K 比对匹配度，匹配度越高的书，你就越多地翻阅它的 V。最终你带走的知识，是所有书内容按匹配度加权的平均。</w:t>
-      </w:r>
-    </w:p>
-    <w:p>
-      <w:pPr>
-        <w:spacing w:line="312"/>
-        <w:ind w:firstLine="480"/>
-        <w:jc w:val="both"/>
-      </w:pPr>
-      <w:r>
-        <w:rPr>
-          <w:rFonts w:ascii="Calibri" w:eastAsia="Microsoft YaHei"/>
-          <w:color w:val="1A2B33"/>
-          <w:sz w:val="24"/>
-          <w:szCs w:val="24"/>
-        </w:rPr>
-        <w:t xml:space="preserve">精妙之处在于：在自注意力中，每个 token 同时扮演三个角色。它有自己的 Q（用来主动查询别人）、自己的 K（供别人查询自己）、自己的 V（自己贡献的实际内容）。三个角色由同一个输入向量分别乘以三个可学习的投影矩阵 WQ、WK、WV 得到——训练过程学到的，正是“该用什么姿态去查询、该亮出什么标签被查询、该贡献什么内容”这三件事。图2-2 概括了完整的计算流程，下一节逐步拆解。</w:t>
+        <w:t xml:space="preserve">图2-2 把这个「抽签接龙」画成了三步。看懂这张图，你就掌握了理解大模型行为的第一把钥匙：它每一步只做一件事——读前文、算概率、抽一个词、接回去。所谓「模型写了一篇文章」，不过是这个循环跑了几十圈；所谓「两次回答不一样」，不过是两次抽签的结果不同。</w:t>
       </w:r>
     </w:p>
     <w:p>
@@ -2825,8 +2700,45 @@
           <w:sz w:val="21"/>
           <w:szCs w:val="21"/>
         </w:rPr>
-        <w:t xml:space="preserve">图2-2 自注意力的 QKV 计算流程</w:t>
-      </w:r>
+        <w:t xml:space="preserve">图2-2 自回归生成 = 逐词接龙：每轮从概率分布中抽一个词接回句子（概率为示意）</w:t>
+      </w:r>
+    </w:p>
+    <w:p>
+      <w:pPr>
+        <w:spacing w:line="312"/>
+        <w:ind w:firstLine="480"/>
+        <w:jc w:val="both"/>
+      </w:pPr>
+      <w:r>
+        <w:rPr>
+          <w:rFonts w:ascii="Calibri" w:eastAsia="Microsoft YaHei"/>
+          <w:color w:val="1A2B33"/>
+          <w:sz w:val="24"/>
+          <w:szCs w:val="24"/>
+        </w:rPr>
+        <w:t xml:space="preserve">这个循环机制对工程的影响怎么强调都不为过。其一，输出 token 数直接决定延迟与成本：生成一百个 token 就要循环一百次，逐词吐出的特性也是流式输出（卷14）的天然基础。其二，“思考过程”本身是计费的：思维链推理让模型先写几百个 token 的推理步骤再给答案（卷12），能力更强但成本更高，卷04 会讨论何时值得为推理模型买单。其三，工具调用返回的大段结果会进入上下文，抬高后续每一步生成的成本——一次五万字的搜索结果，会让这个 Agent 会话后续每一轮都背着五万字的包袱。这三条都不是框架层能解决的问题，理解了循环，才算理解了成本模型的第一性原理。</w:t>
+      </w:r>
+    </w:p>
+    <w:p>
+      <w:pPr>
+        <w:pStyle w:val="Heading1"/>
+        <w:keepNext/>
+        <w:pageBreakBefore/>
+        <w:spacing w:after="200" w:before="360" w:line="400" w:lineRule="atLeast"/>
+      </w:pPr>
+      <w:bookmarkStart w:id="100006" w:name="_Toc100006"/>
+      <w:r>
+        <w:rPr>
+          <w:rFonts w:ascii="Calibri" w:eastAsia="SimHei"/>
+          <w:b/>
+          <w:bCs/>
+          <w:color w:val="16324A"/>
+          <w:sz w:val="32"/>
+          <w:szCs w:val="32"/>
+        </w:rPr>
+        <w:t xml:space="preserve">第二章 自注意力机制：让模型学会“看哪里”</w:t>
+      </w:r>
+      <w:bookmarkEnd w:id="100006"/>
     </w:p>
     <w:p>
       <w:pPr>
@@ -2834,7 +2746,7 @@
         <w:keepNext/>
         <w:spacing w:after="140" w:before="280" w:line="360" w:lineRule="atLeast"/>
       </w:pPr>
-      <w:bookmarkStart w:id="100009" w:name="_Toc100009"/>
+      <w:bookmarkStart w:id="100007" w:name="_Toc100007"/>
       <w:r>
         <w:rPr>
           <w:rFonts w:ascii="Calibri" w:eastAsia="SimHei"/>
@@ -2844,9 +2756,9 @@
           <w:sz w:val="28"/>
           <w:szCs w:val="28"/>
         </w:rPr>
-        <w:t xml:space="preserve">2.3 四步计算：打分、缩放、归一化、加权</w:t>
-      </w:r>
-      <w:bookmarkEnd w:id="100009"/>
+        <w:t xml:space="preserve">2.1 从一个代词说起：注意力在解决什么问题</w:t>
+      </w:r>
+      <w:bookmarkEnd w:id="100007"/>
     </w:p>
     <w:p>
       <w:pPr>
@@ -2861,28 +2773,8 @@
           <w:sz w:val="24"/>
           <w:szCs w:val="24"/>
         </w:rPr>
-        <w:t xml:space="preserve">把流程图翻译成四步操作。第一步，打分：每个 token 的 Q 与所有 token 的 K 做点积，得到一个 n 乘 n 的分数矩阵，第 i 行第 j 列就是第 i 个 token 对第 j 个 token 的关注分数，点积越大说明两个 token 越相关。第二步，缩放：全部分数除以 K 向量维度的平方根。第三步，归一化：对每一行做 Softmax，把原始分数压成一组和为 1 的注意力权重——可以理解为把“关注预算”分配出去，每个 token 分到的比例加起来恰好是百分之百。第四步，加权求和：用这组权重对所有 token 的 V 加权平均，得到输出。输出的第 i 行，就是第 i 个 token 融合了全句信息后的新表示。整个公式写作 softmax(QK^T 除以根号 d_k) 再乘 V，每一项都对应四步中的一步，建议对照图2-2 在脑子里过两遍，直到能不看图复述。</w:t>
-      </w:r>
-    </w:p>
-    <w:p>
-      <w:pPr>
-        <w:pStyle w:val="Heading3"/>
-        <w:keepNext/>
-        <w:spacing w:after="100" w:before="220" w:line="320" w:lineRule="atLeast"/>
-      </w:pPr>
-      <w:bookmarkStart w:id="100010" w:name="_Toc100010"/>
-      <w:r>
-        <w:rPr>
-          <w:rFonts w:ascii="Calibri" w:eastAsia="SimHei"/>
-          <w:b/>
-          <w:bCs/>
-          <w:color w:val="1B6B7A"/>
-          <w:sz w:val="24"/>
-          <w:szCs w:val="24"/>
-        </w:rPr>
-        <w:t xml:space="preserve">2.3.1 一个不能省的细节：为什么要除以根号 d_k</w:t>
-      </w:r>
-      <w:bookmarkEnd w:id="100010"/>
+        <w:t xml:space="preserve">看这个句子：“那只动物没有过马路，因为它太累了。”这里的“它”指谁？人类一眼就知道是“动物”——累的是动物，不是马路。模型如何做到？如果用 RNN，模型要把句子从左到右过一遍，把信息不断压缩进一个容量有限的隐藏状态，走到“它”这个位置时再去“回忆”；句子一长，回忆就模糊。注意力的思路完全不同：当模型处理“它”时，让它主动回头看向句中的每一个词，给每个词打一个相关度分数，分数高的词的信息就多吸收一些——它会给“动物”打高分、给“马路”打低分，从而正确消解指代。</w:t>
+      </w:r>
     </w:p>
     <w:p>
       <w:pPr>
@@ -2897,439 +2789,7 @@
           <w:sz w:val="24"/>
           <w:szCs w:val="24"/>
         </w:rPr>
-        <w:t xml:space="preserve">缩放这一步看似多此一举，实则是整个机制能否训练的关键开关。点积的大小会随向量维度增大而系统性变大：维度越高，各项乘积累加越多，分数的方差越大。分数一旦悬殊，Softmax 就会走向极端——最大的分数吞掉几乎全部权重，其余归零，梯度随之趋近于零，模型“训不动”了。类比一下：如果一门考试大家分数差距悬殊，排名就固化了，后进者彻底失去追赶的动力；除以根号 d_k 相当于把分数差异控制在健康区间，让排名始终有流动的可能。这是无数初学者复现模型时最先踩的坑之一——漏掉这一步，小维度下侥幸能跑，维度一大损失函数纹丝不动。工程世界里，越是这种不起眼的细节，越值得在心里立一块警示牌。</w:t>
-      </w:r>
-    </w:p>
-    <w:p>
-      <w:pPr>
-        <w:pStyle w:val="Heading3"/>
-        <w:keepNext/>
-        <w:spacing w:after="100" w:before="220" w:line="320" w:lineRule="atLeast"/>
-      </w:pPr>
-      <w:bookmarkStart w:id="100011" w:name="_Toc100011"/>
-      <w:r>
-        <w:rPr>
-          <w:rFonts w:ascii="Calibri" w:eastAsia="SimHei"/>
-          <w:b/>
-          <w:bCs/>
-          <w:color w:val="1B6B7A"/>
-          <w:sz w:val="24"/>
-          <w:szCs w:val="24"/>
-        </w:rPr>
-        <w:t xml:space="preserve">2.3.2 十几行代码实现自注意力</w:t>
-      </w:r>
-      <w:bookmarkEnd w:id="100011"/>
-    </w:p>
-    <w:p>
-      <w:pPr>
-        <w:spacing w:line="312"/>
-        <w:ind w:firstLine="480"/>
-        <w:jc w:val="both"/>
-      </w:pPr>
-      <w:r>
-        <w:rPr>
-          <w:rFonts w:ascii="Calibri" w:eastAsia="Microsoft YaHei"/>
-          <w:color w:val="1A2B33"/>
-          <w:sz w:val="24"/>
-          <w:szCs w:val="24"/>
-        </w:rPr>
-        <w:t xml:space="preserve">概念讲再多，不如亲手跑一遍。下面用 NumPy 把四步计算完整实现，核心不超过十行，不依赖任何深度学习框架：</w:t>
-      </w:r>
-    </w:p>
-    <w:p>
-      <w:pPr>
-        <w:pBdr>
-          <w:left w:val="single" w:color="8FA6AD" w:sz="10" w:space="8"/>
-        </w:pBdr>
-        <w:shd w:fill="F4F6F7" w:val="clear"/>
-        <w:spacing w:after="0" w:before="0" w:line="276" w:lineRule="atLeast"/>
-        <w:ind w:left="240"/>
-        <w:jc w:val="left"/>
-      </w:pPr>
-      <w:r>
-        <w:rPr>
-          <w:rFonts w:ascii="Courier New" w:cs="Courier New" w:eastAsia="Microsoft YaHei" w:hAnsi="Courier New"/>
-          <w:color w:val="24343C"/>
-          <w:sz w:val="18"/>
-          <w:szCs w:val="18"/>
-        </w:rPr>
-        <w:t xml:space="preserve">import numpy as np</w:t>
-      </w:r>
-    </w:p>
-    <w:p>
-      <w:pPr>
-        <w:pBdr>
-          <w:left w:val="single" w:color="8FA6AD" w:sz="10" w:space="8"/>
-        </w:pBdr>
-        <w:shd w:fill="F4F6F7" w:val="clear"/>
-        <w:spacing w:after="0" w:before="0" w:line="276" w:lineRule="atLeast"/>
-        <w:ind w:left="240"/>
-        <w:jc w:val="left"/>
-      </w:pPr>
-      <w:r>
-        <w:rPr>
-          <w:rFonts w:ascii="Courier New" w:cs="Courier New" w:eastAsia="Microsoft YaHei" w:hAnsi="Courier New"/>
-          <w:color w:val="24343C"/>
-          <w:sz w:val="18"/>
-          <w:szCs w:val="18"/>
-        </w:rPr>
-        <w:t xml:space="preserve"> </w:t>
-      </w:r>
-    </w:p>
-    <w:p>
-      <w:pPr>
-        <w:pBdr>
-          <w:left w:val="single" w:color="8FA6AD" w:sz="10" w:space="8"/>
-        </w:pBdr>
-        <w:shd w:fill="F4F6F7" w:val="clear"/>
-        <w:spacing w:after="0" w:before="0" w:line="276" w:lineRule="atLeast"/>
-        <w:ind w:left="240"/>
-        <w:jc w:val="left"/>
-      </w:pPr>
-      <w:r>
-        <w:rPr>
-          <w:rFonts w:ascii="Courier New" w:cs="Courier New" w:eastAsia="Microsoft YaHei" w:hAnsi="Courier New"/>
-          <w:color w:val="24343C"/>
-          <w:sz w:val="18"/>
-          <w:szCs w:val="18"/>
-        </w:rPr>
-        <w:t xml:space="preserve">def softmax(x):                              # 数值稳定的归一化</w:t>
-      </w:r>
-    </w:p>
-    <w:p>
-      <w:pPr>
-        <w:pBdr>
-          <w:left w:val="single" w:color="8FA6AD" w:sz="10" w:space="8"/>
-        </w:pBdr>
-        <w:shd w:fill="F4F6F7" w:val="clear"/>
-        <w:spacing w:after="0" w:before="0" w:line="276" w:lineRule="atLeast"/>
-        <w:ind w:left="240"/>
-        <w:jc w:val="left"/>
-      </w:pPr>
-      <w:r>
-        <w:rPr>
-          <w:rFonts w:ascii="Courier New" w:cs="Courier New" w:eastAsia="Microsoft YaHei" w:hAnsi="Courier New"/>
-          <w:color w:val="24343C"/>
-          <w:sz w:val="18"/>
-          <w:szCs w:val="18"/>
-        </w:rPr>
-        <w:t xml:space="preserve">    e = np.exp(x - x.max(-1, keepdims=True))</w:t>
-      </w:r>
-    </w:p>
-    <w:p>
-      <w:pPr>
-        <w:pBdr>
-          <w:left w:val="single" w:color="8FA6AD" w:sz="10" w:space="8"/>
-        </w:pBdr>
-        <w:shd w:fill="F4F6F7" w:val="clear"/>
-        <w:spacing w:after="0" w:before="0" w:line="276" w:lineRule="atLeast"/>
-        <w:ind w:left="240"/>
-        <w:jc w:val="left"/>
-      </w:pPr>
-      <w:r>
-        <w:rPr>
-          <w:rFonts w:ascii="Courier New" w:cs="Courier New" w:eastAsia="Microsoft YaHei" w:hAnsi="Courier New"/>
-          <w:color w:val="24343C"/>
-          <w:sz w:val="18"/>
-          <w:szCs w:val="18"/>
-        </w:rPr>
-        <w:t xml:space="preserve">    return e / e.sum(-1, keepdims=True)</w:t>
-      </w:r>
-    </w:p>
-    <w:p>
-      <w:pPr>
-        <w:pBdr>
-          <w:left w:val="single" w:color="8FA6AD" w:sz="10" w:space="8"/>
-        </w:pBdr>
-        <w:shd w:fill="F4F6F7" w:val="clear"/>
-        <w:spacing w:after="0" w:before="0" w:line="276" w:lineRule="atLeast"/>
-        <w:ind w:left="240"/>
-        <w:jc w:val="left"/>
-      </w:pPr>
-      <w:r>
-        <w:rPr>
-          <w:rFonts w:ascii="Courier New" w:cs="Courier New" w:eastAsia="Microsoft YaHei" w:hAnsi="Courier New"/>
-          <w:color w:val="24343C"/>
-          <w:sz w:val="18"/>
-          <w:szCs w:val="18"/>
-        </w:rPr>
-        <w:t xml:space="preserve"> </w:t>
-      </w:r>
-    </w:p>
-    <w:p>
-      <w:pPr>
-        <w:pBdr>
-          <w:left w:val="single" w:color="8FA6AD" w:sz="10" w:space="8"/>
-        </w:pBdr>
-        <w:shd w:fill="F4F6F7" w:val="clear"/>
-        <w:spacing w:after="0" w:before="0" w:line="276" w:lineRule="atLeast"/>
-        <w:ind w:left="240"/>
-        <w:jc w:val="left"/>
-      </w:pPr>
-      <w:r>
-        <w:rPr>
-          <w:rFonts w:ascii="Courier New" w:cs="Courier New" w:eastAsia="Microsoft YaHei" w:hAnsi="Courier New"/>
-          <w:color w:val="24343C"/>
-          <w:sz w:val="18"/>
-          <w:szCs w:val="18"/>
-        </w:rPr>
-        <w:t xml:space="preserve">def self_attention(x, Wq, Wk, Wv):           # x 形状 (n, d_model)</w:t>
-      </w:r>
-    </w:p>
-    <w:p>
-      <w:pPr>
-        <w:pBdr>
-          <w:left w:val="single" w:color="8FA6AD" w:sz="10" w:space="8"/>
-        </w:pBdr>
-        <w:shd w:fill="F4F6F7" w:val="clear"/>
-        <w:spacing w:after="0" w:before="0" w:line="276" w:lineRule="atLeast"/>
-        <w:ind w:left="240"/>
-        <w:jc w:val="left"/>
-      </w:pPr>
-      <w:r>
-        <w:rPr>
-          <w:rFonts w:ascii="Courier New" w:cs="Courier New" w:eastAsia="Microsoft YaHei" w:hAnsi="Courier New"/>
-          <w:color w:val="24343C"/>
-          <w:sz w:val="18"/>
-          <w:szCs w:val="18"/>
-        </w:rPr>
-        <w:t xml:space="preserve">    Q, K, V = x @ Wq, x @ Wk, x @ Wv         # 三个角色分别投影</w:t>
-      </w:r>
-    </w:p>
-    <w:p>
-      <w:pPr>
-        <w:pBdr>
-          <w:left w:val="single" w:color="8FA6AD" w:sz="10" w:space="8"/>
-        </w:pBdr>
-        <w:shd w:fill="F4F6F7" w:val="clear"/>
-        <w:spacing w:after="0" w:before="0" w:line="276" w:lineRule="atLeast"/>
-        <w:ind w:left="240"/>
-        <w:jc w:val="left"/>
-      </w:pPr>
-      <w:r>
-        <w:rPr>
-          <w:rFonts w:ascii="Courier New" w:cs="Courier New" w:eastAsia="Microsoft YaHei" w:hAnsi="Courier New"/>
-          <w:color w:val="24343C"/>
-          <w:sz w:val="18"/>
-          <w:szCs w:val="18"/>
-        </w:rPr>
-        <w:t xml:space="preserve">    d_k = Q.shape[-1]</w:t>
-      </w:r>
-    </w:p>
-    <w:p>
-      <w:pPr>
-        <w:pBdr>
-          <w:left w:val="single" w:color="8FA6AD" w:sz="10" w:space="8"/>
-        </w:pBdr>
-        <w:shd w:fill="F4F6F7" w:val="clear"/>
-        <w:spacing w:after="0" w:before="0" w:line="276" w:lineRule="atLeast"/>
-        <w:ind w:left="240"/>
-        <w:jc w:val="left"/>
-      </w:pPr>
-      <w:r>
-        <w:rPr>
-          <w:rFonts w:ascii="Courier New" w:cs="Courier New" w:eastAsia="Microsoft YaHei" w:hAnsi="Courier New"/>
-          <w:color w:val="24343C"/>
-          <w:sz w:val="18"/>
-          <w:szCs w:val="18"/>
-        </w:rPr>
-        <w:t xml:space="preserve">    scores = Q @ K.T / np.sqrt(d_k)          # 1. 点积打分  2. 缩放</w:t>
-      </w:r>
-    </w:p>
-    <w:p>
-      <w:pPr>
-        <w:pBdr>
-          <w:left w:val="single" w:color="8FA6AD" w:sz="10" w:space="8"/>
-        </w:pBdr>
-        <w:shd w:fill="F4F6F7" w:val="clear"/>
-        <w:spacing w:after="0" w:before="0" w:line="276" w:lineRule="atLeast"/>
-        <w:ind w:left="240"/>
-        <w:jc w:val="left"/>
-      </w:pPr>
-      <w:r>
-        <w:rPr>
-          <w:rFonts w:ascii="Courier New" w:cs="Courier New" w:eastAsia="Microsoft YaHei" w:hAnsi="Courier New"/>
-          <w:color w:val="24343C"/>
-          <w:sz w:val="18"/>
-          <w:szCs w:val="18"/>
-        </w:rPr>
-        <w:t xml:space="preserve">    weights = softmax(scores)                # 3. 每行归一化为权重</w:t>
-      </w:r>
-    </w:p>
-    <w:p>
-      <w:pPr>
-        <w:pBdr>
-          <w:left w:val="single" w:color="8FA6AD" w:sz="10" w:space="8"/>
-        </w:pBdr>
-        <w:shd w:fill="F4F6F7" w:val="clear"/>
-        <w:spacing w:after="0" w:before="0" w:line="276" w:lineRule="atLeast"/>
-        <w:ind w:left="240"/>
-        <w:jc w:val="left"/>
-      </w:pPr>
-      <w:r>
-        <w:rPr>
-          <w:rFonts w:ascii="Courier New" w:cs="Courier New" w:eastAsia="Microsoft YaHei" w:hAnsi="Courier New"/>
-          <w:color w:val="24343C"/>
-          <w:sz w:val="18"/>
-          <w:szCs w:val="18"/>
-        </w:rPr>
-        <w:t xml:space="preserve">    return weights @ V                       # 4. 加权求和</w:t>
-      </w:r>
-    </w:p>
-    <w:p>
-      <w:pPr>
-        <w:pBdr>
-          <w:left w:val="single" w:color="8FA6AD" w:sz="10" w:space="8"/>
-        </w:pBdr>
-        <w:shd w:fill="F4F6F7" w:val="clear"/>
-        <w:spacing w:after="0" w:before="0" w:line="276" w:lineRule="atLeast"/>
-        <w:ind w:left="240"/>
-        <w:jc w:val="left"/>
-      </w:pPr>
-      <w:r>
-        <w:rPr>
-          <w:rFonts w:ascii="Courier New" w:cs="Courier New" w:eastAsia="Microsoft YaHei" w:hAnsi="Courier New"/>
-          <w:color w:val="24343C"/>
-          <w:sz w:val="18"/>
-          <w:szCs w:val="18"/>
-        </w:rPr>
-        <w:t xml:space="preserve"> </w:t>
-      </w:r>
-    </w:p>
-    <w:p>
-      <w:pPr>
-        <w:pBdr>
-          <w:left w:val="single" w:color="8FA6AD" w:sz="10" w:space="8"/>
-        </w:pBdr>
-        <w:shd w:fill="F4F6F7" w:val="clear"/>
-        <w:spacing w:after="0" w:before="0" w:line="276" w:lineRule="atLeast"/>
-        <w:ind w:left="240"/>
-        <w:jc w:val="left"/>
-      </w:pPr>
-      <w:r>
-        <w:rPr>
-          <w:rFonts w:ascii="Courier New" w:cs="Courier New" w:eastAsia="Microsoft YaHei" w:hAnsi="Courier New"/>
-          <w:color w:val="24343C"/>
-          <w:sz w:val="18"/>
-          <w:szCs w:val="18"/>
-        </w:rPr>
-        <w:t xml:space="preserve">n, d_model, d_k = 4, 8, 4</w:t>
-      </w:r>
-    </w:p>
-    <w:p>
-      <w:pPr>
-        <w:pBdr>
-          <w:left w:val="single" w:color="8FA6AD" w:sz="10" w:space="8"/>
-        </w:pBdr>
-        <w:shd w:fill="F4F6F7" w:val="clear"/>
-        <w:spacing w:after="0" w:before="0" w:line="276" w:lineRule="atLeast"/>
-        <w:ind w:left="240"/>
-        <w:jc w:val="left"/>
-      </w:pPr>
-      <w:r>
-        <w:rPr>
-          <w:rFonts w:ascii="Courier New" w:cs="Courier New" w:eastAsia="Microsoft YaHei" w:hAnsi="Courier New"/>
-          <w:color w:val="24343C"/>
-          <w:sz w:val="18"/>
-          <w:szCs w:val="18"/>
-        </w:rPr>
-        <w:t xml:space="preserve">x = np.random.randn(n, d_model)              # 4 个 token 的嵌入</w:t>
-      </w:r>
-    </w:p>
-    <w:p>
-      <w:pPr>
-        <w:pBdr>
-          <w:left w:val="single" w:color="8FA6AD" w:sz="10" w:space="8"/>
-        </w:pBdr>
-        <w:shd w:fill="F4F6F7" w:val="clear"/>
-        <w:spacing w:after="0" w:before="0" w:line="276" w:lineRule="atLeast"/>
-        <w:ind w:left="240"/>
-        <w:jc w:val="left"/>
-      </w:pPr>
-      <w:r>
-        <w:rPr>
-          <w:rFonts w:ascii="Courier New" w:cs="Courier New" w:eastAsia="Microsoft YaHei" w:hAnsi="Courier New"/>
-          <w:color w:val="24343C"/>
-          <w:sz w:val="18"/>
-          <w:szCs w:val="18"/>
-        </w:rPr>
-        <w:t xml:space="preserve">Z = self_attention(x, np.random.randn(d_model, d_k),</w:t>
-      </w:r>
-    </w:p>
-    <w:p>
-      <w:pPr>
-        <w:pBdr>
-          <w:left w:val="single" w:color="8FA6AD" w:sz="10" w:space="8"/>
-        </w:pBdr>
-        <w:shd w:fill="F4F6F7" w:val="clear"/>
-        <w:spacing w:after="0" w:before="0" w:line="276" w:lineRule="atLeast"/>
-        <w:ind w:left="240"/>
-        <w:jc w:val="left"/>
-      </w:pPr>
-      <w:r>
-        <w:rPr>
-          <w:rFonts w:ascii="Courier New" w:cs="Courier New" w:eastAsia="Microsoft YaHei" w:hAnsi="Courier New"/>
-          <w:color w:val="24343C"/>
-          <w:sz w:val="18"/>
-          <w:szCs w:val="18"/>
-        </w:rPr>
-        <w:t xml:space="preserve">                   np.random.randn(d_model, d_k),</w:t>
-      </w:r>
-    </w:p>
-    <w:p>
-      <w:pPr>
-        <w:pBdr>
-          <w:left w:val="single" w:color="8FA6AD" w:sz="10" w:space="8"/>
-        </w:pBdr>
-        <w:shd w:fill="F4F6F7" w:val="clear"/>
-        <w:spacing w:after="0" w:before="0" w:line="276" w:lineRule="atLeast"/>
-        <w:ind w:left="240"/>
-        <w:jc w:val="left"/>
-      </w:pPr>
-      <w:r>
-        <w:rPr>
-          <w:rFonts w:ascii="Courier New" w:cs="Courier New" w:eastAsia="Microsoft YaHei" w:hAnsi="Courier New"/>
-          <w:color w:val="24343C"/>
-          <w:sz w:val="18"/>
-          <w:szCs w:val="18"/>
-        </w:rPr>
-        <w:t xml:space="preserve">                   np.random.randn(d_model, d_k))</w:t>
-      </w:r>
-    </w:p>
-    <w:p>
-      <w:pPr>
-        <w:pBdr>
-          <w:left w:val="single" w:color="8FA6AD" w:sz="10" w:space="8"/>
-        </w:pBdr>
-        <w:shd w:fill="F4F6F7" w:val="clear"/>
-        <w:spacing w:after="0" w:before="0" w:line="276" w:lineRule="atLeast"/>
-        <w:ind w:left="240"/>
-        <w:jc w:val="left"/>
-      </w:pPr>
-      <w:r>
-        <w:rPr>
-          <w:rFonts w:ascii="Courier New" w:cs="Courier New" w:eastAsia="Microsoft YaHei" w:hAnsi="Courier New"/>
-          <w:color w:val="24343C"/>
-          <w:sz w:val="18"/>
-          <w:szCs w:val="18"/>
-        </w:rPr>
-        <w:t xml:space="preserve">print(Z.shape)   # (4, 4)：每个 token 融合上下文后的新表示</w:t>
-      </w:r>
-    </w:p>
-    <w:p>
-      <w:pPr>
-        <w:spacing w:line="312"/>
-        <w:ind w:firstLine="480"/>
-        <w:jc w:val="both"/>
-      </w:pPr>
-      <w:r>
-        <w:rPr>
-          <w:rFonts w:ascii="Calibri" w:eastAsia="Microsoft YaHei"/>
-          <w:color w:val="1A2B33"/>
-          <w:sz w:val="24"/>
-          <w:szCs w:val="24"/>
-        </w:rPr>
-        <w:t xml:space="preserve">运行后打印的 weights 矩阵值得盯着看一会儿：它有 n 行 n 列，每一行就是一个 token 对所有 token 的注意力分配，每行加起来恰好等于 1——这就是模型“决定看哪里”的数学实体。中间被注释掉的三行正是 2.3.1 的缩放步骤，读者不妨把它删掉、再把 d_k 调大到 512，观察权重矩阵如何退化成近乎独热的极端分布。生产系统中没人手写这段代码（工程实现用的是融合算子，见第五章），但理解它，你才能读懂开源模型源码、看懂注意力可视化的论文截图，也才能在模型行为异常时知道该去哪里找原因。</w:t>
+        <w:t xml:space="preserve">这就是自注意力（Self-Attention）的本质：一种可学习的、动态的信息检索机制。可学习，意味着“该关注谁”不是人工写死的规则，而是模型在数万亿 token 的训练中自动学出来的；动态，意味着注意力权重随输入实时计算，“动物过马路”和“马路挡住动物”虽然用词相同，注意力分配却完全不同。它还有三个关键性质值得记住：全局视野，每个位置到任何位置的距离都是一步，这是 Transformer 长程建模能力的来源；动态权重，同一句话换个语序，权重分布随之改变；置换等变——如果你把输入 token 的顺序彻底打乱，注意力的输出只是相应打乱，内容不变。第三条听起来像优点，实则是伏笔：注意力本身不知道顺序，“猫追狗”和“狗追猫”在它眼里没有区别，这正是第三章位置编码要补救的缺口。</w:t>
       </w:r>
     </w:p>
     <w:p>
@@ -3338,7 +2798,7 @@
         <w:keepNext/>
         <w:spacing w:after="140" w:before="280" w:line="360" w:lineRule="atLeast"/>
       </w:pPr>
-      <w:bookmarkStart w:id="100012" w:name="_Toc100012"/>
+      <w:bookmarkStart w:id="100008" w:name="_Toc100008"/>
       <w:r>
         <w:rPr>
           <w:rFonts w:ascii="Calibri" w:eastAsia="SimHei"/>
@@ -3348,9 +2808,9 @@
           <w:sz w:val="28"/>
           <w:szCs w:val="28"/>
         </w:rPr>
-        <w:t xml:space="preserve">2.4 因果掩码：生成时不能偷看未来</w:t>
-      </w:r>
-      <w:bookmarkEnd w:id="100012"/>
+        <w:t xml:space="preserve">2.2 Q、K、V：图书馆里的查询、索引与馆藏</w:t>
+      </w:r>
+      <w:bookmarkEnd w:id="100008"/>
     </w:p>
     <w:p>
       <w:pPr>
@@ -3365,7 +2825,7 @@
           <w:sz w:val="24"/>
           <w:szCs w:val="24"/>
         </w:rPr>
-        <w:t xml:space="preserve">还有一个机制藏在工程实现里：因果掩码（Causal Mask）。训练时为了效率，整段文本会一次性并行输入，同一批算出所有位置的注意力；但任务是“预测下一个 token”，第 t 个位置的模型只能知道 t 之前的内容，绝不能提前看到答案，否则训练就成了抄答案。解决办法很直接：把分数矩阵中代表“未来位置”的上三角部分全部替换成负无穷，Softmax 之后这些位置的权重精确为零——相当于考试时把试卷后半页盖住，想偷看也看不到。经过掩码的注意力称为掩码自注意力，这是 Decoder-Only 模型“自回归”属性的制度保障。</w:t>
+        <w:t xml:space="preserve">注意力的具体实现引入三个向量：Q（Query，查询）、K（Key，键）、V（Value，值）。三个名字借自信息检索领域，理解它们的最好方式是想象你去图书馆找书。你心里想找的内容是 Q——“我想找一本讲注意力机制的书”；每本书书脊上的标签是 K——这本书标着“深度学习、注意力”；书的实际内容是 V。找书的过程就是：拿着你的 Q 去和每本书的 K 比对匹配度，匹配度越高的书，你就越多地翻阅它的 V。最终你带走的知识，是所有书内容按匹配度加权的平均。</w:t>
       </w:r>
     </w:p>
     <w:p>
@@ -3381,49 +2841,8 @@
           <w:sz w:val="24"/>
           <w:szCs w:val="24"/>
         </w:rPr>
-        <w:t xml:space="preserve">推理阶段情况有所不同：生成第 t 个 token 时，未来根本还不存在，天然不会作弊，掩码的作用由时序本身代替。但掩码思想并未消失——它体现为“新 token 只能看见历史 token”这一不变约束，也是下一章 KV Cache 能够成立的前提：既然新 token 只依赖历史，历史 token 的中间结果就值得存下来复用。请记住这条逻辑链：自回归任务要求因果性，因果性保证历史 K、V 不随未来改变，于是缓存成为可能。注意力机制里没有孤立的知识点，环环相扣。</w:t>
-      </w:r>
-    </w:p>
-    <w:p>
-      <w:pPr>
-        <w:pStyle w:val="Heading1"/>
-        <w:keepNext/>
-        <w:pageBreakBefore/>
-        <w:spacing w:after="200" w:before="360" w:line="400" w:lineRule="atLeast"/>
-      </w:pPr>
-      <w:bookmarkStart w:id="100013" w:name="_Toc100013"/>
-      <w:r>
-        <w:rPr>
-          <w:rFonts w:ascii="Calibri" w:eastAsia="SimHei"/>
-          <w:b/>
-          <w:bCs/>
-          <w:color w:val="16324A"/>
-          <w:sz w:val="32"/>
-          <w:szCs w:val="32"/>
-        </w:rPr>
-        <w:t xml:space="preserve">第三章 多头注意力与位置编码</w:t>
-      </w:r>
-      <w:bookmarkEnd w:id="100013"/>
-    </w:p>
-    <w:p>
-      <w:pPr>
-        <w:pStyle w:val="Heading2"/>
-        <w:keepNext/>
-        <w:spacing w:after="140" w:before="280" w:line="360" w:lineRule="atLeast"/>
-      </w:pPr>
-      <w:bookmarkStart w:id="100014" w:name="_Toc100014"/>
-      <w:r>
-        <w:rPr>
-          <w:rFonts w:ascii="Calibri" w:eastAsia="SimHei"/>
-          <w:b/>
-          <w:bCs/>
-          <w:color w:val="1B4A5C"/>
-          <w:sz w:val="28"/>
-          <w:szCs w:val="28"/>
-        </w:rPr>
-        <w:t xml:space="preserve">3.1 多头注意力：一支分工明确的侦探团队</w:t>
-      </w:r>
-      <w:bookmarkEnd w:id="100014"/>
+        <w:t xml:space="preserve">精妙之处在于：在自注意力中，每个 token 同时扮演三个角色。它有自己的 Q（用来主动查询别人）、自己的 K（供别人查询自己）、自己的 V（自己贡献的实际内容）。三个角色由同一个输入向量分别乘以三个可学习的投影矩阵 WQ、WK、WV 得到——训练过程学到的，正是“该用什么姿态去查询、该亮出什么标签被查询、该贡献什么内容”这三件事。图2-4 概括了完整的计算流程，下一节逐步拆解。</w:t>
+      </w:r>
     </w:p>
     <w:p>
       <w:pPr>
@@ -3438,7 +2857,7 @@
           <w:sz w:val="24"/>
           <w:szCs w:val="24"/>
         </w:rPr>
-        <w:t xml:space="preserve">单个自注意力虽然强大，但只有一副视角。真实语言中的关系是多维的：一句话里同时存在语法结构、指代关系、语义相似、位置邻近等多种关联，让一个注意力头同时兼顾所有维度，就像让一位侦探同时勘察指纹、足迹、动机与时间线，难免顾此失彼。解决方案是多头注意力（Multi-Head Attention）：把嵌入向量拆成 h 份，每一份独立跑一遍完整的自注意力，称为一个“头”；各头输出拼接后再过一个线性变换融合。类比升级为侦探团队：有人专看指纹、有人专看足迹、有人负责排查动机，最后案情汇总，破案率自然远超单兵作战。</w:t>
+        <w:t xml:space="preserve">图2-3 先用一个所有人心里的画面把 Q、K、V 讲透——去图书馆查资料。你的问题是 Q，每本书书脊上的标签是 K，书里的实际内容是 V：拿问题对照标签，越相关的书取得越多，最后把取出的内容按相关度加权汇总成答案。整个「注意力」就是这套动作在数学上的精确化。</w:t>
       </w:r>
     </w:p>
     <w:p>
@@ -3450,7 +2869,7 @@
       <w:r>
         <w:drawing>
           <wp:inline distT="0" distB="0" distL="0" distR="0">
-            <wp:extent cx="5124450" cy="3076575"/>
+            <wp:extent cx="5486400" cy="3295650"/>
             <wp:effectExtent t="0" r="0" b="0" l="0"/>
             <wp:docPr id="1" name="" descr="" title=""/>
             <wp:cNvGraphicFramePr>
@@ -3475,7 +2894,7 @@
                   <pic:spPr bwMode="auto">
                     <a:xfrm>
                       <a:off x="0" y="0"/>
-                      <a:ext cx="5124450" cy="3076575"/>
+                      <a:ext cx="5486400" cy="3295650"/>
                     </a:xfrm>
                     <a:prstGeom prst="rect">
                       <a:avLst/>
@@ -3503,788 +2922,7 @@
           <w:sz w:val="21"/>
           <w:szCs w:val="21"/>
         </w:rPr>
-        <w:t xml:space="preserve">图2-3 多头注意力：不同的头学到不同的关注模式</w:t>
-      </w:r>
-    </w:p>
-    <w:p>
-      <w:pPr>
-        <w:spacing w:line="312"/>
-        <w:ind w:firstLine="480"/>
-        <w:jc w:val="both"/>
-      </w:pPr>
-      <w:r>
-        <w:rPr>
-          <w:rFonts w:ascii="Calibri" w:eastAsia="Microsoft YaHei"/>
-          <w:color w:val="1A2B33"/>
-          <w:sz w:val="24"/>
-          <w:szCs w:val="24"/>
-        </w:rPr>
-        <w:t xml:space="preserve">研究者对训练好的模型做过注意力可视化，发现不同的头确实自发学出了分工，图2-3 列出五种典型模式：语法头紧盯主谓一致与修饰关系，指代头专职消解代词指向，语义头关注近义与关联词，位置头固定看向相邻 token，罕见词头对低频词格外敏感——低频词往往信息量大，值得多分一点注意力预算。一个常见的误解是多头会更贵：实际上每个头的维度是总维度除以头数（比如 4096 维拆成 32 头，每头 128 维），总计算量与单头全维度相当，属于“花同样的钱雇了一个团队”。现代大模型的头数普遍很多，7B 级模型约 32 头，70B 级 64 头，GPT-3 达 96 头。</w:t>
-      </w:r>
-    </w:p>
-    <w:p>
-      <w:pPr>
-        <w:pStyle w:val="Heading3"/>
-        <w:keepNext/>
-        <w:spacing w:after="100" w:before="220" w:line="320" w:lineRule="atLeast"/>
-      </w:pPr>
-      <w:bookmarkStart w:id="100015" w:name="_Toc100015"/>
-      <w:r>
-        <w:rPr>
-          <w:rFonts w:ascii="Calibri" w:eastAsia="SimHei"/>
-          <w:b/>
-          <w:bCs/>
-          <w:color w:val="1B6B7A"/>
-          <w:sz w:val="24"/>
-          <w:szCs w:val="24"/>
-        </w:rPr>
-        <w:t xml:space="preserve">3.1.1 GQA：给 KV Cache 减负的头数设计</w:t>
-      </w:r>
-      <w:bookmarkEnd w:id="100015"/>
-    </w:p>
-    <w:p>
-      <w:pPr>
-        <w:spacing w:line="312"/>
-        <w:ind w:firstLine="480"/>
-        <w:jc w:val="both"/>
-      </w:pPr>
-      <w:r>
-        <w:rPr>
-          <w:rFonts w:ascii="Calibri" w:eastAsia="Microsoft YaHei"/>
-          <w:color w:val="1A2B33"/>
-          <w:sz w:val="24"/>
-          <w:szCs w:val="24"/>
-        </w:rPr>
-        <w:t xml:space="preserve">头多虽然聪明，却带来一个隐性代价：K 和 V 的头数越多，推理时需要缓存的量越大（原因在第四章展开）。于是工程界在注意力结构上动了一次成功的手术。标准多头注意力（MHA）中，Q、K、V 头数相同；多查询注意力（MQA）激进地让所有 Q 头共享同一组 K、V 头，缓存缩小到几十分之一，但精度有所损失；分组查询注意力（GQA）取中间路线——K、V 只保留少量头，每组被若干 Q 头共享。Llama-2-70B、Llama-3、Mistral 等主流开源模型均采用 GQA，典型配置是 64 个 Q 头配 8 个 K、V 头，缓存直接降到八分之一。给 Agent 工程师的选型提示很具体：同样参数量的两个模型，用 GQA 的那个在长上下文下的显存占用和吞吐会明显更优，卷04 的选型清单会把它列为必查项。</w:t>
-      </w:r>
-    </w:p>
-    <w:p>
-      <w:pPr>
-        <w:pStyle w:val="Heading2"/>
-        <w:keepNext/>
-        <w:spacing w:after="140" w:before="280" w:line="360" w:lineRule="atLeast"/>
-      </w:pPr>
-      <w:bookmarkStart w:id="100016" w:name="_Toc100016"/>
-      <w:r>
-        <w:rPr>
-          <w:rFonts w:ascii="Calibri" w:eastAsia="SimHei"/>
-          <w:b/>
-          <w:bCs/>
-          <w:color w:val="1B4A5C"/>
-          <w:sz w:val="28"/>
-          <w:szCs w:val="28"/>
-        </w:rPr>
-        <w:t xml:space="preserve">3.2 位置编码：给无序的注意力注入顺序</w:t>
-      </w:r>
-      <w:bookmarkEnd w:id="100016"/>
-    </w:p>
-    <w:p>
-      <w:pPr>
-        <w:pStyle w:val="Heading3"/>
-        <w:keepNext/>
-        <w:spacing w:after="100" w:before="220" w:line="320" w:lineRule="atLeast"/>
-      </w:pPr>
-      <w:bookmarkStart w:id="100017" w:name="_Toc100017"/>
-      <w:r>
-        <w:rPr>
-          <w:rFonts w:ascii="Calibri" w:eastAsia="SimHei"/>
-          <w:b/>
-          <w:bCs/>
-          <w:color w:val="1B6B7A"/>
-          <w:sz w:val="24"/>
-          <w:szCs w:val="24"/>
-        </w:rPr>
-        <w:t xml:space="preserve">3.2.1 从正弦编码到 RoPE 的演进</w:t>
-      </w:r>
-      <w:bookmarkEnd w:id="100017"/>
-    </w:p>
-    <w:p>
-      <w:pPr>
-        <w:spacing w:line="312"/>
-        <w:ind w:firstLine="480"/>
-        <w:jc w:val="both"/>
-      </w:pPr>
-      <w:r>
-        <w:rPr>
-          <w:rFonts w:ascii="Calibri" w:eastAsia="Microsoft YaHei"/>
-          <w:color w:val="1A2B33"/>
-          <w:sz w:val="24"/>
-          <w:szCs w:val="24"/>
-        </w:rPr>
-        <w:t xml:space="preserve">前文埋下的伏笔该收了：注意力是置换等变的，本身感知不到顺序。可语言显然有序——“猫追狗”和“狗追猫”意思相反，Agent 多轮调用中“谁先说的”更是关键信息。位置编码（Positional Encoding）就是给无序的注意力补上顺序感的插件，它经历了三代演进。第一代是 2017 年论文中的正弦位置编码：用一组不同频率的正弦、余弦波给每个位置生成独特“指纹”，低频维变化缓慢像钟表的时针，高频维快速震荡像秒针，组合起来每个时刻都有唯一的读数。它有三个漂亮性质：每个位置编码唯一；相对位置可以被线性表达，模型容易学到“隔了 k 个词”这类关系；理论上有界连续，可以外推。</w:t>
-      </w:r>
-    </w:p>
-    <w:p>
-      <w:pPr>
-        <w:spacing w:line="312"/>
-        <w:ind w:firstLine="480"/>
-        <w:jc w:val="both"/>
-      </w:pPr>
-      <w:r>
-        <w:rPr>
-          <w:rFonts w:ascii="Calibri" w:eastAsia="Microsoft YaHei"/>
-          <w:color w:val="1A2B33"/>
-          <w:sz w:val="24"/>
-          <w:szCs w:val="24"/>
-        </w:rPr>
-        <w:t xml:space="preserve">第二代是 BERT 采用的可学习位置编码：给每个位置分配一个可训练向量，表达力强，但训练时最长 512 个位置，推理就绝不能超过 512，完全无法外推——这在长上下文时代成了硬伤。第三代旋转位置编码（RoPE）则完成了从“加法”到“乘法”的思路转变：不再给嵌入向量加上位置信息，而是把 Q、K 向量按所在位置旋转一个对应角度。其绝妙之处在于，两个旋转后向量的点积只取决于角度差，注意力分数天然只依赖两个 token 的相对距离，而非绝对位置——第 3 轮对话和第 30 轮对话的约束，模型能正确感知“间隔了 27 轮”。RoPE 由苏剑林在 2021 年提出，如今是 Llama、Qwen、DeepSeek、Mistral 等几乎所有主流开源模型的标配。另有 ALiBi 一派，不改向量、直接在注意力分数上按距离加线性惩罚，外推能力强但主流程度不及 RoPE。</w:t>
-      </w:r>
-    </w:p>
-    <w:p>
-      <w:pPr>
-        <w:pStyle w:val="Heading3"/>
-        <w:keepNext/>
-        <w:spacing w:after="100" w:before="220" w:line="320" w:lineRule="atLeast"/>
-      </w:pPr>
-      <w:bookmarkStart w:id="100018" w:name="_Toc100018"/>
-      <w:r>
-        <w:rPr>
-          <w:rFonts w:ascii="Calibri" w:eastAsia="SimHei"/>
-          <w:b/>
-          <w:bCs/>
-          <w:color w:val="1B6B7A"/>
-          <w:sz w:val="24"/>
-          <w:szCs w:val="24"/>
-        </w:rPr>
-        <w:t xml:space="preserve">3.2.2 长度外推：128K 宣称背后的折扣</w:t>
-      </w:r>
-      <w:bookmarkEnd w:id="100018"/>
-    </w:p>
-    <w:p>
-      <w:pPr>
-        <w:spacing w:line="312"/>
-        <w:ind w:firstLine="480"/>
-        <w:jc w:val="both"/>
-      </w:pPr>
-      <w:r>
-        <w:rPr>
-          <w:rFonts w:ascii="Calibri" w:eastAsia="Microsoft YaHei"/>
-          <w:color w:val="1A2B33"/>
-          <w:sz w:val="24"/>
-          <w:szCs w:val="24"/>
-        </w:rPr>
-        <w:t xml:space="preserve">RoPE 给长上下文打开大门，但直接把训练时 4K 的模型用到 128K 仍会出问题：超远距离的旋转角度巨大，正弦函数的周期性会让位置“绕回来”，模型对超长距离的感知退化。于是有了长度外推技术：NTK 缩放不均匀地拉伸频率——低频维多拉、高频维少拉；YaRN 在此基础上再做注意力温度微调。这些技巧让“训练 8K、推理 128K”成为可能，也是许多模型宣称长上下文的真正底气。但工程上必须绷紧一根弦：宣称长度不等于训练长度，外推不等于无损。超出原生训练长度后，中段遗忘会加剧（第五章），位置感知会退化。选型时优先看模型的“原生训练长度”，其次才是外推上限——一个原生 128K 训练的模型和一个 8K 训练外推到 128K 的模型，长上下文质量天差地别。这套评估方法论在卷04 与卷15 中会落成可执行的测试。</w:t>
-      </w:r>
-    </w:p>
-    <w:p>
-      <w:pPr>
-        <w:pStyle w:val="Heading1"/>
-        <w:keepNext/>
-        <w:pageBreakBefore/>
-        <w:spacing w:after="200" w:before="360" w:line="400" w:lineRule="atLeast"/>
-      </w:pPr>
-      <w:bookmarkStart w:id="100019" w:name="_Toc100019"/>
-      <w:r>
-        <w:rPr>
-          <w:rFonts w:ascii="Calibri" w:eastAsia="SimHei"/>
-          <w:b/>
-          <w:bCs/>
-          <w:color w:val="16324A"/>
-          <w:sz w:val="32"/>
-          <w:szCs w:val="32"/>
-        </w:rPr>
-        <w:t xml:space="preserve">第四章 上下文窗口与 KV Cache：注意力成本的账本</w:t>
-      </w:r>
-      <w:bookmarkEnd w:id="100019"/>
-    </w:p>
-    <w:p>
-      <w:pPr>
-        <w:pStyle w:val="Heading2"/>
-        <w:keepNext/>
-        <w:spacing w:after="140" w:before="280" w:line="360" w:lineRule="atLeast"/>
-      </w:pPr>
-      <w:bookmarkStart w:id="100020" w:name="_Toc100020"/>
-      <w:r>
-        <w:rPr>
-          <w:rFonts w:ascii="Calibri" w:eastAsia="SimHei"/>
-          <w:b/>
-          <w:bCs/>
-          <w:color w:val="1B4A5C"/>
-          <w:sz w:val="28"/>
-          <w:szCs w:val="28"/>
-        </w:rPr>
-        <w:t xml:space="preserve">4.1 平方复杂度：上下文翻倍，代价翻四倍</w:t>
-      </w:r>
-      <w:bookmarkEnd w:id="100020"/>
-    </w:p>
-    <w:p>
-      <w:pPr>
-        <w:spacing w:line="312"/>
-        <w:ind w:firstLine="480"/>
-        <w:jc w:val="both"/>
-      </w:pPr>
-      <w:r>
-        <w:rPr>
-          <w:rFonts w:ascii="Calibri" w:eastAsia="Microsoft YaHei"/>
-          <w:color w:val="1A2B33"/>
-          <w:sz w:val="24"/>
-          <w:szCs w:val="24"/>
-        </w:rPr>
-        <w:t xml:space="preserve">注意力的强大视野是有价签的。回看计算四步：打分阶段要算每个 token 与所有 token 的两两关系，产生一个 n 乘 n 的分数矩阵——n 是上下文长度，元素个数就是 n 的平方。计算量与显存占用都随 n 的平方增长，这就是著名的 O(n²) 复杂度，Transformer 的“甜蜜负担”：它给了模型强大的长距离建模能力，也埋下了长上下文又贵又慢的种子。直观感受一下增长速度：上下文从 4K 扩到 128K，长度只翻了 32 倍，注意力计算量却涨了 1024 倍。表2-2 给出三个典型档位的量级对照，所有数字都是相对 4K 档的倍数。</w:t>
-      </w:r>
-    </w:p>
-    <w:p>
-      <w:pPr>
-        <w:keepNext/>
-        <w:spacing w:after="60" w:before="200" w:line="312"/>
-        <w:jc w:val="center"/>
-      </w:pPr>
-      <w:r>
-        <w:rPr>
-          <w:rFonts w:ascii="Calibri" w:eastAsia="Microsoft YaHei"/>
-          <w:b/>
-          <w:bCs/>
-          <w:color w:val="5A6B76"/>
-          <w:sz w:val="21"/>
-          <w:szCs w:val="21"/>
-        </w:rPr>
-        <w:t xml:space="preserve">表2-2 上下文长度与注意力代价的量级对照</w:t>
-      </w:r>
-    </w:p>
-    <w:tbl>
-      <w:tblPr>
-        <w:tblW w:type="dxa" w:w="8788"/>
-        <w:tblBorders>
-          <w:top w:val="single" w:color="1B6B7A" w:sz="4"/>
-          <w:left w:val="none" w:color="FFFFFF" w:sz="0"/>
-          <w:bottom w:val="single" w:color="1B6B7A" w:sz="4"/>
-          <w:right w:val="none" w:color="FFFFFF" w:sz="0"/>
-          <w:insideH w:val="single" w:color="C8DDE2" w:sz="1"/>
-          <w:insideV w:val="none" w:color="FFFFFF" w:sz="0"/>
-        </w:tblBorders>
-        <w:tblLayout w:type="fixed"/>
-      </w:tblPr>
-      <w:tblGrid>
-        <w:gridCol w:w="2197"/>
-        <w:gridCol w:w="2197"/>
-        <w:gridCol w:w="2197"/>
-        <w:gridCol w:w="2197"/>
-      </w:tblGrid>
-      <w:tr>
-        <w:trPr>
-          <w:cantSplit/>
-          <w:tblHeader/>
-        </w:trPr>
-        <w:tc>
-          <w:tcPr>
-            <w:tcW w:type="dxa" w:w="2197"/>
-            <w:shd w:fill="1B6B7A" w:val="clear"/>
-            <w:tcMar>
-              <w:top w:type="dxa" w:w="80"/>
-              <w:left w:type="dxa" w:w="120"/>
-              <w:bottom w:type="dxa" w:w="80"/>
-              <w:right w:type="dxa" w:w="120"/>
-            </w:tcMar>
-            <w:vAlign w:val="center"/>
-          </w:tcPr>
-          <w:p>
-            <w:pPr>
-              <w:spacing w:line="300"/>
-              <w:jc w:val="center"/>
-            </w:pPr>
-            <w:r>
-              <w:rPr>
-                <w:rFonts w:ascii="Calibri" w:eastAsia="Microsoft YaHei"/>
-                <w:b/>
-                <w:bCs/>
-                <w:color w:val="FFFFFF"/>
-                <w:sz w:val="21"/>
-                <w:szCs w:val="21"/>
-              </w:rPr>
-              <w:t xml:space="preserve">上下文长度</w:t>
-            </w:r>
-          </w:p>
-        </w:tc>
-        <w:tc>
-          <w:tcPr>
-            <w:tcW w:type="dxa" w:w="2197"/>
-            <w:shd w:fill="1B6B7A" w:val="clear"/>
-            <w:tcMar>
-              <w:top w:type="dxa" w:w="80"/>
-              <w:left w:type="dxa" w:w="120"/>
-              <w:bottom w:type="dxa" w:w="80"/>
-              <w:right w:type="dxa" w:w="120"/>
-            </w:tcMar>
-            <w:vAlign w:val="center"/>
-          </w:tcPr>
-          <w:p>
-            <w:pPr>
-              <w:spacing w:line="300"/>
-              <w:jc w:val="center"/>
-            </w:pPr>
-            <w:r>
-              <w:rPr>
-                <w:rFonts w:ascii="Calibri" w:eastAsia="Microsoft YaHei"/>
-                <w:b/>
-                <w:bCs/>
-                <w:color w:val="FFFFFF"/>
-                <w:sz w:val="21"/>
-                <w:szCs w:val="21"/>
-              </w:rPr>
-              <w:t xml:space="preserve">注意力计算量</w:t>
-            </w:r>
-          </w:p>
-        </w:tc>
-        <w:tc>
-          <w:tcPr>
-            <w:tcW w:type="dxa" w:w="2197"/>
-            <w:shd w:fill="1B6B7A" w:val="clear"/>
-            <w:tcMar>
-              <w:top w:type="dxa" w:w="80"/>
-              <w:left w:type="dxa" w:w="120"/>
-              <w:bottom w:type="dxa" w:w="80"/>
-              <w:right w:type="dxa" w:w="120"/>
-            </w:tcMar>
-            <w:vAlign w:val="center"/>
-          </w:tcPr>
-          <w:p>
-            <w:pPr>
-              <w:spacing w:line="300"/>
-              <w:jc w:val="center"/>
-            </w:pPr>
-            <w:r>
-              <w:rPr>
-                <w:rFonts w:ascii="Calibri" w:eastAsia="Microsoft YaHei"/>
-                <w:b/>
-                <w:bCs/>
-                <w:color w:val="FFFFFF"/>
-                <w:sz w:val="21"/>
-                <w:szCs w:val="21"/>
-              </w:rPr>
-              <w:t xml:space="preserve">KV Cache 占用</w:t>
-            </w:r>
-          </w:p>
-        </w:tc>
-        <w:tc>
-          <w:tcPr>
-            <w:tcW w:type="dxa" w:w="2197"/>
-            <w:shd w:fill="1B6B7A" w:val="clear"/>
-            <w:tcMar>
-              <w:top w:type="dxa" w:w="80"/>
-              <w:left w:type="dxa" w:w="120"/>
-              <w:bottom w:type="dxa" w:w="80"/>
-              <w:right w:type="dxa" w:w="120"/>
-            </w:tcMar>
-            <w:vAlign w:val="center"/>
-          </w:tcPr>
-          <w:p>
-            <w:pPr>
-              <w:spacing w:line="300"/>
-              <w:jc w:val="center"/>
-            </w:pPr>
-            <w:r>
-              <w:rPr>
-                <w:rFonts w:ascii="Calibri" w:eastAsia="Microsoft YaHei"/>
-                <w:b/>
-                <w:bCs/>
-                <w:color w:val="FFFFFF"/>
-                <w:sz w:val="21"/>
-                <w:szCs w:val="21"/>
-              </w:rPr>
-              <w:t xml:space="preserve">工程含义</w:t>
-            </w:r>
-          </w:p>
-        </w:tc>
-      </w:tr>
-      <w:tr>
-        <w:trPr>
-          <w:cantSplit/>
-        </w:trPr>
-        <w:tc>
-          <w:tcPr>
-            <w:tcW w:type="dxa" w:w="2197"/>
-            <w:tcMar>
-              <w:top w:type="dxa" w:w="70"/>
-              <w:left w:type="dxa" w:w="120"/>
-              <w:bottom w:type="dxa" w:w="70"/>
-              <w:right w:type="dxa" w:w="120"/>
-            </w:tcMar>
-            <w:vAlign w:val="center"/>
-          </w:tcPr>
-          <w:p>
-            <w:pPr>
-              <w:spacing w:line="300"/>
-              <w:jc w:val="left"/>
-            </w:pPr>
-            <w:r>
-              <w:rPr>
-                <w:rFonts w:ascii="Calibri" w:eastAsia="Microsoft YaHei"/>
-                <w:color w:val="1A2B33"/>
-                <w:sz w:val="21"/>
-                <w:szCs w:val="21"/>
-              </w:rPr>
-              <w:t xml:space="preserve">4K</w:t>
-            </w:r>
-          </w:p>
-        </w:tc>
-        <w:tc>
-          <w:tcPr>
-            <w:tcW w:type="dxa" w:w="2197"/>
-            <w:tcMar>
-              <w:top w:type="dxa" w:w="70"/>
-              <w:left w:type="dxa" w:w="120"/>
-              <w:bottom w:type="dxa" w:w="70"/>
-              <w:right w:type="dxa" w:w="120"/>
-            </w:tcMar>
-            <w:vAlign w:val="center"/>
-          </w:tcPr>
-          <w:p>
-            <w:pPr>
-              <w:spacing w:line="300"/>
-              <w:jc w:val="left"/>
-            </w:pPr>
-            <w:r>
-              <w:rPr>
-                <w:rFonts w:ascii="Calibri" w:eastAsia="Microsoft YaHei"/>
-                <w:color w:val="1A2B33"/>
-                <w:sz w:val="21"/>
-                <w:szCs w:val="21"/>
-              </w:rPr>
-              <w:t xml:space="preserve">1 倍</w:t>
-            </w:r>
-          </w:p>
-        </w:tc>
-        <w:tc>
-          <w:tcPr>
-            <w:tcW w:type="dxa" w:w="2197"/>
-            <w:tcMar>
-              <w:top w:type="dxa" w:w="70"/>
-              <w:left w:type="dxa" w:w="120"/>
-              <w:bottom w:type="dxa" w:w="70"/>
-              <w:right w:type="dxa" w:w="120"/>
-            </w:tcMar>
-            <w:vAlign w:val="center"/>
-          </w:tcPr>
-          <w:p>
-            <w:pPr>
-              <w:spacing w:line="300"/>
-              <w:jc w:val="left"/>
-            </w:pPr>
-            <w:r>
-              <w:rPr>
-                <w:rFonts w:ascii="Calibri" w:eastAsia="Microsoft YaHei"/>
-                <w:color w:val="1A2B33"/>
-                <w:sz w:val="21"/>
-                <w:szCs w:val="21"/>
-              </w:rPr>
-              <w:t xml:space="preserve">1 倍</w:t>
-            </w:r>
-          </w:p>
-        </w:tc>
-        <w:tc>
-          <w:tcPr>
-            <w:tcW w:type="dxa" w:w="2197"/>
-            <w:tcMar>
-              <w:top w:type="dxa" w:w="70"/>
-              <w:left w:type="dxa" w:w="120"/>
-              <w:bottom w:type="dxa" w:w="70"/>
-              <w:right w:type="dxa" w:w="120"/>
-            </w:tcMar>
-            <w:vAlign w:val="center"/>
-          </w:tcPr>
-          <w:p>
-            <w:pPr>
-              <w:spacing w:line="300"/>
-              <w:jc w:val="left"/>
-            </w:pPr>
-            <w:r>
-              <w:rPr>
-                <w:rFonts w:ascii="Calibri" w:eastAsia="Microsoft YaHei"/>
-                <w:color w:val="1A2B33"/>
-                <w:sz w:val="21"/>
-                <w:szCs w:val="21"/>
-              </w:rPr>
-              <w:t xml:space="preserve">短对话与单文档问答的舒适区</w:t>
-            </w:r>
-          </w:p>
-        </w:tc>
-      </w:tr>
-      <w:tr>
-        <w:trPr>
-          <w:cantSplit/>
-        </w:trPr>
-        <w:tc>
-          <w:tcPr>
-            <w:tcW w:type="dxa" w:w="2197"/>
-            <w:shd w:fill="EDF3F5" w:val="clear"/>
-            <w:tcMar>
-              <w:top w:type="dxa" w:w="70"/>
-              <w:left w:type="dxa" w:w="120"/>
-              <w:bottom w:type="dxa" w:w="70"/>
-              <w:right w:type="dxa" w:w="120"/>
-            </w:tcMar>
-            <w:vAlign w:val="center"/>
-          </w:tcPr>
-          <w:p>
-            <w:pPr>
-              <w:spacing w:line="300"/>
-              <w:jc w:val="left"/>
-            </w:pPr>
-            <w:r>
-              <w:rPr>
-                <w:rFonts w:ascii="Calibri" w:eastAsia="Microsoft YaHei"/>
-                <w:color w:val="1A2B33"/>
-                <w:sz w:val="21"/>
-                <w:szCs w:val="21"/>
-              </w:rPr>
-              <w:t xml:space="preserve">32K</w:t>
-            </w:r>
-          </w:p>
-        </w:tc>
-        <w:tc>
-          <w:tcPr>
-            <w:tcW w:type="dxa" w:w="2197"/>
-            <w:shd w:fill="EDF3F5" w:val="clear"/>
-            <w:tcMar>
-              <w:top w:type="dxa" w:w="70"/>
-              <w:left w:type="dxa" w:w="120"/>
-              <w:bottom w:type="dxa" w:w="70"/>
-              <w:right w:type="dxa" w:w="120"/>
-            </w:tcMar>
-            <w:vAlign w:val="center"/>
-          </w:tcPr>
-          <w:p>
-            <w:pPr>
-              <w:spacing w:line="300"/>
-              <w:jc w:val="left"/>
-            </w:pPr>
-            <w:r>
-              <w:rPr>
-                <w:rFonts w:ascii="Calibri" w:eastAsia="Microsoft YaHei"/>
-                <w:color w:val="1A2B33"/>
-                <w:sz w:val="21"/>
-                <w:szCs w:val="21"/>
-              </w:rPr>
-              <w:t xml:space="preserve">64 倍</w:t>
-            </w:r>
-          </w:p>
-        </w:tc>
-        <w:tc>
-          <w:tcPr>
-            <w:tcW w:type="dxa" w:w="2197"/>
-            <w:shd w:fill="EDF3F5" w:val="clear"/>
-            <w:tcMar>
-              <w:top w:type="dxa" w:w="70"/>
-              <w:left w:type="dxa" w:w="120"/>
-              <w:bottom w:type="dxa" w:w="70"/>
-              <w:right w:type="dxa" w:w="120"/>
-            </w:tcMar>
-            <w:vAlign w:val="center"/>
-          </w:tcPr>
-          <w:p>
-            <w:pPr>
-              <w:spacing w:line="300"/>
-              <w:jc w:val="left"/>
-            </w:pPr>
-            <w:r>
-              <w:rPr>
-                <w:rFonts w:ascii="Calibri" w:eastAsia="Microsoft YaHei"/>
-                <w:color w:val="1A2B33"/>
-                <w:sz w:val="21"/>
-                <w:szCs w:val="21"/>
-              </w:rPr>
-              <w:t xml:space="preserve">8 倍</w:t>
-            </w:r>
-          </w:p>
-        </w:tc>
-        <w:tc>
-          <w:tcPr>
-            <w:tcW w:type="dxa" w:w="2197"/>
-            <w:shd w:fill="EDF3F5" w:val="clear"/>
-            <w:tcMar>
-              <w:top w:type="dxa" w:w="70"/>
-              <w:left w:type="dxa" w:w="120"/>
-              <w:bottom w:type="dxa" w:w="70"/>
-              <w:right w:type="dxa" w:w="120"/>
-            </w:tcMar>
-            <w:vAlign w:val="center"/>
-          </w:tcPr>
-          <w:p>
-            <w:pPr>
-              <w:spacing w:line="300"/>
-              <w:jc w:val="left"/>
-            </w:pPr>
-            <w:r>
-              <w:rPr>
-                <w:rFonts w:ascii="Calibri" w:eastAsia="Microsoft YaHei"/>
-                <w:color w:val="1A2B33"/>
-                <w:sz w:val="21"/>
-                <w:szCs w:val="21"/>
-              </w:rPr>
-              <w:t xml:space="preserve">长文档分析，开始需要专门优化</w:t>
-            </w:r>
-          </w:p>
-        </w:tc>
-      </w:tr>
-      <w:tr>
-        <w:trPr>
-          <w:cantSplit/>
-        </w:trPr>
-        <w:tc>
-          <w:tcPr>
-            <w:tcW w:type="dxa" w:w="2197"/>
-            <w:tcMar>
-              <w:top w:type="dxa" w:w="70"/>
-              <w:left w:type="dxa" w:w="120"/>
-              <w:bottom w:type="dxa" w:w="70"/>
-              <w:right w:type="dxa" w:w="120"/>
-            </w:tcMar>
-            <w:vAlign w:val="center"/>
-          </w:tcPr>
-          <w:p>
-            <w:pPr>
-              <w:spacing w:line="300"/>
-              <w:jc w:val="left"/>
-            </w:pPr>
-            <w:r>
-              <w:rPr>
-                <w:rFonts w:ascii="Calibri" w:eastAsia="Microsoft YaHei"/>
-                <w:color w:val="1A2B33"/>
-                <w:sz w:val="21"/>
-                <w:szCs w:val="21"/>
-              </w:rPr>
-              <w:t xml:space="preserve">128K</w:t>
-            </w:r>
-          </w:p>
-        </w:tc>
-        <w:tc>
-          <w:tcPr>
-            <w:tcW w:type="dxa" w:w="2197"/>
-            <w:tcMar>
-              <w:top w:type="dxa" w:w="70"/>
-              <w:left w:type="dxa" w:w="120"/>
-              <w:bottom w:type="dxa" w:w="70"/>
-              <w:right w:type="dxa" w:w="120"/>
-            </w:tcMar>
-            <w:vAlign w:val="center"/>
-          </w:tcPr>
-          <w:p>
-            <w:pPr>
-              <w:spacing w:line="300"/>
-              <w:jc w:val="left"/>
-            </w:pPr>
-            <w:r>
-              <w:rPr>
-                <w:rFonts w:ascii="Calibri" w:eastAsia="Microsoft YaHei"/>
-                <w:color w:val="1A2B33"/>
-                <w:sz w:val="21"/>
-                <w:szCs w:val="21"/>
-              </w:rPr>
-              <w:t xml:space="preserve">1024 倍</w:t>
-            </w:r>
-          </w:p>
-        </w:tc>
-        <w:tc>
-          <w:tcPr>
-            <w:tcW w:type="dxa" w:w="2197"/>
-            <w:tcMar>
-              <w:top w:type="dxa" w:w="70"/>
-              <w:left w:type="dxa" w:w="120"/>
-              <w:bottom w:type="dxa" w:w="70"/>
-              <w:right w:type="dxa" w:w="120"/>
-            </w:tcMar>
-            <w:vAlign w:val="center"/>
-          </w:tcPr>
-          <w:p>
-            <w:pPr>
-              <w:spacing w:line="300"/>
-              <w:jc w:val="left"/>
-            </w:pPr>
-            <w:r>
-              <w:rPr>
-                <w:rFonts w:ascii="Calibri" w:eastAsia="Microsoft YaHei"/>
-                <w:color w:val="1A2B33"/>
-                <w:sz w:val="21"/>
-                <w:szCs w:val="21"/>
-              </w:rPr>
-              <w:t xml:space="preserve">32 倍</w:t>
-            </w:r>
-          </w:p>
-        </w:tc>
-        <w:tc>
-          <w:tcPr>
-            <w:tcW w:type="dxa" w:w="2197"/>
-            <w:tcMar>
-              <w:top w:type="dxa" w:w="70"/>
-              <w:left w:type="dxa" w:w="120"/>
-              <w:bottom w:type="dxa" w:w="70"/>
-              <w:right w:type="dxa" w:w="120"/>
-            </w:tcMar>
-            <w:vAlign w:val="center"/>
-          </w:tcPr>
-          <w:p>
-            <w:pPr>
-              <w:spacing w:line="300"/>
-              <w:jc w:val="left"/>
-            </w:pPr>
-            <w:r>
-              <w:rPr>
-                <w:rFonts w:ascii="Calibri" w:eastAsia="Microsoft YaHei"/>
-                <w:color w:val="1A2B33"/>
-                <w:sz w:val="21"/>
-                <w:szCs w:val="21"/>
-              </w:rPr>
-              <w:t xml:space="preserve">整本书级别，预填充成本高昂</w:t>
-            </w:r>
-          </w:p>
-        </w:tc>
-      </w:tr>
-    </w:tbl>
-    <w:p>
-      <w:pPr>
-        <w:spacing w:after="120"/>
-      </w:pPr>
-    </w:p>
-    <w:p>
-      <w:pPr>
-        <w:spacing w:line="312"/>
-        <w:ind w:firstLine="480"/>
-        <w:jc w:val="both"/>
-      </w:pPr>
-      <w:r>
-        <w:rPr>
-          <w:rFonts w:ascii="Calibri" w:eastAsia="Microsoft YaHei"/>
-          <w:color w:val="1A2B33"/>
-          <w:sz w:val="24"/>
-          <w:szCs w:val="24"/>
-        </w:rPr>
-        <w:t xml:space="preserve">理解成本的另一个关键是区分推理的两个阶段。预填充（Prefill）阶段一次性处理整个输入提示词，输入 token 之间要两两计算注意力，是 O(n²) 的，但高度并行，属于计算密集型——你付的输入 token 费用、以及长提示词下漫长的首 token 等待，主要发生在这里。解码（Decode）阶段逐个生成新 token，每步只算一个 token 与全部历史的注意力，是 O(n) 的，但无法并行，属于内存带宽密集型——输出越长的响应吐字越慢。一个 128K 的超长提示词，光是预填充就要烧掉海量算力；这就是为什么云服务的长上下文请求不但贵、首字延迟还明显，也是卷05 推理引擎诸多优化技术的用武之地。</w:t>
-      </w:r>
-    </w:p>
-    <w:p>
-      <w:pPr>
-        <w:pStyle w:val="Heading2"/>
-        <w:keepNext/>
-        <w:spacing w:after="140" w:before="280" w:line="360" w:lineRule="atLeast"/>
-      </w:pPr>
-      <w:bookmarkStart w:id="100021" w:name="_Toc100021"/>
-      <w:r>
-        <w:rPr>
-          <w:rFonts w:ascii="Calibri" w:eastAsia="SimHei"/>
-          <w:b/>
-          <w:bCs/>
-          <w:color w:val="1B4A5C"/>
-          <w:sz w:val="28"/>
-          <w:szCs w:val="28"/>
-        </w:rPr>
-        <w:t xml:space="preserve">4.2 KV Cache：用显存换时间的基石</w:t>
-      </w:r>
-      <w:bookmarkEnd w:id="100021"/>
-    </w:p>
-    <w:p>
-      <w:pPr>
-        <w:spacing w:line="312"/>
-        <w:ind w:firstLine="480"/>
-        <w:jc w:val="both"/>
-      </w:pPr>
-      <w:r>
-        <w:rPr>
-          <w:rFonts w:ascii="Calibri" w:eastAsia="Microsoft YaHei"/>
-          <w:color w:val="1A2B33"/>
-          <w:sz w:val="24"/>
-          <w:szCs w:val="24"/>
-        </w:rPr>
-        <w:t xml:space="preserve">平方复杂度说的是预填充的账，解码阶段还有另一本账。回顾 1.4 节的自回归循环：生成第 t 个 token 时要算第 t 个 token 的 Q、K、V，而注意力需要它与全部历史的 K、V 做交互——可历史的 K、V 上一步明明刚算过。朴素做法是每生成一个 token 就把前面所有 token 的 K、V 重算一遍，生成 n 个 token 的总计算量变成 O(n²)，慢到无法实用。KV Cache 的思路朴素到近乎显然：把算过的 K、V 存进显存，下一步直接复用，每步只算新 token 自己的三个向量。图2-4 对比了两种方式的差异。</w:t>
+        <w:t xml:space="preserve">图2-3 QKV 的图书馆比喻：Q=你的问题、K=书脊标签、V=馆藏内容，按相关度加权取用</w:t>
       </w:r>
     </w:p>
     <w:p>
@@ -4349,8 +2987,28 @@
           <w:sz w:val="21"/>
           <w:szCs w:val="21"/>
         </w:rPr>
-        <w:t xml:space="preserve">图2-4 有无 KV Cache 的推理过程对比</w:t>
-      </w:r>
+        <w:t xml:space="preserve">图2-4 自注意力的 QKV 计算流程</w:t>
+      </w:r>
+    </w:p>
+    <w:p>
+      <w:pPr>
+        <w:pStyle w:val="Heading2"/>
+        <w:keepNext/>
+        <w:spacing w:after="140" w:before="280" w:line="360" w:lineRule="atLeast"/>
+      </w:pPr>
+      <w:bookmarkStart w:id="100009" w:name="_Toc100009"/>
+      <w:r>
+        <w:rPr>
+          <w:rFonts w:ascii="Calibri" w:eastAsia="SimHei"/>
+          <w:b/>
+          <w:bCs/>
+          <w:color w:val="1B4A5C"/>
+          <w:sz w:val="28"/>
+          <w:szCs w:val="28"/>
+        </w:rPr>
+        <w:t xml:space="preserve">2.3 四步计算：打分、缩放、归一化、加权</w:t>
+      </w:r>
+      <w:bookmarkEnd w:id="100009"/>
     </w:p>
     <w:p>
       <w:pPr>
@@ -4365,7 +3023,79 @@
           <w:sz w:val="24"/>
           <w:szCs w:val="24"/>
         </w:rPr>
-        <w:t xml:space="preserve">复用不是免费的，代价是显存。KV Cache 的体积有一个简单的估算公式，用文字表述就是：每个 token 的缓存字节数，等于 2（K 与 V 各存一份）乘以层数、乘以 KV 头数、乘以每头维度、再乘以每个元素的字节数（FP16 为 2 字节）；总占用再乘以序列长度与并发数。把它写成几行代码，就是 Agent 工程师值得随身携带的计算器：</w:t>
+        <w:t xml:space="preserve">把流程图翻译成四步操作。第一步，打分：每个 token 的 Q 与所有 token 的 K 做点积，得到一个 n 乘 n 的分数矩阵，第 i 行第 j 列就是第 i 个 token 对第 j 个 token 的关注分数，点积越大说明两个 token 越相关。第二步，缩放：全部分数除以 K 向量维度的平方根。第三步，归一化：对每一行做 Softmax，把原始分数压成一组和为 1 的注意力权重——可以理解为把“关注预算”分配出去，每个 token 分到的比例加起来恰好是百分之百。第四步，加权求和：用这组权重对所有 token 的 V 加权平均，得到输出。输出的第 i 行，就是第 i 个 token 融合了全句信息后的新表示。整个公式写作 softmax(QK^T 除以根号 d_k) 再乘 V，每一项都对应四步中的一步，建议对照图2-4 在脑子里过两遍，直到能不看图复述。</w:t>
+      </w:r>
+    </w:p>
+    <w:p>
+      <w:pPr>
+        <w:pStyle w:val="Heading3"/>
+        <w:keepNext/>
+        <w:spacing w:after="100" w:before="220" w:line="320" w:lineRule="atLeast"/>
+      </w:pPr>
+      <w:bookmarkStart w:id="100010" w:name="_Toc100010"/>
+      <w:r>
+        <w:rPr>
+          <w:rFonts w:ascii="Calibri" w:eastAsia="SimHei"/>
+          <w:b/>
+          <w:bCs/>
+          <w:color w:val="1B6B7A"/>
+          <w:sz w:val="24"/>
+          <w:szCs w:val="24"/>
+        </w:rPr>
+        <w:t xml:space="preserve">2.3.1 一个不能省的细节：为什么要除以根号 d_k</w:t>
+      </w:r>
+      <w:bookmarkEnd w:id="100010"/>
+    </w:p>
+    <w:p>
+      <w:pPr>
+        <w:spacing w:line="312"/>
+        <w:ind w:firstLine="480"/>
+        <w:jc w:val="both"/>
+      </w:pPr>
+      <w:r>
+        <w:rPr>
+          <w:rFonts w:ascii="Calibri" w:eastAsia="Microsoft YaHei"/>
+          <w:color w:val="1A2B33"/>
+          <w:sz w:val="24"/>
+          <w:szCs w:val="24"/>
+        </w:rPr>
+        <w:t xml:space="preserve">缩放这一步看似多此一举，实则是整个机制能否训练的关键开关。点积的大小会随向量维度增大而系统性变大：维度越高，各项乘积累加越多，分数的方差越大。分数一旦悬殊，Softmax 就会走向极端——最大的分数吞掉几乎全部权重，其余归零，梯度随之趋近于零，模型“训不动”了。类比一下：如果一门考试大家分数差距悬殊，排名就固化了，后进者彻底失去追赶的动力；除以根号 d_k 相当于把分数差异控制在健康区间，让排名始终有流动的可能。这是无数初学者复现模型时最先踩的坑之一——漏掉这一步，小维度下侥幸能跑，维度一大损失函数纹丝不动。工程世界里，越是这种不起眼的细节，越值得在心里立一块警示牌。</w:t>
+      </w:r>
+    </w:p>
+    <w:p>
+      <w:pPr>
+        <w:pStyle w:val="Heading3"/>
+        <w:keepNext/>
+        <w:spacing w:after="100" w:before="220" w:line="320" w:lineRule="atLeast"/>
+      </w:pPr>
+      <w:bookmarkStart w:id="100011" w:name="_Toc100011"/>
+      <w:r>
+        <w:rPr>
+          <w:rFonts w:ascii="Calibri" w:eastAsia="SimHei"/>
+          <w:b/>
+          <w:bCs/>
+          <w:color w:val="1B6B7A"/>
+          <w:sz w:val="24"/>
+          <w:szCs w:val="24"/>
+        </w:rPr>
+        <w:t xml:space="preserve">2.3.2 十几行代码实现自注意力</w:t>
+      </w:r>
+      <w:bookmarkEnd w:id="100011"/>
+    </w:p>
+    <w:p>
+      <w:pPr>
+        <w:spacing w:line="312"/>
+        <w:ind w:firstLine="480"/>
+        <w:jc w:val="both"/>
+      </w:pPr>
+      <w:r>
+        <w:rPr>
+          <w:rFonts w:ascii="Calibri" w:eastAsia="Microsoft YaHei"/>
+          <w:color w:val="1A2B33"/>
+          <w:sz w:val="24"/>
+          <w:szCs w:val="24"/>
+        </w:rPr>
+        <w:t xml:space="preserve">概念讲再多，不如亲手跑一遍。下面用 NumPy 把四步计算完整实现，核心不超过十行，不依赖任何深度学习框架：</w:t>
       </w:r>
     </w:p>
     <w:p>
@@ -4385,7 +3115,7 @@
           <w:sz w:val="18"/>
           <w:szCs w:val="18"/>
         </w:rPr>
-        <w:t xml:space="preserve">def kv_cache_gb(n_layers, n_kv_heads, head_dim, seq_len,</w:t>
+        <w:t xml:space="preserve">import numpy as np</w:t>
       </w:r>
     </w:p>
     <w:p>
@@ -4405,7 +3135,7 @@
           <w:sz w:val="18"/>
           <w:szCs w:val="18"/>
         </w:rPr>
-        <w:t xml:space="preserve">                batch=1, dtype_bytes=2):</w:t>
+        <w:t xml:space="preserve"> </w:t>
       </w:r>
     </w:p>
     <w:p>
@@ -4425,7 +3155,7 @@
           <w:sz w:val="18"/>
           <w:szCs w:val="18"/>
         </w:rPr>
-        <w:t xml:space="preserve">    """FP16 下 KV Cache 总大小（GB）。n_kv_heads 是 GQA 后的 KV 头数"""</w:t>
+        <w:t xml:space="preserve">def softmax(x):                              # 数值稳定的归一化</w:t>
       </w:r>
     </w:p>
     <w:p>
@@ -4445,7 +3175,7 @@
           <w:sz w:val="18"/>
           <w:szCs w:val="18"/>
         </w:rPr>
-        <w:t xml:space="preserve">    per_token = 2 * n_layers * n_kv_heads * head_dim * dtype_bytes</w:t>
+        <w:t xml:space="preserve">    e = np.exp(x - x.max(-1, keepdims=True))</w:t>
       </w:r>
     </w:p>
     <w:p>
@@ -4465,7 +3195,7 @@
           <w:sz w:val="18"/>
           <w:szCs w:val="18"/>
         </w:rPr>
-        <w:t xml:space="preserve">    return per_token * seq_len * batch / 1e9</w:t>
+        <w:t xml:space="preserve">    return e / e.sum(-1, keepdims=True)</w:t>
       </w:r>
     </w:p>
     <w:p>
@@ -4505,7 +3235,7 @@
           <w:sz w:val="18"/>
           <w:szCs w:val="18"/>
         </w:rPr>
-        <w:t xml:space="preserve">print(kv_cache_gb(32, 8, 128, 32 * 1024))    # 7B 级 GQA，32K：约 4.3 GB</w:t>
+        <w:t xml:space="preserve">def self_attention(x, Wq, Wk, Wv):           # x 形状 (n, d_model)</w:t>
       </w:r>
     </w:p>
     <w:p>
@@ -4525,7 +3255,7 @@
           <w:sz w:val="18"/>
           <w:szCs w:val="18"/>
         </w:rPr>
-        <w:t xml:space="preserve">print(kv_cache_gb(80, 8, 128, 32 * 1024))    # 70B 级 GQA，32K：约 10.7 GB</w:t>
+        <w:t xml:space="preserve">    Q, K, V = x @ Wq, x @ Wk, x @ Wv         # 三个角色分别投影</w:t>
       </w:r>
     </w:p>
     <w:p>
@@ -4545,7 +3275,207 @@
           <w:sz w:val="18"/>
           <w:szCs w:val="18"/>
         </w:rPr>
-        <w:t xml:space="preserve">print(kv_cache_gb(80, 128, 128, 32 * 1024))  # 70B 级不用 GQA：约 172 GB</w:t>
+        <w:t xml:space="preserve">    d_k = Q.shape[-1]</w:t>
+      </w:r>
+    </w:p>
+    <w:p>
+      <w:pPr>
+        <w:pBdr>
+          <w:left w:val="single" w:color="8FA6AD" w:sz="10" w:space="8"/>
+        </w:pBdr>
+        <w:shd w:fill="F4F6F7" w:val="clear"/>
+        <w:spacing w:after="0" w:before="0" w:line="276" w:lineRule="atLeast"/>
+        <w:ind w:left="240"/>
+        <w:jc w:val="left"/>
+      </w:pPr>
+      <w:r>
+        <w:rPr>
+          <w:rFonts w:ascii="Courier New" w:cs="Courier New" w:eastAsia="Microsoft YaHei" w:hAnsi="Courier New"/>
+          <w:color w:val="24343C"/>
+          <w:sz w:val="18"/>
+          <w:szCs w:val="18"/>
+        </w:rPr>
+        <w:t xml:space="preserve">    scores = Q @ K.T / np.sqrt(d_k)          # 1. 点积打分  2. 缩放</w:t>
+      </w:r>
+    </w:p>
+    <w:p>
+      <w:pPr>
+        <w:pBdr>
+          <w:left w:val="single" w:color="8FA6AD" w:sz="10" w:space="8"/>
+        </w:pBdr>
+        <w:shd w:fill="F4F6F7" w:val="clear"/>
+        <w:spacing w:after="0" w:before="0" w:line="276" w:lineRule="atLeast"/>
+        <w:ind w:left="240"/>
+        <w:jc w:val="left"/>
+      </w:pPr>
+      <w:r>
+        <w:rPr>
+          <w:rFonts w:ascii="Courier New" w:cs="Courier New" w:eastAsia="Microsoft YaHei" w:hAnsi="Courier New"/>
+          <w:color w:val="24343C"/>
+          <w:sz w:val="18"/>
+          <w:szCs w:val="18"/>
+        </w:rPr>
+        <w:t xml:space="preserve">    weights = softmax(scores)                # 3. 每行归一化为权重</w:t>
+      </w:r>
+    </w:p>
+    <w:p>
+      <w:pPr>
+        <w:pBdr>
+          <w:left w:val="single" w:color="8FA6AD" w:sz="10" w:space="8"/>
+        </w:pBdr>
+        <w:shd w:fill="F4F6F7" w:val="clear"/>
+        <w:spacing w:after="0" w:before="0" w:line="276" w:lineRule="atLeast"/>
+        <w:ind w:left="240"/>
+        <w:jc w:val="left"/>
+      </w:pPr>
+      <w:r>
+        <w:rPr>
+          <w:rFonts w:ascii="Courier New" w:cs="Courier New" w:eastAsia="Microsoft YaHei" w:hAnsi="Courier New"/>
+          <w:color w:val="24343C"/>
+          <w:sz w:val="18"/>
+          <w:szCs w:val="18"/>
+        </w:rPr>
+        <w:t xml:space="preserve">    return weights @ V                       # 4. 加权求和</w:t>
+      </w:r>
+    </w:p>
+    <w:p>
+      <w:pPr>
+        <w:pBdr>
+          <w:left w:val="single" w:color="8FA6AD" w:sz="10" w:space="8"/>
+        </w:pBdr>
+        <w:shd w:fill="F4F6F7" w:val="clear"/>
+        <w:spacing w:after="0" w:before="0" w:line="276" w:lineRule="atLeast"/>
+        <w:ind w:left="240"/>
+        <w:jc w:val="left"/>
+      </w:pPr>
+      <w:r>
+        <w:rPr>
+          <w:rFonts w:ascii="Courier New" w:cs="Courier New" w:eastAsia="Microsoft YaHei" w:hAnsi="Courier New"/>
+          <w:color w:val="24343C"/>
+          <w:sz w:val="18"/>
+          <w:szCs w:val="18"/>
+        </w:rPr>
+        <w:t xml:space="preserve"> </w:t>
+      </w:r>
+    </w:p>
+    <w:p>
+      <w:pPr>
+        <w:pBdr>
+          <w:left w:val="single" w:color="8FA6AD" w:sz="10" w:space="8"/>
+        </w:pBdr>
+        <w:shd w:fill="F4F6F7" w:val="clear"/>
+        <w:spacing w:after="0" w:before="0" w:line="276" w:lineRule="atLeast"/>
+        <w:ind w:left="240"/>
+        <w:jc w:val="left"/>
+      </w:pPr>
+      <w:r>
+        <w:rPr>
+          <w:rFonts w:ascii="Courier New" w:cs="Courier New" w:eastAsia="Microsoft YaHei" w:hAnsi="Courier New"/>
+          <w:color w:val="24343C"/>
+          <w:sz w:val="18"/>
+          <w:szCs w:val="18"/>
+        </w:rPr>
+        <w:t xml:space="preserve">n, d_model, d_k = 4, 8, 4</w:t>
+      </w:r>
+    </w:p>
+    <w:p>
+      <w:pPr>
+        <w:pBdr>
+          <w:left w:val="single" w:color="8FA6AD" w:sz="10" w:space="8"/>
+        </w:pBdr>
+        <w:shd w:fill="F4F6F7" w:val="clear"/>
+        <w:spacing w:after="0" w:before="0" w:line="276" w:lineRule="atLeast"/>
+        <w:ind w:left="240"/>
+        <w:jc w:val="left"/>
+      </w:pPr>
+      <w:r>
+        <w:rPr>
+          <w:rFonts w:ascii="Courier New" w:cs="Courier New" w:eastAsia="Microsoft YaHei" w:hAnsi="Courier New"/>
+          <w:color w:val="24343C"/>
+          <w:sz w:val="18"/>
+          <w:szCs w:val="18"/>
+        </w:rPr>
+        <w:t xml:space="preserve">x = np.random.randn(n, d_model)              # 4 个 token 的嵌入</w:t>
+      </w:r>
+    </w:p>
+    <w:p>
+      <w:pPr>
+        <w:pBdr>
+          <w:left w:val="single" w:color="8FA6AD" w:sz="10" w:space="8"/>
+        </w:pBdr>
+        <w:shd w:fill="F4F6F7" w:val="clear"/>
+        <w:spacing w:after="0" w:before="0" w:line="276" w:lineRule="atLeast"/>
+        <w:ind w:left="240"/>
+        <w:jc w:val="left"/>
+      </w:pPr>
+      <w:r>
+        <w:rPr>
+          <w:rFonts w:ascii="Courier New" w:cs="Courier New" w:eastAsia="Microsoft YaHei" w:hAnsi="Courier New"/>
+          <w:color w:val="24343C"/>
+          <w:sz w:val="18"/>
+          <w:szCs w:val="18"/>
+        </w:rPr>
+        <w:t xml:space="preserve">Z = self_attention(x, np.random.randn(d_model, d_k),</w:t>
+      </w:r>
+    </w:p>
+    <w:p>
+      <w:pPr>
+        <w:pBdr>
+          <w:left w:val="single" w:color="8FA6AD" w:sz="10" w:space="8"/>
+        </w:pBdr>
+        <w:shd w:fill="F4F6F7" w:val="clear"/>
+        <w:spacing w:after="0" w:before="0" w:line="276" w:lineRule="atLeast"/>
+        <w:ind w:left="240"/>
+        <w:jc w:val="left"/>
+      </w:pPr>
+      <w:r>
+        <w:rPr>
+          <w:rFonts w:ascii="Courier New" w:cs="Courier New" w:eastAsia="Microsoft YaHei" w:hAnsi="Courier New"/>
+          <w:color w:val="24343C"/>
+          <w:sz w:val="18"/>
+          <w:szCs w:val="18"/>
+        </w:rPr>
+        <w:t xml:space="preserve">                   np.random.randn(d_model, d_k),</w:t>
+      </w:r>
+    </w:p>
+    <w:p>
+      <w:pPr>
+        <w:pBdr>
+          <w:left w:val="single" w:color="8FA6AD" w:sz="10" w:space="8"/>
+        </w:pBdr>
+        <w:shd w:fill="F4F6F7" w:val="clear"/>
+        <w:spacing w:after="0" w:before="0" w:line="276" w:lineRule="atLeast"/>
+        <w:ind w:left="240"/>
+        <w:jc w:val="left"/>
+      </w:pPr>
+      <w:r>
+        <w:rPr>
+          <w:rFonts w:ascii="Courier New" w:cs="Courier New" w:eastAsia="Microsoft YaHei" w:hAnsi="Courier New"/>
+          <w:color w:val="24343C"/>
+          <w:sz w:val="18"/>
+          <w:szCs w:val="18"/>
+        </w:rPr>
+        <w:t xml:space="preserve">                   np.random.randn(d_model, d_k))</w:t>
+      </w:r>
+    </w:p>
+    <w:p>
+      <w:pPr>
+        <w:pBdr>
+          <w:left w:val="single" w:color="8FA6AD" w:sz="10" w:space="8"/>
+        </w:pBdr>
+        <w:shd w:fill="F4F6F7" w:val="clear"/>
+        <w:spacing w:after="0" w:before="0" w:line="276" w:lineRule="atLeast"/>
+        <w:ind w:left="240"/>
+        <w:jc w:val="left"/>
+      </w:pPr>
+      <w:r>
+        <w:rPr>
+          <w:rFonts w:ascii="Courier New" w:cs="Courier New" w:eastAsia="Microsoft YaHei" w:hAnsi="Courier New"/>
+          <w:color w:val="24343C"/>
+          <w:sz w:val="18"/>
+          <w:szCs w:val="18"/>
+        </w:rPr>
+        <w:t xml:space="preserve">print(Z.shape)   # (4, 4)：每个 token 融合上下文后的新表示</w:t>
       </w:r>
     </w:p>
     <w:p>
@@ -4561,13 +3491,169 @@
           <w:sz w:val="24"/>
           <w:szCs w:val="24"/>
         </w:rPr>
-        <w:t xml:space="preserve">这几个数字值得背下来，因为它们揭示了长上下文推理的真正瓶颈。7B 级模型用 GQA，32K 上下文的缓存约 4.3 GB，轻松可控；70B 级配 GQA 约 10.7 GB，可以接受；而若不用 GQA（KV 头数与 Q 头数同为 128），同样 32K 的缓存高达约 172 GB——比模型权重本身（约 140 GB）还大，一张 80 GB 的卡连一个会话都装不下。这解释了三件工程事实：为什么 3.1.1 节的 GQA 是长上下文模型的标配；为什么推理服务的高并发难题本质是 KV Cache 的显存难题（卷05）；为什么 KV 量化、缓存淘汰技术有真实的经济价值（卷06）。表2-3 汇总了典型配置的估算结果。</w:t>
-      </w:r>
-    </w:p>
-    <w:p>
-      <w:pPr>
+        <w:t xml:space="preserve">运行后打印的 weights 矩阵值得盯着看一会儿：它有 n 行 n 列，每一行就是一个 token 对所有 token 的注意力分配，每行加起来恰好等于 1——这就是模型“决定看哪里”的数学实体。中间被注释掉的三行正是 2.3.1 的缩放步骤，读者不妨把它删掉、再把 d_k 调大到 512，观察权重矩阵如何退化成近乎独热的极端分布。生产系统中没人手写这段代码（工程实现用的是融合算子，见第五章），但理解它，你才能读懂开源模型源码、看懂注意力可视化的论文截图，也才能在模型行为异常时知道该去哪里找原因。</w:t>
+      </w:r>
+    </w:p>
+    <w:p>
+      <w:pPr>
+        <w:pStyle w:val="Heading2"/>
         <w:keepNext/>
-        <w:spacing w:after="60" w:before="200" w:line="312"/>
+        <w:spacing w:after="140" w:before="280" w:line="360" w:lineRule="atLeast"/>
+      </w:pPr>
+      <w:bookmarkStart w:id="100012" w:name="_Toc100012"/>
+      <w:r>
+        <w:rPr>
+          <w:rFonts w:ascii="Calibri" w:eastAsia="SimHei"/>
+          <w:b/>
+          <w:bCs/>
+          <w:color w:val="1B4A5C"/>
+          <w:sz w:val="28"/>
+          <w:szCs w:val="28"/>
+        </w:rPr>
+        <w:t xml:space="preserve">2.4 因果掩码：生成时不能偷看未来</w:t>
+      </w:r>
+      <w:bookmarkEnd w:id="100012"/>
+    </w:p>
+    <w:p>
+      <w:pPr>
+        <w:spacing w:line="312"/>
+        <w:ind w:firstLine="480"/>
+        <w:jc w:val="both"/>
+      </w:pPr>
+      <w:r>
+        <w:rPr>
+          <w:rFonts w:ascii="Calibri" w:eastAsia="Microsoft YaHei"/>
+          <w:color w:val="1A2B33"/>
+          <w:sz w:val="24"/>
+          <w:szCs w:val="24"/>
+        </w:rPr>
+        <w:t xml:space="preserve">还有一个机制藏在工程实现里：因果掩码（Causal Mask）。训练时为了效率，整段文本会一次性并行输入，同一批算出所有位置的注意力；但任务是“预测下一个 token”，第 t 个位置的模型只能知道 t 之前的内容，绝不能提前看到答案，否则训练就成了抄答案。解决办法很直接：把分数矩阵中代表“未来位置”的上三角部分全部替换成负无穷，Softmax 之后这些位置的权重精确为零——相当于考试时把试卷后半页盖住，想偷看也看不到。经过掩码的注意力称为掩码自注意力，这是 Decoder-Only 模型“自回归”属性的制度保障。</w:t>
+      </w:r>
+    </w:p>
+    <w:p>
+      <w:pPr>
+        <w:spacing w:line="312"/>
+        <w:ind w:firstLine="480"/>
+        <w:jc w:val="both"/>
+      </w:pPr>
+      <w:r>
+        <w:rPr>
+          <w:rFonts w:ascii="Calibri" w:eastAsia="Microsoft YaHei"/>
+          <w:color w:val="1A2B33"/>
+          <w:sz w:val="24"/>
+          <w:szCs w:val="24"/>
+        </w:rPr>
+        <w:t xml:space="preserve">推理阶段情况有所不同：生成第 t 个 token 时，未来根本还不存在，天然不会作弊，掩码的作用由时序本身代替。但掩码思想并未消失——它体现为“新 token 只能看见历史 token”这一不变约束，也是下一章 KV Cache 能够成立的前提：既然新 token 只依赖历史，历史 token 的中间结果就值得存下来复用。请记住这条逻辑链：自回归任务要求因果性，因果性保证历史 K、V 不随未来改变，于是缓存成为可能。注意力机制里没有孤立的知识点，环环相扣。</w:t>
+      </w:r>
+    </w:p>
+    <w:p>
+      <w:pPr>
+        <w:pStyle w:val="Heading1"/>
+        <w:keepNext/>
+        <w:pageBreakBefore/>
+        <w:spacing w:after="200" w:before="360" w:line="400" w:lineRule="atLeast"/>
+      </w:pPr>
+      <w:bookmarkStart w:id="100013" w:name="_Toc100013"/>
+      <w:r>
+        <w:rPr>
+          <w:rFonts w:ascii="Calibri" w:eastAsia="SimHei"/>
+          <w:b/>
+          <w:bCs/>
+          <w:color w:val="16324A"/>
+          <w:sz w:val="32"/>
+          <w:szCs w:val="32"/>
+        </w:rPr>
+        <w:t xml:space="preserve">第三章 多头注意力与位置编码</w:t>
+      </w:r>
+      <w:bookmarkEnd w:id="100013"/>
+    </w:p>
+    <w:p>
+      <w:pPr>
+        <w:pStyle w:val="Heading2"/>
+        <w:keepNext/>
+        <w:spacing w:after="140" w:before="280" w:line="360" w:lineRule="atLeast"/>
+      </w:pPr>
+      <w:bookmarkStart w:id="100014" w:name="_Toc100014"/>
+      <w:r>
+        <w:rPr>
+          <w:rFonts w:ascii="Calibri" w:eastAsia="SimHei"/>
+          <w:b/>
+          <w:bCs/>
+          <w:color w:val="1B4A5C"/>
+          <w:sz w:val="28"/>
+          <w:szCs w:val="28"/>
+        </w:rPr>
+        <w:t xml:space="preserve">3.1 多头注意力：一支分工明确的侦探团队</w:t>
+      </w:r>
+      <w:bookmarkEnd w:id="100014"/>
+    </w:p>
+    <w:p>
+      <w:pPr>
+        <w:spacing w:line="312"/>
+        <w:ind w:firstLine="480"/>
+        <w:jc w:val="both"/>
+      </w:pPr>
+      <w:r>
+        <w:rPr>
+          <w:rFonts w:ascii="Calibri" w:eastAsia="Microsoft YaHei"/>
+          <w:color w:val="1A2B33"/>
+          <w:sz w:val="24"/>
+          <w:szCs w:val="24"/>
+        </w:rPr>
+        <w:t xml:space="preserve">单个自注意力虽然强大，但只有一副视角。真实语言中的关系是多维的：一句话里同时存在语法结构、指代关系、语义相似、位置邻近等多种关联，让一个注意力头同时兼顾所有维度，就像让一位侦探同时勘察指纹、足迹、动机与时间线，难免顾此失彼。解决方案是多头注意力（Multi-Head Attention）：把嵌入向量拆成 h 份，每一份独立跑一遍完整的自注意力，称为一个“头”；各头输出拼接后再过一个线性变换融合。类比升级为侦探团队：有人专看指纹、有人专看足迹、有人负责排查动机，最后案情汇总，破案率自然远超单兵作战。</w:t>
+      </w:r>
+    </w:p>
+    <w:p>
+      <w:pPr>
+        <w:keepNext/>
+        <w:spacing w:after="40" w:before="160"/>
+        <w:jc w:val="center"/>
+      </w:pPr>
+      <w:r>
+        <w:drawing>
+          <wp:inline distT="0" distB="0" distL="0" distR="0">
+            <wp:extent cx="5124450" cy="3076575"/>
+            <wp:effectExtent t="0" r="0" b="0" l="0"/>
+            <wp:docPr id="1" name="" descr="" title=""/>
+            <wp:cNvGraphicFramePr>
+              <a:graphicFrameLocks xmlns:a="http://schemas.openxmlformats.org/drawingml/2006/main" noChangeAspect="1"/>
+            </wp:cNvGraphicFramePr>
+            <a:graphic xmlns:a="http://schemas.openxmlformats.org/drawingml/2006/main">
+              <a:graphicData uri="http://schemas.openxmlformats.org/drawingml/2006/picture">
+                <pic:pic xmlns:pic="http://schemas.openxmlformats.org/drawingml/2006/picture">
+                  <pic:nvPicPr>
+                    <pic:cNvPr id="0" name="" descr=""/>
+                    <pic:cNvPicPr>
+                      <a:picLocks noChangeAspect="1" noChangeArrowheads="1"/>
+                    </pic:cNvPicPr>
+                  </pic:nvPicPr>
+                  <pic:blipFill>
+                    <a:blip r:embed="rId15" cstate="none"/>
+                    <a:srcRect/>
+                    <a:stretch>
+                      <a:fillRect/>
+                    </a:stretch>
+                  </pic:blipFill>
+                  <pic:spPr bwMode="auto">
+                    <a:xfrm>
+                      <a:off x="0" y="0"/>
+                      <a:ext cx="5124450" cy="3076575"/>
+                    </a:xfrm>
+                    <a:prstGeom prst="rect">
+                      <a:avLst/>
+                    </a:prstGeom>
+                  </pic:spPr>
+                </pic:pic>
+              </a:graphicData>
+            </a:graphic>
+          </wp:inline>
+        </w:drawing>
+      </w:r>
+    </w:p>
+    <w:p>
+      <w:pPr>
+        <w:keepNext w:val="false"/>
+        <w:spacing w:after="200" w:before="60" w:line="312"/>
         <w:jc w:val="center"/>
       </w:pPr>
       <w:r>
@@ -4579,7 +3665,323 @@
           <w:sz w:val="21"/>
           <w:szCs w:val="21"/>
         </w:rPr>
-        <w:t xml:space="preserve">表2-3 KV Cache 显存估算示例（FP16 精度）</w:t>
+        <w:t xml:space="preserve">图2-5 多头注意力：不同的头学到不同的关注模式</w:t>
+      </w:r>
+    </w:p>
+    <w:p>
+      <w:pPr>
+        <w:spacing w:line="312"/>
+        <w:ind w:firstLine="480"/>
+        <w:jc w:val="both"/>
+      </w:pPr>
+      <w:r>
+        <w:rPr>
+          <w:rFonts w:ascii="Calibri" w:eastAsia="Microsoft YaHei"/>
+          <w:color w:val="1A2B33"/>
+          <w:sz w:val="24"/>
+          <w:szCs w:val="24"/>
+        </w:rPr>
+        <w:t xml:space="preserve">研究者对训练好的模型做过注意力可视化，发现不同的头确实自发学出了分工，图2-5 列出五种典型模式：语法头紧盯主谓一致与修饰关系，指代头专职消解代词指向，语义头关注近义与关联词，位置头固定看向相邻 token，罕见词头对低频词格外敏感——低频词往往信息量大，值得多分一点注意力预算。一个常见的误解是多头会更贵：实际上每个头的维度是总维度除以头数（比如 4096 维拆成 32 头，每头 128 维），总计算量与单头全维度相当，属于“花同样的钱雇了一个团队”。现代大模型的头数普遍很多，7B 级模型约 32 头，70B 级 64 头，GPT-3 达 96 头。</w:t>
+      </w:r>
+    </w:p>
+    <w:p>
+      <w:pPr>
+        <w:pStyle w:val="Heading3"/>
+        <w:keepNext/>
+        <w:spacing w:after="100" w:before="220" w:line="320" w:lineRule="atLeast"/>
+      </w:pPr>
+      <w:bookmarkStart w:id="100015" w:name="_Toc100015"/>
+      <w:r>
+        <w:rPr>
+          <w:rFonts w:ascii="Calibri" w:eastAsia="SimHei"/>
+          <w:b/>
+          <w:bCs/>
+          <w:color w:val="1B6B7A"/>
+          <w:sz w:val="24"/>
+          <w:szCs w:val="24"/>
+        </w:rPr>
+        <w:t xml:space="preserve">3.1.1 GQA：给 KV Cache 减负的头数设计</w:t>
+      </w:r>
+      <w:bookmarkEnd w:id="100015"/>
+    </w:p>
+    <w:p>
+      <w:pPr>
+        <w:spacing w:line="312"/>
+        <w:ind w:firstLine="480"/>
+        <w:jc w:val="both"/>
+      </w:pPr>
+      <w:r>
+        <w:rPr>
+          <w:rFonts w:ascii="Calibri" w:eastAsia="Microsoft YaHei"/>
+          <w:color w:val="1A2B33"/>
+          <w:sz w:val="24"/>
+          <w:szCs w:val="24"/>
+        </w:rPr>
+        <w:t xml:space="preserve">头多虽然聪明，却带来一个隐性代价：K 和 V 的头数越多，推理时需要缓存的量越大（原因在第四章展开）。于是工程界在注意力结构上动了一次成功的手术。标准多头注意力（MHA）中，Q、K、V 头数相同；多查询注意力（MQA）激进地让所有 Q 头共享同一组 K、V 头，缓存缩小到几十分之一，但精度有所损失；分组查询注意力（GQA）取中间路线——K、V 只保留少量头，每组被若干 Q 头共享。Llama-2-70B、Llama-3、Mistral 等主流开源模型均采用 GQA，典型配置是 64 个 Q 头配 8 个 K、V 头，缓存直接降到八分之一。给 Agent 工程师的选型提示很具体：同样参数量的两个模型，用 GQA 的那个在长上下文下的显存占用和吞吐会明显更优，卷04 的选型清单会把它列为必查项。</w:t>
+      </w:r>
+    </w:p>
+    <w:p>
+      <w:pPr>
+        <w:pStyle w:val="Heading2"/>
+        <w:keepNext/>
+        <w:spacing w:after="140" w:before="280" w:line="360" w:lineRule="atLeast"/>
+      </w:pPr>
+      <w:bookmarkStart w:id="100016" w:name="_Toc100016"/>
+      <w:r>
+        <w:rPr>
+          <w:rFonts w:ascii="Calibri" w:eastAsia="SimHei"/>
+          <w:b/>
+          <w:bCs/>
+          <w:color w:val="1B4A5C"/>
+          <w:sz w:val="28"/>
+          <w:szCs w:val="28"/>
+        </w:rPr>
+        <w:t xml:space="preserve">3.2 位置编码：给无序的注意力注入顺序</w:t>
+      </w:r>
+      <w:bookmarkEnd w:id="100016"/>
+    </w:p>
+    <w:p>
+      <w:pPr>
+        <w:pStyle w:val="Heading3"/>
+        <w:keepNext/>
+        <w:spacing w:after="100" w:before="220" w:line="320" w:lineRule="atLeast"/>
+      </w:pPr>
+      <w:bookmarkStart w:id="100017" w:name="_Toc100017"/>
+      <w:r>
+        <w:rPr>
+          <w:rFonts w:ascii="Calibri" w:eastAsia="SimHei"/>
+          <w:b/>
+          <w:bCs/>
+          <w:color w:val="1B6B7A"/>
+          <w:sz w:val="24"/>
+          <w:szCs w:val="24"/>
+        </w:rPr>
+        <w:t xml:space="preserve">3.2.1 从正弦编码到 RoPE 的演进</w:t>
+      </w:r>
+      <w:bookmarkEnd w:id="100017"/>
+    </w:p>
+    <w:p>
+      <w:pPr>
+        <w:spacing w:line="312"/>
+        <w:ind w:firstLine="480"/>
+        <w:jc w:val="both"/>
+      </w:pPr>
+      <w:r>
+        <w:rPr>
+          <w:rFonts w:ascii="Calibri" w:eastAsia="Microsoft YaHei"/>
+          <w:color w:val="1A2B33"/>
+          <w:sz w:val="24"/>
+          <w:szCs w:val="24"/>
+        </w:rPr>
+        <w:t xml:space="preserve">前文埋下的伏笔该收了：注意力是置换等变的，本身感知不到顺序。可语言显然有序——“猫追狗”和“狗追猫”意思相反，Agent 多轮调用中“谁先说的”更是关键信息。位置编码（Positional Encoding）就是给无序的注意力补上顺序感的插件，它经历了三代演进。第一代是 2017 年论文中的正弦位置编码：用一组不同频率的正弦、余弦波给每个位置生成独特“指纹”，低频维变化缓慢像钟表的时针，高频维快速震荡像秒针，组合起来每个时刻都有唯一的读数。它有三个漂亮性质：每个位置编码唯一；相对位置可以被线性表达，模型容易学到“隔了 k 个词”这类关系；理论上有界连续，可以外推。</w:t>
+      </w:r>
+    </w:p>
+    <w:p>
+      <w:pPr>
+        <w:spacing w:line="312"/>
+        <w:ind w:firstLine="480"/>
+        <w:jc w:val="both"/>
+      </w:pPr>
+      <w:r>
+        <w:rPr>
+          <w:rFonts w:ascii="Calibri" w:eastAsia="Microsoft YaHei"/>
+          <w:color w:val="1A2B33"/>
+          <w:sz w:val="24"/>
+          <w:szCs w:val="24"/>
+        </w:rPr>
+        <w:t xml:space="preserve">第二代是 BERT 采用的可学习位置编码：给每个位置分配一个可训练向量，表达力强，但训练时最长 512 个位置，推理就绝不能超过 512，完全无法外推——这在长上下文时代成了硬伤。第三代旋转位置编码（RoPE）则完成了从“加法”到“乘法”的思路转变：不再给嵌入向量加上位置信息，而是把 Q、K 向量按所在位置旋转一个对应角度。其绝妙之处在于，两个旋转后向量的点积只取决于角度差，注意力分数天然只依赖两个 token 的相对距离，而非绝对位置——第 3 轮对话和第 30 轮对话的约束，模型能正确感知“间隔了 27 轮”。RoPE 由苏剑林在 2021 年提出，如今是 Llama、Qwen、DeepSeek、Mistral 等几乎所有主流开源模型的标配。另有 ALiBi 一派，不改向量、直接在注意力分数上按距离加线性惩罚，外推能力强但主流程度不及 RoPE。</w:t>
+      </w:r>
+    </w:p>
+    <w:p>
+      <w:pPr>
+        <w:pStyle w:val="Heading3"/>
+        <w:keepNext/>
+        <w:spacing w:after="100" w:before="220" w:line="320" w:lineRule="atLeast"/>
+      </w:pPr>
+      <w:bookmarkStart w:id="100018" w:name="_Toc100018"/>
+      <w:r>
+        <w:rPr>
+          <w:rFonts w:ascii="Calibri" w:eastAsia="SimHei"/>
+          <w:b/>
+          <w:bCs/>
+          <w:color w:val="1B6B7A"/>
+          <w:sz w:val="24"/>
+          <w:szCs w:val="24"/>
+        </w:rPr>
+        <w:t xml:space="preserve">3.2.2 长度外推：128K 宣称背后的折扣</w:t>
+      </w:r>
+      <w:bookmarkEnd w:id="100018"/>
+    </w:p>
+    <w:p>
+      <w:pPr>
+        <w:spacing w:line="312"/>
+        <w:ind w:firstLine="480"/>
+        <w:jc w:val="both"/>
+      </w:pPr>
+      <w:r>
+        <w:rPr>
+          <w:rFonts w:ascii="Calibri" w:eastAsia="Microsoft YaHei"/>
+          <w:color w:val="1A2B33"/>
+          <w:sz w:val="24"/>
+          <w:szCs w:val="24"/>
+        </w:rPr>
+        <w:t xml:space="preserve">RoPE 给长上下文打开大门，但直接把训练时 4K 的模型用到 128K 仍会出问题：超远距离的旋转角度巨大，正弦函数的周期性会让位置“绕回来”，模型对超长距离的感知退化。于是有了长度外推技术：NTK 缩放不均匀地拉伸频率——低频维多拉、高频维少拉；YaRN 在此基础上再做注意力温度微调。这些技巧让“训练 8K、推理 128K”成为可能，也是许多模型宣称长上下文的真正底气。但工程上必须绷紧一根弦：宣称长度不等于训练长度，外推不等于无损。超出原生训练长度后，中段遗忘会加剧（第五章），位置感知会退化。选型时优先看模型的“原生训练长度”，其次才是外推上限——一个原生 128K 训练的模型和一个 8K 训练外推到 128K 的模型，长上下文质量天差地别。这套评估方法论在卷04 与卷15 中会落成可执行的测试。</w:t>
+      </w:r>
+    </w:p>
+    <w:p>
+      <w:pPr>
+        <w:pStyle w:val="Heading1"/>
+        <w:keepNext/>
+        <w:pageBreakBefore/>
+        <w:spacing w:after="200" w:before="360" w:line="400" w:lineRule="atLeast"/>
+      </w:pPr>
+      <w:bookmarkStart w:id="100019" w:name="_Toc100019"/>
+      <w:r>
+        <w:rPr>
+          <w:rFonts w:ascii="Calibri" w:eastAsia="SimHei"/>
+          <w:b/>
+          <w:bCs/>
+          <w:color w:val="16324A"/>
+          <w:sz w:val="32"/>
+          <w:szCs w:val="32"/>
+        </w:rPr>
+        <w:t xml:space="preserve">第四章 上下文窗口与 KV Cache：注意力成本的账本</w:t>
+      </w:r>
+      <w:bookmarkEnd w:id="100019"/>
+    </w:p>
+    <w:p>
+      <w:pPr>
+        <w:pStyle w:val="Heading2"/>
+        <w:keepNext/>
+        <w:spacing w:after="140" w:before="280" w:line="360" w:lineRule="atLeast"/>
+      </w:pPr>
+      <w:bookmarkStart w:id="100020" w:name="_Toc100020"/>
+      <w:r>
+        <w:rPr>
+          <w:rFonts w:ascii="Calibri" w:eastAsia="SimHei"/>
+          <w:b/>
+          <w:bCs/>
+          <w:color w:val="1B4A5C"/>
+          <w:sz w:val="28"/>
+          <w:szCs w:val="28"/>
+        </w:rPr>
+        <w:t xml:space="preserve">4.1 平方复杂度：上下文翻倍，代价翻四倍</w:t>
+      </w:r>
+      <w:bookmarkEnd w:id="100020"/>
+    </w:p>
+    <w:p>
+      <w:pPr>
+        <w:spacing w:line="312"/>
+        <w:ind w:firstLine="480"/>
+        <w:jc w:val="both"/>
+      </w:pPr>
+      <w:r>
+        <w:rPr>
+          <w:rFonts w:ascii="Calibri" w:eastAsia="Microsoft YaHei"/>
+          <w:color w:val="1A2B33"/>
+          <w:sz w:val="24"/>
+          <w:szCs w:val="24"/>
+        </w:rPr>
+        <w:t xml:space="preserve">注意力的强大视野是有代价的。回看计算四步：打分阶段要算每个 token 与所有 token 的两两关系，产生一个 n 乘 n 的分数矩阵——n 是上下文长度，元素个数就是 n 的平方。计算量与显存占用都随 n 的平方增长，这就是著名的 O(n²) 复杂度，Transformer 的“甜蜜负担”：它给了模型强大的长距离建模能力，也埋下了长上下文又贵又慢的种子。直观感受一下增长速度：上下文从 4K 扩到 128K，长度只翻了 32 倍，注意力计算量却涨了 1024 倍。表2-2 给出三个典型档位的量级对照，所有数字都是相对 4K 档的倍数。</w:t>
+      </w:r>
+    </w:p>
+    <w:p>
+      <w:pPr>
+        <w:spacing w:line="312"/>
+        <w:ind w:firstLine="480"/>
+        <w:jc w:val="both"/>
+      </w:pPr>
+      <w:r>
+        <w:rPr>
+          <w:rFonts w:ascii="Calibri" w:eastAsia="Microsoft YaHei"/>
+          <w:color w:val="1A2B33"/>
+          <w:sz w:val="24"/>
+          <w:szCs w:val="24"/>
+        </w:rPr>
+        <w:t xml:space="preserve">图2-6 用「全班握手」给这道算术题一个直观印象：每个 token 都要与其他所有 token 两两计算一次相关性，正如班里每两个人都要握一次手。人数（上下文长度）翻倍，握手次数（计算量）就要翻四倍左右——这就是长上下文又贵又慢的几何根源，也是后续一切「省算力」技术的出发点。</w:t>
+      </w:r>
+    </w:p>
+    <w:p>
+      <w:pPr>
+        <w:keepNext/>
+        <w:spacing w:after="40" w:before="160"/>
+        <w:jc w:val="center"/>
+      </w:pPr>
+      <w:r>
+        <w:drawing>
+          <wp:inline distT="0" distB="0" distL="0" distR="0">
+            <wp:extent cx="5305425" cy="3181350"/>
+            <wp:effectExtent t="0" r="0" b="0" l="0"/>
+            <wp:docPr id="1" name="" descr="" title=""/>
+            <wp:cNvGraphicFramePr>
+              <a:graphicFrameLocks xmlns:a="http://schemas.openxmlformats.org/drawingml/2006/main" noChangeAspect="1"/>
+            </wp:cNvGraphicFramePr>
+            <a:graphic xmlns:a="http://schemas.openxmlformats.org/drawingml/2006/main">
+              <a:graphicData uri="http://schemas.openxmlformats.org/drawingml/2006/picture">
+                <pic:pic xmlns:pic="http://schemas.openxmlformats.org/drawingml/2006/picture">
+                  <pic:nvPicPr>
+                    <pic:cNvPr id="0" name="" descr=""/>
+                    <pic:cNvPicPr>
+                      <a:picLocks noChangeAspect="1" noChangeArrowheads="1"/>
+                    </pic:cNvPicPr>
+                  </pic:nvPicPr>
+                  <pic:blipFill>
+                    <a:blip r:embed="rId16" cstate="none"/>
+                    <a:srcRect/>
+                    <a:stretch>
+                      <a:fillRect/>
+                    </a:stretch>
+                  </pic:blipFill>
+                  <pic:spPr bwMode="auto">
+                    <a:xfrm>
+                      <a:off x="0" y="0"/>
+                      <a:ext cx="5305425" cy="3181350"/>
+                    </a:xfrm>
+                    <a:prstGeom prst="rect">
+                      <a:avLst/>
+                    </a:prstGeom>
+                  </pic:spPr>
+                </pic:pic>
+              </a:graphicData>
+            </a:graphic>
+          </wp:inline>
+        </w:drawing>
+      </w:r>
+    </w:p>
+    <w:p>
+      <w:pPr>
+        <w:keepNext w:val="false"/>
+        <w:spacing w:after="200" w:before="60" w:line="312"/>
+        <w:jc w:val="center"/>
+      </w:pPr>
+      <w:r>
+        <w:rPr>
+          <w:rFonts w:ascii="Calibri" w:eastAsia="Microsoft YaHei"/>
+          <w:b/>
+          <w:bCs/>
+          <w:color w:val="5A6B76"/>
+          <w:sz w:val="21"/>
+          <w:szCs w:val="21"/>
+        </w:rPr>
+        <w:t xml:space="preserve">图2-6 平方复杂度的握手比喻：4 人 6 次握手，8 人 28 次——上下文翻倍，计算量约翻四倍</w:t>
+      </w:r>
+    </w:p>
+    <w:p>
+      <w:pPr>
+        <w:keepNext/>
+        <w:spacing w:after="60" w:before="200" w:line="312"/>
+        <w:jc w:val="center"/>
+      </w:pPr>
+      <w:r>
+        <w:rPr>
+          <w:rFonts w:ascii="Calibri" w:eastAsia="Microsoft YaHei"/>
+          <w:b/>
+          <w:bCs/>
+          <w:color w:val="5A6B76"/>
+          <w:sz w:val="21"/>
+          <w:szCs w:val="21"/>
+        </w:rPr>
+        <w:t xml:space="preserve">表2-2 上下文长度与注意力代价的量级对照</w:t>
       </w:r>
     </w:p>
     <w:tbl>
@@ -4632,6 +4034,928 @@
                 <w:sz w:val="21"/>
                 <w:szCs w:val="21"/>
               </w:rPr>
+              <w:t xml:space="preserve">上下文长度</w:t>
+            </w:r>
+          </w:p>
+        </w:tc>
+        <w:tc>
+          <w:tcPr>
+            <w:tcW w:type="dxa" w:w="2197"/>
+            <w:shd w:fill="1B6B7A" w:val="clear"/>
+            <w:tcMar>
+              <w:top w:type="dxa" w:w="80"/>
+              <w:left w:type="dxa" w:w="120"/>
+              <w:bottom w:type="dxa" w:w="80"/>
+              <w:right w:type="dxa" w:w="120"/>
+            </w:tcMar>
+            <w:vAlign w:val="center"/>
+          </w:tcPr>
+          <w:p>
+            <w:pPr>
+              <w:spacing w:line="300"/>
+              <w:jc w:val="center"/>
+            </w:pPr>
+            <w:r>
+              <w:rPr>
+                <w:rFonts w:ascii="Calibri" w:eastAsia="Microsoft YaHei"/>
+                <w:b/>
+                <w:bCs/>
+                <w:color w:val="FFFFFF"/>
+                <w:sz w:val="21"/>
+                <w:szCs w:val="21"/>
+              </w:rPr>
+              <w:t xml:space="preserve">注意力计算量</w:t>
+            </w:r>
+          </w:p>
+        </w:tc>
+        <w:tc>
+          <w:tcPr>
+            <w:tcW w:type="dxa" w:w="2197"/>
+            <w:shd w:fill="1B6B7A" w:val="clear"/>
+            <w:tcMar>
+              <w:top w:type="dxa" w:w="80"/>
+              <w:left w:type="dxa" w:w="120"/>
+              <w:bottom w:type="dxa" w:w="80"/>
+              <w:right w:type="dxa" w:w="120"/>
+            </w:tcMar>
+            <w:vAlign w:val="center"/>
+          </w:tcPr>
+          <w:p>
+            <w:pPr>
+              <w:spacing w:line="300"/>
+              <w:jc w:val="center"/>
+            </w:pPr>
+            <w:r>
+              <w:rPr>
+                <w:rFonts w:ascii="Calibri" w:eastAsia="Microsoft YaHei"/>
+                <w:b/>
+                <w:bCs/>
+                <w:color w:val="FFFFFF"/>
+                <w:sz w:val="21"/>
+                <w:szCs w:val="21"/>
+              </w:rPr>
+              <w:t xml:space="preserve">KV Cache 占用</w:t>
+            </w:r>
+          </w:p>
+        </w:tc>
+        <w:tc>
+          <w:tcPr>
+            <w:tcW w:type="dxa" w:w="2197"/>
+            <w:shd w:fill="1B6B7A" w:val="clear"/>
+            <w:tcMar>
+              <w:top w:type="dxa" w:w="80"/>
+              <w:left w:type="dxa" w:w="120"/>
+              <w:bottom w:type="dxa" w:w="80"/>
+              <w:right w:type="dxa" w:w="120"/>
+            </w:tcMar>
+            <w:vAlign w:val="center"/>
+          </w:tcPr>
+          <w:p>
+            <w:pPr>
+              <w:spacing w:line="300"/>
+              <w:jc w:val="center"/>
+            </w:pPr>
+            <w:r>
+              <w:rPr>
+                <w:rFonts w:ascii="Calibri" w:eastAsia="Microsoft YaHei"/>
+                <w:b/>
+                <w:bCs/>
+                <w:color w:val="FFFFFF"/>
+                <w:sz w:val="21"/>
+                <w:szCs w:val="21"/>
+              </w:rPr>
+              <w:t xml:space="preserve">工程含义</w:t>
+            </w:r>
+          </w:p>
+        </w:tc>
+      </w:tr>
+      <w:tr>
+        <w:trPr>
+          <w:cantSplit/>
+        </w:trPr>
+        <w:tc>
+          <w:tcPr>
+            <w:tcW w:type="dxa" w:w="2197"/>
+            <w:tcMar>
+              <w:top w:type="dxa" w:w="70"/>
+              <w:left w:type="dxa" w:w="120"/>
+              <w:bottom w:type="dxa" w:w="70"/>
+              <w:right w:type="dxa" w:w="120"/>
+            </w:tcMar>
+            <w:vAlign w:val="center"/>
+          </w:tcPr>
+          <w:p>
+            <w:pPr>
+              <w:spacing w:line="300"/>
+              <w:jc w:val="left"/>
+            </w:pPr>
+            <w:r>
+              <w:rPr>
+                <w:rFonts w:ascii="Calibri" w:eastAsia="Microsoft YaHei"/>
+                <w:color w:val="1A2B33"/>
+                <w:sz w:val="21"/>
+                <w:szCs w:val="21"/>
+              </w:rPr>
+              <w:t xml:space="preserve">4K</w:t>
+            </w:r>
+          </w:p>
+        </w:tc>
+        <w:tc>
+          <w:tcPr>
+            <w:tcW w:type="dxa" w:w="2197"/>
+            <w:tcMar>
+              <w:top w:type="dxa" w:w="70"/>
+              <w:left w:type="dxa" w:w="120"/>
+              <w:bottom w:type="dxa" w:w="70"/>
+              <w:right w:type="dxa" w:w="120"/>
+            </w:tcMar>
+            <w:vAlign w:val="center"/>
+          </w:tcPr>
+          <w:p>
+            <w:pPr>
+              <w:spacing w:line="300"/>
+              <w:jc w:val="left"/>
+            </w:pPr>
+            <w:r>
+              <w:rPr>
+                <w:rFonts w:ascii="Calibri" w:eastAsia="Microsoft YaHei"/>
+                <w:color w:val="1A2B33"/>
+                <w:sz w:val="21"/>
+                <w:szCs w:val="21"/>
+              </w:rPr>
+              <w:t xml:space="preserve">1 倍</w:t>
+            </w:r>
+          </w:p>
+        </w:tc>
+        <w:tc>
+          <w:tcPr>
+            <w:tcW w:type="dxa" w:w="2197"/>
+            <w:tcMar>
+              <w:top w:type="dxa" w:w="70"/>
+              <w:left w:type="dxa" w:w="120"/>
+              <w:bottom w:type="dxa" w:w="70"/>
+              <w:right w:type="dxa" w:w="120"/>
+            </w:tcMar>
+            <w:vAlign w:val="center"/>
+          </w:tcPr>
+          <w:p>
+            <w:pPr>
+              <w:spacing w:line="300"/>
+              <w:jc w:val="left"/>
+            </w:pPr>
+            <w:r>
+              <w:rPr>
+                <w:rFonts w:ascii="Calibri" w:eastAsia="Microsoft YaHei"/>
+                <w:color w:val="1A2B33"/>
+                <w:sz w:val="21"/>
+                <w:szCs w:val="21"/>
+              </w:rPr>
+              <w:t xml:space="preserve">1 倍</w:t>
+            </w:r>
+          </w:p>
+        </w:tc>
+        <w:tc>
+          <w:tcPr>
+            <w:tcW w:type="dxa" w:w="2197"/>
+            <w:tcMar>
+              <w:top w:type="dxa" w:w="70"/>
+              <w:left w:type="dxa" w:w="120"/>
+              <w:bottom w:type="dxa" w:w="70"/>
+              <w:right w:type="dxa" w:w="120"/>
+            </w:tcMar>
+            <w:vAlign w:val="center"/>
+          </w:tcPr>
+          <w:p>
+            <w:pPr>
+              <w:spacing w:line="300"/>
+              <w:jc w:val="left"/>
+            </w:pPr>
+            <w:r>
+              <w:rPr>
+                <w:rFonts w:ascii="Calibri" w:eastAsia="Microsoft YaHei"/>
+                <w:color w:val="1A2B33"/>
+                <w:sz w:val="21"/>
+                <w:szCs w:val="21"/>
+              </w:rPr>
+              <w:t xml:space="preserve">短对话与单文档问答的舒适区</w:t>
+            </w:r>
+          </w:p>
+        </w:tc>
+      </w:tr>
+      <w:tr>
+        <w:trPr>
+          <w:cantSplit/>
+        </w:trPr>
+        <w:tc>
+          <w:tcPr>
+            <w:tcW w:type="dxa" w:w="2197"/>
+            <w:shd w:fill="EDF3F5" w:val="clear"/>
+            <w:tcMar>
+              <w:top w:type="dxa" w:w="70"/>
+              <w:left w:type="dxa" w:w="120"/>
+              <w:bottom w:type="dxa" w:w="70"/>
+              <w:right w:type="dxa" w:w="120"/>
+            </w:tcMar>
+            <w:vAlign w:val="center"/>
+          </w:tcPr>
+          <w:p>
+            <w:pPr>
+              <w:spacing w:line="300"/>
+              <w:jc w:val="left"/>
+            </w:pPr>
+            <w:r>
+              <w:rPr>
+                <w:rFonts w:ascii="Calibri" w:eastAsia="Microsoft YaHei"/>
+                <w:color w:val="1A2B33"/>
+                <w:sz w:val="21"/>
+                <w:szCs w:val="21"/>
+              </w:rPr>
+              <w:t xml:space="preserve">32K</w:t>
+            </w:r>
+          </w:p>
+        </w:tc>
+        <w:tc>
+          <w:tcPr>
+            <w:tcW w:type="dxa" w:w="2197"/>
+            <w:shd w:fill="EDF3F5" w:val="clear"/>
+            <w:tcMar>
+              <w:top w:type="dxa" w:w="70"/>
+              <w:left w:type="dxa" w:w="120"/>
+              <w:bottom w:type="dxa" w:w="70"/>
+              <w:right w:type="dxa" w:w="120"/>
+            </w:tcMar>
+            <w:vAlign w:val="center"/>
+          </w:tcPr>
+          <w:p>
+            <w:pPr>
+              <w:spacing w:line="300"/>
+              <w:jc w:val="left"/>
+            </w:pPr>
+            <w:r>
+              <w:rPr>
+                <w:rFonts w:ascii="Calibri" w:eastAsia="Microsoft YaHei"/>
+                <w:color w:val="1A2B33"/>
+                <w:sz w:val="21"/>
+                <w:szCs w:val="21"/>
+              </w:rPr>
+              <w:t xml:space="preserve">64 倍</w:t>
+            </w:r>
+          </w:p>
+        </w:tc>
+        <w:tc>
+          <w:tcPr>
+            <w:tcW w:type="dxa" w:w="2197"/>
+            <w:shd w:fill="EDF3F5" w:val="clear"/>
+            <w:tcMar>
+              <w:top w:type="dxa" w:w="70"/>
+              <w:left w:type="dxa" w:w="120"/>
+              <w:bottom w:type="dxa" w:w="70"/>
+              <w:right w:type="dxa" w:w="120"/>
+            </w:tcMar>
+            <w:vAlign w:val="center"/>
+          </w:tcPr>
+          <w:p>
+            <w:pPr>
+              <w:spacing w:line="300"/>
+              <w:jc w:val="left"/>
+            </w:pPr>
+            <w:r>
+              <w:rPr>
+                <w:rFonts w:ascii="Calibri" w:eastAsia="Microsoft YaHei"/>
+                <w:color w:val="1A2B33"/>
+                <w:sz w:val="21"/>
+                <w:szCs w:val="21"/>
+              </w:rPr>
+              <w:t xml:space="preserve">8 倍</w:t>
+            </w:r>
+          </w:p>
+        </w:tc>
+        <w:tc>
+          <w:tcPr>
+            <w:tcW w:type="dxa" w:w="2197"/>
+            <w:shd w:fill="EDF3F5" w:val="clear"/>
+            <w:tcMar>
+              <w:top w:type="dxa" w:w="70"/>
+              <w:left w:type="dxa" w:w="120"/>
+              <w:bottom w:type="dxa" w:w="70"/>
+              <w:right w:type="dxa" w:w="120"/>
+            </w:tcMar>
+            <w:vAlign w:val="center"/>
+          </w:tcPr>
+          <w:p>
+            <w:pPr>
+              <w:spacing w:line="300"/>
+              <w:jc w:val="left"/>
+            </w:pPr>
+            <w:r>
+              <w:rPr>
+                <w:rFonts w:ascii="Calibri" w:eastAsia="Microsoft YaHei"/>
+                <w:color w:val="1A2B33"/>
+                <w:sz w:val="21"/>
+                <w:szCs w:val="21"/>
+              </w:rPr>
+              <w:t xml:space="preserve">长文档分析，开始需要专门优化</w:t>
+            </w:r>
+          </w:p>
+        </w:tc>
+      </w:tr>
+      <w:tr>
+        <w:trPr>
+          <w:cantSplit/>
+        </w:trPr>
+        <w:tc>
+          <w:tcPr>
+            <w:tcW w:type="dxa" w:w="2197"/>
+            <w:tcMar>
+              <w:top w:type="dxa" w:w="70"/>
+              <w:left w:type="dxa" w:w="120"/>
+              <w:bottom w:type="dxa" w:w="70"/>
+              <w:right w:type="dxa" w:w="120"/>
+            </w:tcMar>
+            <w:vAlign w:val="center"/>
+          </w:tcPr>
+          <w:p>
+            <w:pPr>
+              <w:spacing w:line="300"/>
+              <w:jc w:val="left"/>
+            </w:pPr>
+            <w:r>
+              <w:rPr>
+                <w:rFonts w:ascii="Calibri" w:eastAsia="Microsoft YaHei"/>
+                <w:color w:val="1A2B33"/>
+                <w:sz w:val="21"/>
+                <w:szCs w:val="21"/>
+              </w:rPr>
+              <w:t xml:space="preserve">128K</w:t>
+            </w:r>
+          </w:p>
+        </w:tc>
+        <w:tc>
+          <w:tcPr>
+            <w:tcW w:type="dxa" w:w="2197"/>
+            <w:tcMar>
+              <w:top w:type="dxa" w:w="70"/>
+              <w:left w:type="dxa" w:w="120"/>
+              <w:bottom w:type="dxa" w:w="70"/>
+              <w:right w:type="dxa" w:w="120"/>
+            </w:tcMar>
+            <w:vAlign w:val="center"/>
+          </w:tcPr>
+          <w:p>
+            <w:pPr>
+              <w:spacing w:line="300"/>
+              <w:jc w:val="left"/>
+            </w:pPr>
+            <w:r>
+              <w:rPr>
+                <w:rFonts w:ascii="Calibri" w:eastAsia="Microsoft YaHei"/>
+                <w:color w:val="1A2B33"/>
+                <w:sz w:val="21"/>
+                <w:szCs w:val="21"/>
+              </w:rPr>
+              <w:t xml:space="preserve">1024 倍</w:t>
+            </w:r>
+          </w:p>
+        </w:tc>
+        <w:tc>
+          <w:tcPr>
+            <w:tcW w:type="dxa" w:w="2197"/>
+            <w:tcMar>
+              <w:top w:type="dxa" w:w="70"/>
+              <w:left w:type="dxa" w:w="120"/>
+              <w:bottom w:type="dxa" w:w="70"/>
+              <w:right w:type="dxa" w:w="120"/>
+            </w:tcMar>
+            <w:vAlign w:val="center"/>
+          </w:tcPr>
+          <w:p>
+            <w:pPr>
+              <w:spacing w:line="300"/>
+              <w:jc w:val="left"/>
+            </w:pPr>
+            <w:r>
+              <w:rPr>
+                <w:rFonts w:ascii="Calibri" w:eastAsia="Microsoft YaHei"/>
+                <w:color w:val="1A2B33"/>
+                <w:sz w:val="21"/>
+                <w:szCs w:val="21"/>
+              </w:rPr>
+              <w:t xml:space="preserve">32 倍</w:t>
+            </w:r>
+          </w:p>
+        </w:tc>
+        <w:tc>
+          <w:tcPr>
+            <w:tcW w:type="dxa" w:w="2197"/>
+            <w:tcMar>
+              <w:top w:type="dxa" w:w="70"/>
+              <w:left w:type="dxa" w:w="120"/>
+              <w:bottom w:type="dxa" w:w="70"/>
+              <w:right w:type="dxa" w:w="120"/>
+            </w:tcMar>
+            <w:vAlign w:val="center"/>
+          </w:tcPr>
+          <w:p>
+            <w:pPr>
+              <w:spacing w:line="300"/>
+              <w:jc w:val="left"/>
+            </w:pPr>
+            <w:r>
+              <w:rPr>
+                <w:rFonts w:ascii="Calibri" w:eastAsia="Microsoft YaHei"/>
+                <w:color w:val="1A2B33"/>
+                <w:sz w:val="21"/>
+                <w:szCs w:val="21"/>
+              </w:rPr>
+              <w:t xml:space="preserve">整本书级别，预填充成本高昂</w:t>
+            </w:r>
+          </w:p>
+        </w:tc>
+      </w:tr>
+    </w:tbl>
+    <w:p>
+      <w:pPr>
+        <w:spacing w:after="120"/>
+      </w:pPr>
+    </w:p>
+    <w:p>
+      <w:pPr>
+        <w:spacing w:line="312"/>
+        <w:ind w:firstLine="480"/>
+        <w:jc w:val="both"/>
+      </w:pPr>
+      <w:r>
+        <w:rPr>
+          <w:rFonts w:ascii="Calibri" w:eastAsia="Microsoft YaHei"/>
+          <w:color w:val="1A2B33"/>
+          <w:sz w:val="24"/>
+          <w:szCs w:val="24"/>
+        </w:rPr>
+        <w:t xml:space="preserve">理解成本的另一个关键是区分推理的两个阶段。预填充（Prefill）阶段一次性处理整个输入提示词，输入 token 之间要两两计算注意力，是 O(n²) 的，但高度并行，属于计算密集型——你付的输入 token 费用、以及长提示词下漫长的首 token 等待，主要发生在这里。解码（Decode）阶段逐个生成新 token，每步只算一个 token 与全部历史的注意力，是 O(n) 的，但无法并行，属于内存带宽密集型——输出越长的响应吐字越慢。一个 128K 的超长提示词，光是预填充就要烧掉海量算力；这就是为什么云服务的长上下文请求不但贵、首字延迟还明显，也是卷05 推理引擎诸多优化技术的用武之地。</w:t>
+      </w:r>
+    </w:p>
+    <w:p>
+      <w:pPr>
+        <w:pStyle w:val="Heading2"/>
+        <w:keepNext/>
+        <w:spacing w:after="140" w:before="280" w:line="360" w:lineRule="atLeast"/>
+      </w:pPr>
+      <w:bookmarkStart w:id="100021" w:name="_Toc100021"/>
+      <w:r>
+        <w:rPr>
+          <w:rFonts w:ascii="Calibri" w:eastAsia="SimHei"/>
+          <w:b/>
+          <w:bCs/>
+          <w:color w:val="1B4A5C"/>
+          <w:sz w:val="28"/>
+          <w:szCs w:val="28"/>
+        </w:rPr>
+        <w:t xml:space="preserve">4.2 KV Cache：用显存换时间的基石</w:t>
+      </w:r>
+      <w:bookmarkEnd w:id="100021"/>
+    </w:p>
+    <w:p>
+      <w:pPr>
+        <w:spacing w:line="312"/>
+        <w:ind w:firstLine="480"/>
+        <w:jc w:val="both"/>
+      </w:pPr>
+      <w:r>
+        <w:rPr>
+          <w:rFonts w:ascii="Calibri" w:eastAsia="Microsoft YaHei"/>
+          <w:color w:val="1A2B33"/>
+          <w:sz w:val="24"/>
+          <w:szCs w:val="24"/>
+        </w:rPr>
+        <w:t xml:space="preserve">平方复杂度说的是预填充的账，解码阶段还有另一本账。回顾 1.4 节的自回归循环：生成第 t 个 token 时要算第 t 个 token 的 Q、K、V，而注意力需要它与全部历史的 K、V 做交互——可历史的 K、V 上一步明明刚算过。朴素做法是每生成一个 token 就把前面所有 token 的 K、V 重算一遍，生成 n 个 token 的总计算量变成 O(n²)，慢到无法实用。KV Cache 的思路朴素到近乎显然：把算过的 K、V 存进显存，下一步直接复用，每步只算新 token 自己的三个向量。图2-7 对比了两种方式的差异。</w:t>
+      </w:r>
+    </w:p>
+    <w:p>
+      <w:pPr>
+        <w:keepNext/>
+        <w:spacing w:after="40" w:before="160"/>
+        <w:jc w:val="center"/>
+      </w:pPr>
+      <w:r>
+        <w:drawing>
+          <wp:inline distT="0" distB="0" distL="0" distR="0">
+            <wp:extent cx="5486400" cy="3295650"/>
+            <wp:effectExtent t="0" r="0" b="0" l="0"/>
+            <wp:docPr id="1" name="" descr="" title=""/>
+            <wp:cNvGraphicFramePr>
+              <a:graphicFrameLocks xmlns:a="http://schemas.openxmlformats.org/drawingml/2006/main" noChangeAspect="1"/>
+            </wp:cNvGraphicFramePr>
+            <a:graphic xmlns:a="http://schemas.openxmlformats.org/drawingml/2006/main">
+              <a:graphicData uri="http://schemas.openxmlformats.org/drawingml/2006/picture">
+                <pic:pic xmlns:pic="http://schemas.openxmlformats.org/drawingml/2006/picture">
+                  <pic:nvPicPr>
+                    <pic:cNvPr id="0" name="" descr=""/>
+                    <pic:cNvPicPr>
+                      <a:picLocks noChangeAspect="1" noChangeArrowheads="1"/>
+                    </pic:cNvPicPr>
+                  </pic:nvPicPr>
+                  <pic:blipFill>
+                    <a:blip r:embed="rId17" cstate="none"/>
+                    <a:srcRect/>
+                    <a:stretch>
+                      <a:fillRect/>
+                    </a:stretch>
+                  </pic:blipFill>
+                  <pic:spPr bwMode="auto">
+                    <a:xfrm>
+                      <a:off x="0" y="0"/>
+                      <a:ext cx="5486400" cy="3295650"/>
+                    </a:xfrm>
+                    <a:prstGeom prst="rect">
+                      <a:avLst/>
+                    </a:prstGeom>
+                  </pic:spPr>
+                </pic:pic>
+              </a:graphicData>
+            </a:graphic>
+          </wp:inline>
+        </w:drawing>
+      </w:r>
+    </w:p>
+    <w:p>
+      <w:pPr>
+        <w:keepNext w:val="false"/>
+        <w:spacing w:after="200" w:before="60" w:line="312"/>
+        <w:jc w:val="center"/>
+      </w:pPr>
+      <w:r>
+        <w:rPr>
+          <w:rFonts w:ascii="Calibri" w:eastAsia="Microsoft YaHei"/>
+          <w:b/>
+          <w:bCs/>
+          <w:color w:val="5A6B76"/>
+          <w:sz w:val="21"/>
+          <w:szCs w:val="21"/>
+        </w:rPr>
+        <w:t xml:space="preserve">图2-7 有无 KV Cache 的推理过程对比</w:t>
+      </w:r>
+    </w:p>
+    <w:p>
+      <w:pPr>
+        <w:spacing w:line="312"/>
+        <w:ind w:firstLine="480"/>
+        <w:jc w:val="both"/>
+      </w:pPr>
+      <w:r>
+        <w:rPr>
+          <w:rFonts w:ascii="Calibri" w:eastAsia="Microsoft YaHei"/>
+          <w:color w:val="1A2B33"/>
+          <w:sz w:val="24"/>
+          <w:szCs w:val="24"/>
+        </w:rPr>
+        <w:t xml:space="preserve">图2-8 再给一个生活化比喻：把「读长篇小说写续写」当成推理过程。不做笔记的人每写一个新句子都要从第一页重读全书；做笔记的人把每个人物、每条伏笔记成卡片（K 是「标签」，V 是「要点」），新句子只需对照卡片续写。KV Cache 存的就是这些卡片——它解释了推理为什么能越写越快，也解释了显存为什么随上下文线性增长（卷05）。</w:t>
+      </w:r>
+    </w:p>
+    <w:p>
+      <w:pPr>
+        <w:keepNext/>
+        <w:spacing w:after="40" w:before="160"/>
+        <w:jc w:val="center"/>
+      </w:pPr>
+      <w:r>
+        <w:drawing>
+          <wp:inline distT="0" distB="0" distL="0" distR="0">
+            <wp:extent cx="5486400" cy="3295650"/>
+            <wp:effectExtent t="0" r="0" b="0" l="0"/>
+            <wp:docPr id="1" name="" descr="" title=""/>
+            <wp:cNvGraphicFramePr>
+              <a:graphicFrameLocks xmlns:a="http://schemas.openxmlformats.org/drawingml/2006/main" noChangeAspect="1"/>
+            </wp:cNvGraphicFramePr>
+            <a:graphic xmlns:a="http://schemas.openxmlformats.org/drawingml/2006/main">
+              <a:graphicData uri="http://schemas.openxmlformats.org/drawingml/2006/picture">
+                <pic:pic xmlns:pic="http://schemas.openxmlformats.org/drawingml/2006/picture">
+                  <pic:nvPicPr>
+                    <pic:cNvPr id="0" name="" descr=""/>
+                    <pic:cNvPicPr>
+                      <a:picLocks noChangeAspect="1" noChangeArrowheads="1"/>
+                    </pic:cNvPicPr>
+                  </pic:nvPicPr>
+                  <pic:blipFill>
+                    <a:blip r:embed="rId18" cstate="none"/>
+                    <a:srcRect/>
+                    <a:stretch>
+                      <a:fillRect/>
+                    </a:stretch>
+                  </pic:blipFill>
+                  <pic:spPr bwMode="auto">
+                    <a:xfrm>
+                      <a:off x="0" y="0"/>
+                      <a:ext cx="5486400" cy="3295650"/>
+                    </a:xfrm>
+                    <a:prstGeom prst="rect">
+                      <a:avLst/>
+                    </a:prstGeom>
+                  </pic:spPr>
+                </pic:pic>
+              </a:graphicData>
+            </a:graphic>
+          </wp:inline>
+        </w:drawing>
+      </w:r>
+    </w:p>
+    <w:p>
+      <w:pPr>
+        <w:keepNext w:val="false"/>
+        <w:spacing w:after="200" w:before="60" w:line="312"/>
+        <w:jc w:val="center"/>
+      </w:pPr>
+      <w:r>
+        <w:rPr>
+          <w:rFonts w:ascii="Calibri" w:eastAsia="Microsoft YaHei"/>
+          <w:b/>
+          <w:bCs/>
+          <w:color w:val="5A6B76"/>
+          <w:sz w:val="21"/>
+          <w:szCs w:val="21"/>
+        </w:rPr>
+        <w:t xml:space="preserve">图2-8 KV Cache 的阅读笔记比喻：K=索引标签、V=内容要点，存下来就不用重读原文</w:t>
+      </w:r>
+    </w:p>
+    <w:p>
+      <w:pPr>
+        <w:spacing w:line="312"/>
+        <w:ind w:firstLine="480"/>
+        <w:jc w:val="both"/>
+      </w:pPr>
+      <w:r>
+        <w:rPr>
+          <w:rFonts w:ascii="Calibri" w:eastAsia="Microsoft YaHei"/>
+          <w:color w:val="1A2B33"/>
+          <w:sz w:val="24"/>
+          <w:szCs w:val="24"/>
+        </w:rPr>
+        <w:t xml:space="preserve">复用不是免费的，代价是显存。KV Cache 的体积有一个简单的估算公式，用文字表述就是：每个 token 的缓存字节数，等于 2（K 与 V 各存一份）乘以层数、乘以 KV 头数、乘以每头维度、再乘以每个元素的字节数（FP16 为 2 字节）；总占用再乘以序列长度与并发数。把它写成几行代码，就是 Agent 工程师值得随身携带的计算器：</w:t>
+      </w:r>
+    </w:p>
+    <w:p>
+      <w:pPr>
+        <w:pBdr>
+          <w:left w:val="single" w:color="8FA6AD" w:sz="10" w:space="8"/>
+        </w:pBdr>
+        <w:shd w:fill="F4F6F7" w:val="clear"/>
+        <w:spacing w:after="0" w:before="0" w:line="276" w:lineRule="atLeast"/>
+        <w:ind w:left="240"/>
+        <w:jc w:val="left"/>
+      </w:pPr>
+      <w:r>
+        <w:rPr>
+          <w:rFonts w:ascii="Courier New" w:cs="Courier New" w:eastAsia="Microsoft YaHei" w:hAnsi="Courier New"/>
+          <w:color w:val="24343C"/>
+          <w:sz w:val="18"/>
+          <w:szCs w:val="18"/>
+        </w:rPr>
+        <w:t xml:space="preserve">def kv_cache_gb(n_layers, n_kv_heads, head_dim, seq_len,</w:t>
+      </w:r>
+    </w:p>
+    <w:p>
+      <w:pPr>
+        <w:pBdr>
+          <w:left w:val="single" w:color="8FA6AD" w:sz="10" w:space="8"/>
+        </w:pBdr>
+        <w:shd w:fill="F4F6F7" w:val="clear"/>
+        <w:spacing w:after="0" w:before="0" w:line="276" w:lineRule="atLeast"/>
+        <w:ind w:left="240"/>
+        <w:jc w:val="left"/>
+      </w:pPr>
+      <w:r>
+        <w:rPr>
+          <w:rFonts w:ascii="Courier New" w:cs="Courier New" w:eastAsia="Microsoft YaHei" w:hAnsi="Courier New"/>
+          <w:color w:val="24343C"/>
+          <w:sz w:val="18"/>
+          <w:szCs w:val="18"/>
+        </w:rPr>
+        <w:t xml:space="preserve">                batch=1, dtype_bytes=2):</w:t>
+      </w:r>
+    </w:p>
+    <w:p>
+      <w:pPr>
+        <w:pBdr>
+          <w:left w:val="single" w:color="8FA6AD" w:sz="10" w:space="8"/>
+        </w:pBdr>
+        <w:shd w:fill="F4F6F7" w:val="clear"/>
+        <w:spacing w:after="0" w:before="0" w:line="276" w:lineRule="atLeast"/>
+        <w:ind w:left="240"/>
+        <w:jc w:val="left"/>
+      </w:pPr>
+      <w:r>
+        <w:rPr>
+          <w:rFonts w:ascii="Courier New" w:cs="Courier New" w:eastAsia="Microsoft YaHei" w:hAnsi="Courier New"/>
+          <w:color w:val="24343C"/>
+          <w:sz w:val="18"/>
+          <w:szCs w:val="18"/>
+        </w:rPr>
+        <w:t xml:space="preserve">    """FP16 下 KV Cache 总大小（GB）。n_kv_heads 是 GQA 后的 KV 头数"""</w:t>
+      </w:r>
+    </w:p>
+    <w:p>
+      <w:pPr>
+        <w:pBdr>
+          <w:left w:val="single" w:color="8FA6AD" w:sz="10" w:space="8"/>
+        </w:pBdr>
+        <w:shd w:fill="F4F6F7" w:val="clear"/>
+        <w:spacing w:after="0" w:before="0" w:line="276" w:lineRule="atLeast"/>
+        <w:ind w:left="240"/>
+        <w:jc w:val="left"/>
+      </w:pPr>
+      <w:r>
+        <w:rPr>
+          <w:rFonts w:ascii="Courier New" w:cs="Courier New" w:eastAsia="Microsoft YaHei" w:hAnsi="Courier New"/>
+          <w:color w:val="24343C"/>
+          <w:sz w:val="18"/>
+          <w:szCs w:val="18"/>
+        </w:rPr>
+        <w:t xml:space="preserve">    per_token = 2 * n_layers * n_kv_heads * head_dim * dtype_bytes</w:t>
+      </w:r>
+    </w:p>
+    <w:p>
+      <w:pPr>
+        <w:pBdr>
+          <w:left w:val="single" w:color="8FA6AD" w:sz="10" w:space="8"/>
+        </w:pBdr>
+        <w:shd w:fill="F4F6F7" w:val="clear"/>
+        <w:spacing w:after="0" w:before="0" w:line="276" w:lineRule="atLeast"/>
+        <w:ind w:left="240"/>
+        <w:jc w:val="left"/>
+      </w:pPr>
+      <w:r>
+        <w:rPr>
+          <w:rFonts w:ascii="Courier New" w:cs="Courier New" w:eastAsia="Microsoft YaHei" w:hAnsi="Courier New"/>
+          <w:color w:val="24343C"/>
+          <w:sz w:val="18"/>
+          <w:szCs w:val="18"/>
+        </w:rPr>
+        <w:t xml:space="preserve">    return per_token * seq_len * batch / 1e9</w:t>
+      </w:r>
+    </w:p>
+    <w:p>
+      <w:pPr>
+        <w:pBdr>
+          <w:left w:val="single" w:color="8FA6AD" w:sz="10" w:space="8"/>
+        </w:pBdr>
+        <w:shd w:fill="F4F6F7" w:val="clear"/>
+        <w:spacing w:after="0" w:before="0" w:line="276" w:lineRule="atLeast"/>
+        <w:ind w:left="240"/>
+        <w:jc w:val="left"/>
+      </w:pPr>
+      <w:r>
+        <w:rPr>
+          <w:rFonts w:ascii="Courier New" w:cs="Courier New" w:eastAsia="Microsoft YaHei" w:hAnsi="Courier New"/>
+          <w:color w:val="24343C"/>
+          <w:sz w:val="18"/>
+          <w:szCs w:val="18"/>
+        </w:rPr>
+        <w:t xml:space="preserve"> </w:t>
+      </w:r>
+    </w:p>
+    <w:p>
+      <w:pPr>
+        <w:pBdr>
+          <w:left w:val="single" w:color="8FA6AD" w:sz="10" w:space="8"/>
+        </w:pBdr>
+        <w:shd w:fill="F4F6F7" w:val="clear"/>
+        <w:spacing w:after="0" w:before="0" w:line="276" w:lineRule="atLeast"/>
+        <w:ind w:left="240"/>
+        <w:jc w:val="left"/>
+      </w:pPr>
+      <w:r>
+        <w:rPr>
+          <w:rFonts w:ascii="Courier New" w:cs="Courier New" w:eastAsia="Microsoft YaHei" w:hAnsi="Courier New"/>
+          <w:color w:val="24343C"/>
+          <w:sz w:val="18"/>
+          <w:szCs w:val="18"/>
+        </w:rPr>
+        <w:t xml:space="preserve">print(kv_cache_gb(32, 8, 128, 32 * 1024))    # 7B 级 GQA，32K：约 4.3 GB</w:t>
+      </w:r>
+    </w:p>
+    <w:p>
+      <w:pPr>
+        <w:pBdr>
+          <w:left w:val="single" w:color="8FA6AD" w:sz="10" w:space="8"/>
+        </w:pBdr>
+        <w:shd w:fill="F4F6F7" w:val="clear"/>
+        <w:spacing w:after="0" w:before="0" w:line="276" w:lineRule="atLeast"/>
+        <w:ind w:left="240"/>
+        <w:jc w:val="left"/>
+      </w:pPr>
+      <w:r>
+        <w:rPr>
+          <w:rFonts w:ascii="Courier New" w:cs="Courier New" w:eastAsia="Microsoft YaHei" w:hAnsi="Courier New"/>
+          <w:color w:val="24343C"/>
+          <w:sz w:val="18"/>
+          <w:szCs w:val="18"/>
+        </w:rPr>
+        <w:t xml:space="preserve">print(kv_cache_gb(80, 8, 128, 32 * 1024))    # 70B 级 GQA，32K：约 10.7 GB</w:t>
+      </w:r>
+    </w:p>
+    <w:p>
+      <w:pPr>
+        <w:pBdr>
+          <w:left w:val="single" w:color="8FA6AD" w:sz="10" w:space="8"/>
+        </w:pBdr>
+        <w:shd w:fill="F4F6F7" w:val="clear"/>
+        <w:spacing w:after="0" w:before="0" w:line="276" w:lineRule="atLeast"/>
+        <w:ind w:left="240"/>
+        <w:jc w:val="left"/>
+      </w:pPr>
+      <w:r>
+        <w:rPr>
+          <w:rFonts w:ascii="Courier New" w:cs="Courier New" w:eastAsia="Microsoft YaHei" w:hAnsi="Courier New"/>
+          <w:color w:val="24343C"/>
+          <w:sz w:val="18"/>
+          <w:szCs w:val="18"/>
+        </w:rPr>
+        <w:t xml:space="preserve">print(kv_cache_gb(80, 128, 128, 32 * 1024))  # 70B 级不用 GQA：约 172 GB</w:t>
+      </w:r>
+    </w:p>
+    <w:p>
+      <w:pPr>
+        <w:spacing w:line="312"/>
+        <w:ind w:firstLine="480"/>
+        <w:jc w:val="both"/>
+      </w:pPr>
+      <w:r>
+        <w:rPr>
+          <w:rFonts w:ascii="Calibri" w:eastAsia="Microsoft YaHei"/>
+          <w:color w:val="1A2B33"/>
+          <w:sz w:val="24"/>
+          <w:szCs w:val="24"/>
+        </w:rPr>
+        <w:t xml:space="preserve">这几个数字值得背下来，因为它们揭示了长上下文推理的真正瓶颈。7B 级模型用 GQA，32K 上下文的缓存约 4.3 GB，轻松可控；70B 级配 GQA 约 10.7 GB，可以接受；而若不用 GQA（KV 头数与 Q 头数同为 128），同样 32K 的缓存高达约 172 GB——比模型权重本身（约 140 GB）还大，一张 80 GB 的卡连一个会话都装不下。这解释了三件工程事实：为什么 3.1.1 节的 GQA 是长上下文模型的标配；为什么推理服务的高并发难题本质是 KV Cache 的显存难题（卷05）；为什么 KV 量化、缓存淘汰技术有真实的经济价值（卷06）。表2-3 汇总了典型配置的估算结果。</w:t>
+      </w:r>
+    </w:p>
+    <w:p>
+      <w:pPr>
+        <w:keepNext/>
+        <w:spacing w:after="60" w:before="200" w:line="312"/>
+        <w:jc w:val="center"/>
+      </w:pPr>
+      <w:r>
+        <w:rPr>
+          <w:rFonts w:ascii="Calibri" w:eastAsia="Microsoft YaHei"/>
+          <w:b/>
+          <w:bCs/>
+          <w:color w:val="5A6B76"/>
+          <w:sz w:val="21"/>
+          <w:szCs w:val="21"/>
+        </w:rPr>
+        <w:t xml:space="preserve">表2-3 KV Cache 显存估算示例（FP16 精度）</w:t>
+      </w:r>
+    </w:p>
+    <w:tbl>
+      <w:tblPr>
+        <w:tblW w:type="dxa" w:w="8788"/>
+        <w:tblBorders>
+          <w:top w:val="single" w:color="1B6B7A" w:sz="4"/>
+          <w:left w:val="none" w:color="FFFFFF" w:sz="0"/>
+          <w:bottom w:val="single" w:color="1B6B7A" w:sz="4"/>
+          <w:right w:val="none" w:color="FFFFFF" w:sz="0"/>
+          <w:insideH w:val="single" w:color="C8DDE2" w:sz="1"/>
+          <w:insideV w:val="none" w:color="FFFFFF" w:sz="0"/>
+        </w:tblBorders>
+        <w:tblLayout w:type="fixed"/>
+      </w:tblPr>
+      <w:tblGrid>
+        <w:gridCol w:w="2197"/>
+        <w:gridCol w:w="2197"/>
+        <w:gridCol w:w="2197"/>
+        <w:gridCol w:w="2197"/>
+      </w:tblGrid>
+      <w:tr>
+        <w:trPr>
+          <w:cantSplit/>
+          <w:tblHeader/>
+        </w:trPr>
+        <w:tc>
+          <w:tcPr>
+            <w:tcW w:type="dxa" w:w="2197"/>
+            <w:shd w:fill="1B6B7A" w:val="clear"/>
+            <w:tcMar>
+              <w:top w:type="dxa" w:w="80"/>
+              <w:left w:type="dxa" w:w="120"/>
+              <w:bottom w:type="dxa" w:w="80"/>
+              <w:right w:type="dxa" w:w="120"/>
+            </w:tcMar>
+            <w:vAlign w:val="center"/>
+          </w:tcPr>
+          <w:p>
+            <w:pPr>
+              <w:spacing w:line="300"/>
+              <w:jc w:val="center"/>
+            </w:pPr>
+            <w:r>
+              <w:rPr>
+                <w:rFonts w:ascii="Calibri" w:eastAsia="Microsoft YaHei"/>
+                <w:b/>
+                <w:bCs/>
+                <w:color w:val="FFFFFF"/>
+                <w:sz w:val="21"/>
+                <w:szCs w:val="21"/>
+              </w:rPr>
               <w:t xml:space="preserve">模型配置</w:t>
             </w:r>
           </w:p>
@@ -5251,7 +5575,7 @@
           <w:sz w:val="24"/>
           <w:szCs w:val="24"/>
         </w:rPr>
-        <w:t xml:space="preserve">前四章是“能力”，本章开始讲“陷阱”。2023 年，Liu 等人发表了一篇标题即是结论的论文《Lost in the Middle》：当关键信息位于长上下文的不同位置时，模型的召回准确率呈 U 型曲线——放在开头和结尾时表现出色，埋在中段时显著跳水。实验设计很直接：给模型一篇由二十个段落拼成的长文档，在某个位置插入一句关键事实，然后提问；反复改变插入位置并统计答对率。结果开头与结尾位置的召回能到九成上下，中段却可能跌破六成，部分模型更低。图2-5 用示意数据复现了这条著名的曲线。</w:t>
+        <w:t xml:space="preserve">前四章是“能力”，本章开始讲“陷阱”。2023 年，Liu 等人发表了一篇标题即是结论的论文《Lost in the Middle》：当关键信息位于长上下文的不同位置时，模型的召回准确率呈 U 型曲线——放在开头和结尾时表现出色，埋在中段时显著跳水。实验设计很直接：给模型一篇由二十个段落拼成的长文档，在某个位置插入一句关键事实，然后提问；反复改变插入位置并统计答对率。结果开头与结尾位置的召回能到九成上下，中段却可能跌破六成，部分模型更低。图2-9 用示意数据复现了这条著名的曲线。</w:t>
       </w:r>
     </w:p>
     <w:p>
@@ -5279,7 +5603,7 @@
                     </pic:cNvPicPr>
                   </pic:nvPicPr>
                   <pic:blipFill>
-                    <a:blip r:embed="rId15" cstate="none"/>
+                    <a:blip r:embed="rId19" cstate="none"/>
                     <a:srcRect/>
                     <a:stretch>
                       <a:fillRect/>
@@ -5316,7 +5640,7 @@
           <w:sz w:val="21"/>
           <w:szCs w:val="21"/>
         </w:rPr>
-        <w:t xml:space="preserve">图2-5 Lost in the Middle：召回准确率随信息位置呈 U 型变化（示意）</w:t>
+        <w:t xml:space="preserve">图2-9 Lost in the Middle：召回准确率随信息位置呈 U 型变化（示意）</w:t>
       </w:r>
     </w:p>
     <w:p>

--- a/downloads/卷02 大脑篇·上：Transformer 与注意力机制.docx
+++ b/downloads/卷02 大脑篇·上：Transformer 与注意力机制.docx
@@ -1724,7 +1724,7 @@
               <w:rPr>
                 <w:rStyle w:val="Hyperlink"/>
               </w:rPr>
-              <w:t>思考与练习</w:t>
+              <w:t>本卷实战实验室</w:t>
             </w:r>
             <w:r>
               <w:tab/>
@@ -1740,6 +1740,78 @@
             </w:r>
             <w:r>
               <w:t>20</w:t>
+            </w:r>
+            <w:r>
+              <w:fldChar w:fldCharType="end"/>
+            </w:r>
+          </w:hyperlink>
+        </w:p>
+        <w:p>
+          <w:pPr>
+            <w:pStyle w:val="11"/>
+            <w:ind w:left="360"/>
+            <w:tabs>
+              <w:tab w:val="right" w:leader="dot" w:pos="9026"/>
+            </w:tabs>
+            <w:spacing w:before="120" w:after="60"/>
+          </w:pPr>
+          <w:hyperlink w:anchor="_Toc100035" w:history="1">
+            <w:r>
+              <w:rPr>
+                <w:rStyle w:val="Hyperlink"/>
+              </w:rPr>
+              <w:t>实验 1：数 token——亲手验证"中文税"（20 分钟）</w:t>
+            </w:r>
+            <w:r>
+              <w:tab/>
+            </w:r>
+            <w:r>
+              <w:fldChar w:fldCharType="begin"/>
+            </w:r>
+            <w:r>
+              <w:instrText xml:space="preserve"> PAGEREF _Toc100035 \h </w:instrText>
+            </w:r>
+            <w:r>
+              <w:fldChar w:fldCharType="separate"/>
+            </w:r>
+            <w:r>
+              <w:t>21</w:t>
+            </w:r>
+            <w:r>
+              <w:fldChar w:fldCharType="end"/>
+            </w:r>
+          </w:hyperlink>
+        </w:p>
+        <w:p>
+          <w:pPr>
+            <w:pStyle w:val="11"/>
+            <w:ind w:left="360"/>
+            <w:tabs>
+              <w:tab w:val="right" w:leader="dot" w:pos="9026"/>
+            </w:tabs>
+            <w:spacing w:before="120" w:after="60"/>
+          </w:pPr>
+          <w:hyperlink w:anchor="_Toc100036" w:history="1">
+            <w:r>
+              <w:rPr>
+                <w:rStyle w:val="Hyperlink"/>
+              </w:rPr>
+              <w:t>实验 2：把注意力"看见"的东西画出来（30 分钟）</w:t>
+            </w:r>
+            <w:r>
+              <w:tab/>
+            </w:r>
+            <w:r>
+              <w:fldChar w:fldCharType="begin"/>
+            </w:r>
+            <w:r>
+              <w:instrText xml:space="preserve"> PAGEREF _Toc100036 \h </w:instrText>
+            </w:r>
+            <w:r>
+              <w:fldChar w:fldCharType="separate"/>
+            </w:r>
+            <w:r>
+              <w:t>22</w:t>
             </w:r>
             <w:r>
               <w:fldChar w:fldCharType="end"/>
@@ -1754,11 +1826,441 @@
             </w:tabs>
             <w:spacing w:before="120" w:after="60"/>
           </w:pPr>
-          <w:hyperlink w:anchor="_Toc100035" w:history="1">
+          <w:hyperlink w:anchor="_Toc100037" w:history="1">
             <w:r>
               <w:rPr>
                 <w:rStyle w:val="Hyperlink"/>
               </w:rPr>
+              <w:t>思考与练习</w:t>
+            </w:r>
+            <w:r>
+              <w:tab/>
+            </w:r>
+            <w:r>
+              <w:fldChar w:fldCharType="begin"/>
+            </w:r>
+            <w:r>
+              <w:instrText xml:space="preserve"> PAGEREF _Toc100037 \h </w:instrText>
+            </w:r>
+            <w:r>
+              <w:fldChar w:fldCharType="separate"/>
+            </w:r>
+            <w:r>
+              <w:t>24</w:t>
+            </w:r>
+            <w:r>
+              <w:fldChar w:fldCharType="end"/>
+            </w:r>
+          </w:hyperlink>
+        </w:p>
+        <w:p>
+          <w:pPr>
+            <w:pStyle w:val="9"/>
+            <w:tabs>
+              <w:tab w:val="right" w:leader="dot" w:pos="9026"/>
+            </w:tabs>
+            <w:spacing w:before="120" w:after="60"/>
+          </w:pPr>
+          <w:hyperlink w:anchor="_Toc100038" w:history="1">
+            <w:r>
+              <w:rPr>
+                <w:rStyle w:val="Hyperlink"/>
+              </w:rPr>
+              <w:t>面试题精选（附参考答案）</w:t>
+            </w:r>
+            <w:r>
+              <w:tab/>
+            </w:r>
+            <w:r>
+              <w:fldChar w:fldCharType="begin"/>
+            </w:r>
+            <w:r>
+              <w:instrText xml:space="preserve"> PAGEREF _Toc100038 \h </w:instrText>
+            </w:r>
+            <w:r>
+              <w:fldChar w:fldCharType="separate"/>
+            </w:r>
+            <w:r>
+              <w:t>24</w:t>
+            </w:r>
+            <w:r>
+              <w:fldChar w:fldCharType="end"/>
+            </w:r>
+          </w:hyperlink>
+        </w:p>
+        <w:p>
+          <w:pPr>
+            <w:pStyle w:val="11"/>
+            <w:ind w:left="360"/>
+            <w:tabs>
+              <w:tab w:val="right" w:leader="dot" w:pos="9026"/>
+            </w:tabs>
+            <w:spacing w:before="120" w:after="60"/>
+          </w:pPr>
+          <w:hyperlink w:anchor="_Toc100039" w:history="1">
+            <w:r>
+              <w:rPr>
+                <w:rStyle w:val="Hyperlink"/>
+              </w:rPr>
+              <w:t>题1　为什么 Transformer 能取代 RNN/LSTM 成为序列建模的主流？</w:t>
+            </w:r>
+            <w:r>
+              <w:tab/>
+            </w:r>
+            <w:r>
+              <w:fldChar w:fldCharType="begin"/>
+            </w:r>
+            <w:r>
+              <w:instrText xml:space="preserve"> PAGEREF _Toc100039 \h </w:instrText>
+            </w:r>
+            <w:r>
+              <w:fldChar w:fldCharType="separate"/>
+            </w:r>
+            <w:r>
+              <w:t>25</w:t>
+            </w:r>
+            <w:r>
+              <w:fldChar w:fldCharType="end"/>
+            </w:r>
+          </w:hyperlink>
+        </w:p>
+        <w:p>
+          <w:pPr>
+            <w:pStyle w:val="11"/>
+            <w:ind w:left="360"/>
+            <w:tabs>
+              <w:tab w:val="right" w:leader="dot" w:pos="9026"/>
+            </w:tabs>
+            <w:spacing w:before="120" w:after="60"/>
+          </w:pPr>
+          <w:hyperlink w:anchor="_Toc100040" w:history="1">
+            <w:r>
+              <w:rPr>
+                <w:rStyle w:val="Hyperlink"/>
+              </w:rPr>
+              <w:t>题2　现代大模型为什么几乎都采用 Decoder-Only 架构？</w:t>
+            </w:r>
+            <w:r>
+              <w:tab/>
+            </w:r>
+            <w:r>
+              <w:fldChar w:fldCharType="begin"/>
+            </w:r>
+            <w:r>
+              <w:instrText xml:space="preserve"> PAGEREF _Toc100040 \h </w:instrText>
+            </w:r>
+            <w:r>
+              <w:fldChar w:fldCharType="separate"/>
+            </w:r>
+            <w:r>
+              <w:t>25</w:t>
+            </w:r>
+            <w:r>
+              <w:fldChar w:fldCharType="end"/>
+            </w:r>
+          </w:hyperlink>
+        </w:p>
+        <w:p>
+          <w:pPr>
+            <w:pStyle w:val="11"/>
+            <w:ind w:left="360"/>
+            <w:tabs>
+              <w:tab w:val="right" w:leader="dot" w:pos="9026"/>
+            </w:tabs>
+            <w:spacing w:before="120" w:after="60"/>
+          </w:pPr>
+          <w:hyperlink w:anchor="_Toc100041" w:history="1">
+            <w:r>
+              <w:rPr>
+                <w:rStyle w:val="Hyperlink"/>
+              </w:rPr>
+              <w:t>题3　解释 Q、K、V 的含义与注意力四步计算，为什么要除以根号 d_k？</w:t>
+            </w:r>
+            <w:r>
+              <w:tab/>
+            </w:r>
+            <w:r>
+              <w:fldChar w:fldCharType="begin"/>
+            </w:r>
+            <w:r>
+              <w:instrText xml:space="preserve"> PAGEREF _Toc100041 \h </w:instrText>
+            </w:r>
+            <w:r>
+              <w:fldChar w:fldCharType="separate"/>
+            </w:r>
+            <w:r>
+              <w:t>25</w:t>
+            </w:r>
+            <w:r>
+              <w:fldChar w:fldCharType="end"/>
+            </w:r>
+          </w:hyperlink>
+        </w:p>
+        <w:p>
+          <w:pPr>
+            <w:pStyle w:val="11"/>
+            <w:ind w:left="360"/>
+            <w:tabs>
+              <w:tab w:val="right" w:leader="dot" w:pos="9026"/>
+            </w:tabs>
+            <w:spacing w:before="120" w:after="60"/>
+          </w:pPr>
+          <w:hyperlink w:anchor="_Toc100042" w:history="1">
+            <w:r>
+              <w:rPr>
+                <w:rStyle w:val="Hyperlink"/>
+              </w:rPr>
+              <w:t>题4　MHA、MQA、GQA 有何区别？GQA 为什么成为长上下文模型的标配？</w:t>
+            </w:r>
+            <w:r>
+              <w:tab/>
+            </w:r>
+            <w:r>
+              <w:fldChar w:fldCharType="begin"/>
+            </w:r>
+            <w:r>
+              <w:instrText xml:space="preserve"> PAGEREF _Toc100042 \h </w:instrText>
+            </w:r>
+            <w:r>
+              <w:fldChar w:fldCharType="separate"/>
+            </w:r>
+            <w:r>
+              <w:t>25</w:t>
+            </w:r>
+            <w:r>
+              <w:fldChar w:fldCharType="end"/>
+            </w:r>
+          </w:hyperlink>
+        </w:p>
+        <w:p>
+          <w:pPr>
+            <w:pStyle w:val="11"/>
+            <w:ind w:left="360"/>
+            <w:tabs>
+              <w:tab w:val="right" w:leader="dot" w:pos="9026"/>
+            </w:tabs>
+            <w:spacing w:before="120" w:after="60"/>
+          </w:pPr>
+          <w:hyperlink w:anchor="_Toc100043" w:history="1">
+            <w:r>
+              <w:rPr>
+                <w:rStyle w:val="Hyperlink"/>
+              </w:rPr>
+              <w:t>题5　注意力为什么需要位置编码？RoPE 如何支撑长上下文？</w:t>
+            </w:r>
+            <w:r>
+              <w:tab/>
+            </w:r>
+            <w:r>
+              <w:fldChar w:fldCharType="begin"/>
+            </w:r>
+            <w:r>
+              <w:instrText xml:space="preserve"> PAGEREF _Toc100043 \h </w:instrText>
+            </w:r>
+            <w:r>
+              <w:fldChar w:fldCharType="separate"/>
+            </w:r>
+            <w:r>
+              <w:t>26</w:t>
+            </w:r>
+            <w:r>
+              <w:fldChar w:fldCharType="end"/>
+            </w:r>
+          </w:hyperlink>
+        </w:p>
+        <w:p>
+          <w:pPr>
+            <w:pStyle w:val="11"/>
+            <w:ind w:left="360"/>
+            <w:tabs>
+              <w:tab w:val="right" w:leader="dot" w:pos="9026"/>
+            </w:tabs>
+            <w:spacing w:before="120" w:after="60"/>
+          </w:pPr>
+          <w:hyperlink w:anchor="_Toc100044" w:history="1">
+            <w:r>
+              <w:rPr>
+                <w:rStyle w:val="Hyperlink"/>
+              </w:rPr>
+              <w:t>题6　Transformer 的 O(n²) 复杂度从何而来？预填充与解码有何不同？</w:t>
+            </w:r>
+            <w:r>
+              <w:tab/>
+            </w:r>
+            <w:r>
+              <w:fldChar w:fldCharType="begin"/>
+            </w:r>
+            <w:r>
+              <w:instrText xml:space="preserve"> PAGEREF _Toc100044 \h </w:instrText>
+            </w:r>
+            <w:r>
+              <w:fldChar w:fldCharType="separate"/>
+            </w:r>
+            <w:r>
+              <w:t>26</w:t>
+            </w:r>
+            <w:r>
+              <w:fldChar w:fldCharType="end"/>
+            </w:r>
+          </w:hyperlink>
+        </w:p>
+        <w:p>
+          <w:pPr>
+            <w:pStyle w:val="11"/>
+            <w:ind w:left="360"/>
+            <w:tabs>
+              <w:tab w:val="right" w:leader="dot" w:pos="9026"/>
+            </w:tabs>
+            <w:spacing w:before="120" w:after="60"/>
+          </w:pPr>
+          <w:hyperlink w:anchor="_Toc100045" w:history="1">
+            <w:r>
+              <w:rPr>
+                <w:rStyle w:val="Hyperlink"/>
+              </w:rPr>
+              <w:t>题7　KV Cache 的核心思想是什么？显存占用如何估算？</w:t>
+            </w:r>
+            <w:r>
+              <w:tab/>
+            </w:r>
+            <w:r>
+              <w:fldChar w:fldCharType="begin"/>
+            </w:r>
+            <w:r>
+              <w:instrText xml:space="preserve"> PAGEREF _Toc100045 \h </w:instrText>
+            </w:r>
+            <w:r>
+              <w:fldChar w:fldCharType="separate"/>
+            </w:r>
+            <w:r>
+              <w:t>26</w:t>
+            </w:r>
+            <w:r>
+              <w:fldChar w:fldCharType="end"/>
+            </w:r>
+          </w:hyperlink>
+        </w:p>
+        <w:p>
+          <w:pPr>
+            <w:pStyle w:val="11"/>
+            <w:ind w:left="360"/>
+            <w:tabs>
+              <w:tab w:val="right" w:leader="dot" w:pos="9026"/>
+            </w:tabs>
+            <w:spacing w:before="120" w:after="60"/>
+          </w:pPr>
+          <w:hyperlink w:anchor="_Toc100046" w:history="1">
+            <w:r>
+              <w:rPr>
+                <w:rStyle w:val="Hyperlink"/>
+              </w:rPr>
+              <w:t>题8　前缀缓存与 RadixAttention 为什么能大幅降低 Agent 的调用成本？</w:t>
+            </w:r>
+            <w:r>
+              <w:tab/>
+            </w:r>
+            <w:r>
+              <w:fldChar w:fldCharType="begin"/>
+            </w:r>
+            <w:r>
+              <w:instrText xml:space="preserve"> PAGEREF _Toc100046 \h </w:instrText>
+            </w:r>
+            <w:r>
+              <w:fldChar w:fldCharType="separate"/>
+            </w:r>
+            <w:r>
+              <w:t>26</w:t>
+            </w:r>
+            <w:r>
+              <w:fldChar w:fldCharType="end"/>
+            </w:r>
+          </w:hyperlink>
+        </w:p>
+        <w:p>
+          <w:pPr>
+            <w:pStyle w:val="11"/>
+            <w:ind w:left="360"/>
+            <w:tabs>
+              <w:tab w:val="right" w:leader="dot" w:pos="9026"/>
+            </w:tabs>
+            <w:spacing w:before="120" w:after="60"/>
+          </w:pPr>
+          <w:hyperlink w:anchor="_Toc100047" w:history="1">
+            <w:r>
+              <w:rPr>
+                <w:rStyle w:val="Hyperlink"/>
+              </w:rPr>
+              <w:t>题9　什么是 Lost in the Middle 现象？成因与对策是什么？</w:t>
+            </w:r>
+            <w:r>
+              <w:tab/>
+            </w:r>
+            <w:r>
+              <w:fldChar w:fldCharType="begin"/>
+            </w:r>
+            <w:r>
+              <w:instrText xml:space="preserve"> PAGEREF _Toc100047 \h </w:instrText>
+            </w:r>
+            <w:r>
+              <w:fldChar w:fldCharType="separate"/>
+            </w:r>
+            <w:r>
+              <w:t>27</w:t>
+            </w:r>
+            <w:r>
+              <w:fldChar w:fldCharType="end"/>
+            </w:r>
+          </w:hyperlink>
+        </w:p>
+        <w:p>
+          <w:pPr>
+            <w:pStyle w:val="11"/>
+            <w:ind w:left="360"/>
+            <w:tabs>
+              <w:tab w:val="right" w:leader="dot" w:pos="9026"/>
+            </w:tabs>
+            <w:spacing w:before="120" w:after="60"/>
+          </w:pPr>
+          <w:hyperlink w:anchor="_Toc100048" w:history="1">
+            <w:r>
+              <w:rPr>
+                <w:rStyle w:val="Hyperlink"/>
+              </w:rPr>
+              <w:t>题10　Agent 长对话失忆、响应变慢、账单暴涨，如何从模型层诊断根因？</w:t>
+            </w:r>
+            <w:r>
+              <w:tab/>
+            </w:r>
+            <w:r>
+              <w:fldChar w:fldCharType="begin"/>
+            </w:r>
+            <w:r>
+              <w:instrText xml:space="preserve"> PAGEREF _Toc100048 \h </w:instrText>
+            </w:r>
+            <w:r>
+              <w:fldChar w:fldCharType="separate"/>
+            </w:r>
+            <w:r>
+              <w:t>27</w:t>
+            </w:r>
+            <w:r>
+              <w:fldChar w:fldCharType="end"/>
+            </w:r>
+          </w:hyperlink>
+        </w:p>
+        <w:p>
+          <w:pPr>
+            <w:pStyle w:val="9"/>
+            <w:tabs>
+              <w:tab w:val="right" w:leader="dot" w:pos="9026"/>
+            </w:tabs>
+            <w:spacing w:before="120" w:after="60"/>
+          </w:pPr>
+          <w:hyperlink w:anchor="_Toc100049" w:history="1">
+            <w:r>
+              <w:rPr>
+                <w:rStyle w:val="Hyperlink"/>
+              </w:rPr>
               <w:t>下一卷预告</w:t>
             </w:r>
             <w:r>
@@ -1768,13 +2270,13 @@
               <w:fldChar w:fldCharType="begin"/>
             </w:r>
             <w:r>
-              <w:instrText xml:space="preserve"> PAGEREF _Toc100035 \h </w:instrText>
+              <w:instrText xml:space="preserve"> PAGEREF _Toc100049 \h </w:instrText>
             </w:r>
             <w:r>
               <w:fldChar w:fldCharType="separate"/>
             </w:r>
             <w:r>
-              <w:t>21</w:t>
+              <w:t>28</w:t>
             </w:r>
             <w:r>
               <w:fldChar w:fldCharType="end"/>
@@ -6766,9 +7268,566 @@
           <w:sz w:val="32"/>
           <w:szCs w:val="32"/>
         </w:rPr>
+        <w:t xml:space="preserve">本卷实战实验室</w:t>
+      </w:r>
+      <w:bookmarkEnd w:id="100034"/>
+    </w:p>
+    <w:p>
+      <w:pPr>
+        <w:spacing w:line="312"/>
+        <w:ind w:firstLine="480"/>
+        <w:jc w:val="both"/>
+      </w:pPr>
+      <w:r>
+        <w:rPr>
+          <w:rFonts w:ascii="Calibri" w:eastAsia="Microsoft YaHei"/>
+          <w:color w:val="1A2B33"/>
+          <w:sz w:val="24"/>
+          <w:szCs w:val="24"/>
+        </w:rPr>
+        <w:t xml:space="preserve">本卷的两个实验把"看不见"的注意力与 token 变成"看得见"的图与数。总耗时约 50 分钟；实验 2 需要 pip install transformers torch（CPU 即可跑，模型约 400MB）。</w:t>
+      </w:r>
+    </w:p>
+    <w:p>
+      <w:pPr>
+        <w:pStyle w:val="Heading2"/>
+        <w:keepNext/>
+        <w:spacing w:after="140" w:before="280" w:line="360" w:lineRule="atLeast"/>
+      </w:pPr>
+      <w:bookmarkStart w:id="100035" w:name="_Toc100035"/>
+      <w:r>
+        <w:rPr>
+          <w:rFonts w:ascii="Calibri" w:eastAsia="SimHei"/>
+          <w:b/>
+          <w:bCs/>
+          <w:color w:val="1B4A5C"/>
+          <w:sz w:val="28"/>
+          <w:szCs w:val="28"/>
+        </w:rPr>
+        <w:t xml:space="preserve">实验 1：数 token——亲手验证"中文税"（20 分钟）</w:t>
+      </w:r>
+      <w:bookmarkEnd w:id="100035"/>
+    </w:p>
+    <w:p>
+      <w:pPr>
+        <w:pBdr>
+          <w:left w:val="single" w:color="8FA6AD" w:sz="10" w:space="8"/>
+        </w:pBdr>
+        <w:shd w:fill="F4F6F7" w:val="clear"/>
+        <w:spacing w:after="0" w:before="0" w:line="276" w:lineRule="atLeast"/>
+        <w:ind w:left="240"/>
+        <w:jc w:val="left"/>
+      </w:pPr>
+      <w:r>
+        <w:rPr>
+          <w:rFonts w:ascii="Courier New" w:cs="Courier New" w:eastAsia="Microsoft YaHei" w:hAnsi="Courier New"/>
+          <w:color w:val="24343C"/>
+          <w:sz w:val="18"/>
+          <w:szCs w:val="18"/>
+        </w:rPr>
+        <w:t xml:space="preserve">import tiktoken                          # pip install tiktoken</w:t>
+      </w:r>
+    </w:p>
+    <w:p>
+      <w:pPr>
+        <w:pBdr>
+          <w:left w:val="single" w:color="8FA6AD" w:sz="10" w:space="8"/>
+        </w:pBdr>
+        <w:shd w:fill="F4F6F7" w:val="clear"/>
+        <w:spacing w:after="0" w:before="0" w:line="276" w:lineRule="atLeast"/>
+        <w:ind w:left="240"/>
+        <w:jc w:val="left"/>
+      </w:pPr>
+      <w:r>
+        <w:rPr>
+          <w:rFonts w:ascii="Courier New" w:cs="Courier New" w:eastAsia="Microsoft YaHei" w:hAnsi="Courier New"/>
+          <w:color w:val="24343C"/>
+          <w:sz w:val="18"/>
+          <w:szCs w:val="18"/>
+        </w:rPr>
+        <w:t xml:space="preserve">enc = tiktoken.get_encoding("o200k_base")</w:t>
+      </w:r>
+    </w:p>
+    <w:p>
+      <w:pPr>
+        <w:pBdr>
+          <w:left w:val="single" w:color="8FA6AD" w:sz="10" w:space="8"/>
+        </w:pBdr>
+        <w:shd w:fill="F4F6F7" w:val="clear"/>
+        <w:spacing w:after="0" w:before="0" w:line="276" w:lineRule="atLeast"/>
+        <w:ind w:left="240"/>
+        <w:jc w:val="left"/>
+      </w:pPr>
+      <w:r>
+        <w:rPr>
+          <w:rFonts w:ascii="Courier New" w:cs="Courier New" w:eastAsia="Microsoft YaHei" w:hAnsi="Courier New"/>
+          <w:color w:val="24343C"/>
+          <w:sz w:val="18"/>
+          <w:szCs w:val="18"/>
+        </w:rPr>
+        <w:t xml:space="preserve">pairs = ["Hello world, this is a test.",</w:t>
+      </w:r>
+    </w:p>
+    <w:p>
+      <w:pPr>
+        <w:pBdr>
+          <w:left w:val="single" w:color="8FA6AD" w:sz="10" w:space="8"/>
+        </w:pBdr>
+        <w:shd w:fill="F4F6F7" w:val="clear"/>
+        <w:spacing w:after="0" w:before="0" w:line="276" w:lineRule="atLeast"/>
+        <w:ind w:left="240"/>
+        <w:jc w:val="left"/>
+      </w:pPr>
+      <w:r>
+        <w:rPr>
+          <w:rFonts w:ascii="Courier New" w:cs="Courier New" w:eastAsia="Microsoft YaHei" w:hAnsi="Courier New"/>
+          <w:color w:val="24343C"/>
+          <w:sz w:val="18"/>
+          <w:szCs w:val="18"/>
+        </w:rPr>
+        <w:t xml:space="preserve">         "你好世界，这是一个测试。",</w:t>
+      </w:r>
+    </w:p>
+    <w:p>
+      <w:pPr>
+        <w:pBdr>
+          <w:left w:val="single" w:color="8FA6AD" w:sz="10" w:space="8"/>
+        </w:pBdr>
+        <w:shd w:fill="F4F6F7" w:val="clear"/>
+        <w:spacing w:after="0" w:before="0" w:line="276" w:lineRule="atLeast"/>
+        <w:ind w:left="240"/>
+        <w:jc w:val="left"/>
+      </w:pPr>
+      <w:r>
+        <w:rPr>
+          <w:rFonts w:ascii="Courier New" w:cs="Courier New" w:eastAsia="Microsoft YaHei" w:hAnsi="Courier New"/>
+          <w:color w:val="24343C"/>
+          <w:sz w:val="18"/>
+          <w:szCs w:val="18"/>
+        </w:rPr>
+        <w:t xml:space="preserve">         "The quick brown fox jumps over the lazy dog.",</w:t>
+      </w:r>
+    </w:p>
+    <w:p>
+      <w:pPr>
+        <w:pBdr>
+          <w:left w:val="single" w:color="8FA6AD" w:sz="10" w:space="8"/>
+        </w:pBdr>
+        <w:shd w:fill="F4F6F7" w:val="clear"/>
+        <w:spacing w:after="0" w:before="0" w:line="276" w:lineRule="atLeast"/>
+        <w:ind w:left="240"/>
+        <w:jc w:val="left"/>
+      </w:pPr>
+      <w:r>
+        <w:rPr>
+          <w:rFonts w:ascii="Courier New" w:cs="Courier New" w:eastAsia="Microsoft YaHei" w:hAnsi="Courier New"/>
+          <w:color w:val="24343C"/>
+          <w:sz w:val="18"/>
+          <w:szCs w:val="18"/>
+        </w:rPr>
+        <w:t xml:space="preserve">         "敏捷的棕色狐狸跳过了懒惰的狗。"]</w:t>
+      </w:r>
+    </w:p>
+    <w:p>
+      <w:pPr>
+        <w:pBdr>
+          <w:left w:val="single" w:color="8FA6AD" w:sz="10" w:space="8"/>
+        </w:pBdr>
+        <w:shd w:fill="F4F6F7" w:val="clear"/>
+        <w:spacing w:after="0" w:before="0" w:line="276" w:lineRule="atLeast"/>
+        <w:ind w:left="240"/>
+        <w:jc w:val="left"/>
+      </w:pPr>
+      <w:r>
+        <w:rPr>
+          <w:rFonts w:ascii="Courier New" w:cs="Courier New" w:eastAsia="Microsoft YaHei" w:hAnsi="Courier New"/>
+          <w:color w:val="24343C"/>
+          <w:sz w:val="18"/>
+          <w:szCs w:val="18"/>
+        </w:rPr>
+        <w:t xml:space="preserve">for t in pairs:</w:t>
+      </w:r>
+    </w:p>
+    <w:p>
+      <w:pPr>
+        <w:pBdr>
+          <w:left w:val="single" w:color="8FA6AD" w:sz="10" w:space="8"/>
+        </w:pBdr>
+        <w:shd w:fill="F4F6F7" w:val="clear"/>
+        <w:spacing w:after="0" w:before="0" w:line="276" w:lineRule="atLeast"/>
+        <w:ind w:left="240"/>
+        <w:jc w:val="left"/>
+      </w:pPr>
+      <w:r>
+        <w:rPr>
+          <w:rFonts w:ascii="Courier New" w:cs="Courier New" w:eastAsia="Microsoft YaHei" w:hAnsi="Courier New"/>
+          <w:color w:val="24343C"/>
+          <w:sz w:val="18"/>
+          <w:szCs w:val="18"/>
+        </w:rPr>
+        <w:t xml:space="preserve">    ids = enc.encode(t)</w:t>
+      </w:r>
+    </w:p>
+    <w:p>
+      <w:pPr>
+        <w:pBdr>
+          <w:left w:val="single" w:color="8FA6AD" w:sz="10" w:space="8"/>
+        </w:pBdr>
+        <w:shd w:fill="F4F6F7" w:val="clear"/>
+        <w:spacing w:after="0" w:before="0" w:line="276" w:lineRule="atLeast"/>
+        <w:ind w:left="240"/>
+        <w:jc w:val="left"/>
+      </w:pPr>
+      <w:r>
+        <w:rPr>
+          <w:rFonts w:ascii="Courier New" w:cs="Courier New" w:eastAsia="Microsoft YaHei" w:hAnsi="Courier New"/>
+          <w:color w:val="24343C"/>
+          <w:sz w:val="18"/>
+          <w:szCs w:val="18"/>
+        </w:rPr>
+        <w:t xml:space="preserve">    print(f"{len(ids):3d} tokens / {len(t):3d} 字符 | {t}")</w:t>
+      </w:r>
+    </w:p>
+    <w:p>
+      <w:pPr>
+        <w:spacing w:line="312"/>
+        <w:ind w:firstLine="480"/>
+        <w:jc w:val="both"/>
+      </w:pPr>
+      <w:r>
+        <w:rPr>
+          <w:rFonts w:ascii="Calibri" w:eastAsia="Microsoft YaHei"/>
+          <w:color w:val="1A2B33"/>
+          <w:sz w:val="24"/>
+          <w:szCs w:val="24"/>
+        </w:rPr>
+        <w:t xml:space="preserve">验收标准：算出这套分词器的"中文税"比例（中文字符均摊 token 数 ÷ 英文字符均摊），把结论记入你的错误博物馆——卷03 会给出理论解释，卷18 会算它值多少钱。</w:t>
+      </w:r>
+    </w:p>
+    <w:p>
+      <w:pPr>
+        <w:pStyle w:val="Heading2"/>
+        <w:keepNext/>
+        <w:spacing w:after="140" w:before="280" w:line="360" w:lineRule="atLeast"/>
+      </w:pPr>
+      <w:bookmarkStart w:id="100036" w:name="_Toc100036"/>
+      <w:r>
+        <w:rPr>
+          <w:rFonts w:ascii="Calibri" w:eastAsia="SimHei"/>
+          <w:b/>
+          <w:bCs/>
+          <w:color w:val="1B4A5C"/>
+          <w:sz w:val="28"/>
+          <w:szCs w:val="28"/>
+        </w:rPr>
+        <w:t xml:space="preserve">实验 2：把注意力"看见"的东西画出来（30 分钟）</w:t>
+      </w:r>
+      <w:bookmarkEnd w:id="100036"/>
+    </w:p>
+    <w:p>
+      <w:pPr>
+        <w:pBdr>
+          <w:left w:val="single" w:color="8FA6AD" w:sz="10" w:space="8"/>
+        </w:pBdr>
+        <w:shd w:fill="F4F6F7" w:val="clear"/>
+        <w:spacing w:after="0" w:before="0" w:line="276" w:lineRule="atLeast"/>
+        <w:ind w:left="240"/>
+        <w:jc w:val="left"/>
+      </w:pPr>
+      <w:r>
+        <w:rPr>
+          <w:rFonts w:ascii="Courier New" w:cs="Courier New" w:eastAsia="Microsoft YaHei" w:hAnsi="Courier New"/>
+          <w:color w:val="24343C"/>
+          <w:sz w:val="18"/>
+          <w:szCs w:val="18"/>
+        </w:rPr>
+        <w:t xml:space="preserve">from transformers import AutoTokenizer, AutoModel</w:t>
+      </w:r>
+    </w:p>
+    <w:p>
+      <w:pPr>
+        <w:pBdr>
+          <w:left w:val="single" w:color="8FA6AD" w:sz="10" w:space="8"/>
+        </w:pBdr>
+        <w:shd w:fill="F4F6F7" w:val="clear"/>
+        <w:spacing w:after="0" w:before="0" w:line="276" w:lineRule="atLeast"/>
+        <w:ind w:left="240"/>
+        <w:jc w:val="left"/>
+      </w:pPr>
+      <w:r>
+        <w:rPr>
+          <w:rFonts w:ascii="Courier New" w:cs="Courier New" w:eastAsia="Microsoft YaHei" w:hAnsi="Courier New"/>
+          <w:color w:val="24343C"/>
+          <w:sz w:val="18"/>
+          <w:szCs w:val="18"/>
+        </w:rPr>
+        <w:t xml:space="preserve">import torch, matplotlib.pyplot as plt</w:t>
+      </w:r>
+    </w:p>
+    <w:p>
+      <w:pPr>
+        <w:pBdr>
+          <w:left w:val="single" w:color="8FA6AD" w:sz="10" w:space="8"/>
+        </w:pBdr>
+        <w:shd w:fill="F4F6F7" w:val="clear"/>
+        <w:spacing w:after="0" w:before="0" w:line="276" w:lineRule="atLeast"/>
+        <w:ind w:left="240"/>
+        <w:jc w:val="left"/>
+      </w:pPr>
+      <w:r>
+        <w:rPr>
+          <w:rFonts w:ascii="Courier New" w:cs="Courier New" w:eastAsia="Microsoft YaHei" w:hAnsi="Courier New"/>
+          <w:color w:val="24343C"/>
+          <w:sz w:val="18"/>
+          <w:szCs w:val="18"/>
+        </w:rPr>
+        <w:t xml:space="preserve">tok = AutoTokenizer.from_pretrained("bert-base-chinese")</w:t>
+      </w:r>
+    </w:p>
+    <w:p>
+      <w:pPr>
+        <w:pBdr>
+          <w:left w:val="single" w:color="8FA6AD" w:sz="10" w:space="8"/>
+        </w:pBdr>
+        <w:shd w:fill="F4F6F7" w:val="clear"/>
+        <w:spacing w:after="0" w:before="0" w:line="276" w:lineRule="atLeast"/>
+        <w:ind w:left="240"/>
+        <w:jc w:val="left"/>
+      </w:pPr>
+      <w:r>
+        <w:rPr>
+          <w:rFonts w:ascii="Courier New" w:cs="Courier New" w:eastAsia="Microsoft YaHei" w:hAnsi="Courier New"/>
+          <w:color w:val="24343C"/>
+          <w:sz w:val="18"/>
+          <w:szCs w:val="18"/>
+        </w:rPr>
+        <w:t xml:space="preserve">mdl = AutoModel.from_pretrained("bert-base-chinese", output_attentions=True)</w:t>
+      </w:r>
+    </w:p>
+    <w:p>
+      <w:pPr>
+        <w:pBdr>
+          <w:left w:val="single" w:color="8FA6AD" w:sz="10" w:space="8"/>
+        </w:pBdr>
+        <w:shd w:fill="F4F6F7" w:val="clear"/>
+        <w:spacing w:after="0" w:before="0" w:line="276" w:lineRule="atLeast"/>
+        <w:ind w:left="240"/>
+        <w:jc w:val="left"/>
+      </w:pPr>
+      <w:r>
+        <w:rPr>
+          <w:rFonts w:ascii="Courier New" w:cs="Courier New" w:eastAsia="Microsoft YaHei" w:hAnsi="Courier New"/>
+          <w:color w:val="24343C"/>
+          <w:sz w:val="18"/>
+          <w:szCs w:val="18"/>
+        </w:rPr>
+        <w:t xml:space="preserve">sent = "那只动物没有过马路，因为它太累了"</w:t>
+      </w:r>
+    </w:p>
+    <w:p>
+      <w:pPr>
+        <w:pBdr>
+          <w:left w:val="single" w:color="8FA6AD" w:sz="10" w:space="8"/>
+        </w:pBdr>
+        <w:shd w:fill="F4F6F7" w:val="clear"/>
+        <w:spacing w:after="0" w:before="0" w:line="276" w:lineRule="atLeast"/>
+        <w:ind w:left="240"/>
+        <w:jc w:val="left"/>
+      </w:pPr>
+      <w:r>
+        <w:rPr>
+          <w:rFonts w:ascii="Courier New" w:cs="Courier New" w:eastAsia="Microsoft YaHei" w:hAnsi="Courier New"/>
+          <w:color w:val="24343C"/>
+          <w:sz w:val="18"/>
+          <w:szCs w:val="18"/>
+        </w:rPr>
+        <w:t xml:space="preserve">out = mdl(**tok(sent, return_tensors="pt"))</w:t>
+      </w:r>
+    </w:p>
+    <w:p>
+      <w:pPr>
+        <w:pBdr>
+          <w:left w:val="single" w:color="8FA6AD" w:sz="10" w:space="8"/>
+        </w:pBdr>
+        <w:shd w:fill="F4F6F7" w:val="clear"/>
+        <w:spacing w:after="0" w:before="0" w:line="276" w:lineRule="atLeast"/>
+        <w:ind w:left="240"/>
+        <w:jc w:val="left"/>
+      </w:pPr>
+      <w:r>
+        <w:rPr>
+          <w:rFonts w:ascii="Courier New" w:cs="Courier New" w:eastAsia="Microsoft YaHei" w:hAnsi="Courier New"/>
+          <w:color w:val="24343C"/>
+          <w:sz w:val="18"/>
+          <w:szCs w:val="18"/>
+        </w:rPr>
+        <w:t xml:space="preserve">att = out.attentions[0][0].mean(0).detach()      # 第1层、12个头平均</w:t>
+      </w:r>
+    </w:p>
+    <w:p>
+      <w:pPr>
+        <w:pBdr>
+          <w:left w:val="single" w:color="8FA6AD" w:sz="10" w:space="8"/>
+        </w:pBdr>
+        <w:shd w:fill="F4F6F7" w:val="clear"/>
+        <w:spacing w:after="0" w:before="0" w:line="276" w:lineRule="atLeast"/>
+        <w:ind w:left="240"/>
+        <w:jc w:val="left"/>
+      </w:pPr>
+      <w:r>
+        <w:rPr>
+          <w:rFonts w:ascii="Courier New" w:cs="Courier New" w:eastAsia="Microsoft YaHei" w:hAnsi="Courier New"/>
+          <w:color w:val="24343C"/>
+          <w:sz w:val="18"/>
+          <w:szCs w:val="18"/>
+        </w:rPr>
+        <w:t xml:space="preserve">plt.imshow(att, cmap="Blues")</w:t>
+      </w:r>
+    </w:p>
+    <w:p>
+      <w:pPr>
+        <w:pBdr>
+          <w:left w:val="single" w:color="8FA6AD" w:sz="10" w:space="8"/>
+        </w:pBdr>
+        <w:shd w:fill="F4F6F7" w:val="clear"/>
+        <w:spacing w:after="0" w:before="0" w:line="276" w:lineRule="atLeast"/>
+        <w:ind w:left="240"/>
+        <w:jc w:val="left"/>
+      </w:pPr>
+      <w:r>
+        <w:rPr>
+          <w:rFonts w:ascii="Courier New" w:cs="Courier New" w:eastAsia="Microsoft YaHei" w:hAnsi="Courier New"/>
+          <w:color w:val="24343C"/>
+          <w:sz w:val="18"/>
+          <w:szCs w:val="18"/>
+        </w:rPr>
+        <w:t xml:space="preserve">plt.xticks(range(len(sent)), list(sent), rotation=90, fontsize=8)</w:t>
+      </w:r>
+    </w:p>
+    <w:p>
+      <w:pPr>
+        <w:pBdr>
+          <w:left w:val="single" w:color="8FA6AD" w:sz="10" w:space="8"/>
+        </w:pBdr>
+        <w:shd w:fill="F4F6F7" w:val="clear"/>
+        <w:spacing w:after="0" w:before="0" w:line="276" w:lineRule="atLeast"/>
+        <w:ind w:left="240"/>
+        <w:jc w:val="left"/>
+      </w:pPr>
+      <w:r>
+        <w:rPr>
+          <w:rFonts w:ascii="Courier New" w:cs="Courier New" w:eastAsia="Microsoft YaHei" w:hAnsi="Courier New"/>
+          <w:color w:val="24343C"/>
+          <w:sz w:val="18"/>
+          <w:szCs w:val="18"/>
+        </w:rPr>
+        <w:t xml:space="preserve">plt.colorbar(); plt.tight_layout(); plt.show()</w:t>
+      </w:r>
+    </w:p>
+    <w:p>
+      <w:pPr>
+        <w:spacing w:line="312"/>
+        <w:ind w:firstLine="480"/>
+        <w:jc w:val="both"/>
+      </w:pPr>
+      <w:r>
+        <w:rPr>
+          <w:rFonts w:ascii="Calibri" w:eastAsia="Microsoft YaHei"/>
+          <w:color w:val="1A2B33"/>
+          <w:sz w:val="24"/>
+          <w:szCs w:val="24"/>
+        </w:rPr>
+        <w:t xml:space="preserve">验收标准：在热力图里找到"它"那一行，看它把最多的注意力给了哪个词——如果给了"动物"，你就亲眼看到了 2.1 节的指代消解。换三个句子再试，观察注意力什么时候失灵。</w:t>
+      </w:r>
+    </w:p>
+    <w:tbl>
+      <w:tblPr>
+        <w:tblW w:type="dxa" w:w="8788"/>
+        <w:tblBorders>
+          <w:top w:val="single" w:color="C8DDE2" w:sz="4"/>
+          <w:left w:val="single" w:color="1B6B7A" w:sz="32"/>
+          <w:bottom w:val="single" w:color="C8DDE2" w:sz="4"/>
+          <w:right w:val="single" w:color="C8DDE2" w:sz="4"/>
+          <w:insideH w:val="none" w:color="FFFFFF" w:sz="0"/>
+          <w:insideV w:val="none" w:color="FFFFFF" w:sz="0"/>
+        </w:tblBorders>
+        <w:tblLayout w:type="fixed"/>
+      </w:tblPr>
+      <w:tblGrid>
+        <w:gridCol w:w="8788"/>
+      </w:tblGrid>
+      <w:tr>
+        <w:trPr>
+          <w:cantSplit/>
+        </w:trPr>
+        <w:tc>
+          <w:tcPr>
+            <w:shd w:fill="EEF5F7" w:val="clear"/>
+            <w:tcMar>
+              <w:top w:type="dxa" w:w="160"/>
+              <w:left w:type="dxa" w:w="240"/>
+              <w:bottom w:type="dxa" w:w="160"/>
+              <w:right w:type="dxa" w:w="200"/>
+            </w:tcMar>
+          </w:tcPr>
+          <w:p>
+            <w:pPr>
+              <w:spacing w:after="80" w:line="312"/>
+            </w:pPr>
+            <w:r>
+              <w:rPr>
+                <w:rFonts w:ascii="Calibri" w:eastAsia="SimHei"/>
+                <w:b/>
+                <w:bCs/>
+                <w:color w:val="1B6B7A"/>
+                <w:sz w:val="22"/>
+                <w:szCs w:val="22"/>
+              </w:rPr>
+              <w:t xml:space="preserve">◆ 常见翻车</w:t>
+            </w:r>
+          </w:p>
+          <w:p>
+            <w:pPr>
+              <w:spacing w:line="312"/>
+              <w:jc w:val="both"/>
+            </w:pPr>
+            <w:r>
+              <w:rPr>
+                <w:rFonts w:ascii="Calibri" w:eastAsia="Microsoft YaHei"/>
+                <w:color w:val="1A2B33"/>
+                <w:sz w:val="22"/>
+                <w:szCs w:val="22"/>
+              </w:rPr>
+              <w:t xml:space="preserve">横轴 token 与字符要对齐：用的是 tok 返回的 input_ids 转回的字，不是原字符串直接切片；模型下载慢可换 HF 镜像。</w:t>
+            </w:r>
+          </w:p>
+        </w:tc>
+      </w:tr>
+    </w:tbl>
+    <w:p>
+      <w:pPr>
+        <w:spacing w:after="100"/>
+      </w:pPr>
+    </w:p>
+    <w:p>
+      <w:pPr>
+        <w:pStyle w:val="Heading1"/>
+        <w:keepNext/>
+        <w:spacing w:after="200" w:before="360" w:line="400" w:lineRule="atLeast"/>
+      </w:pPr>
+      <w:bookmarkStart w:id="100037" w:name="_Toc100037"/>
+      <w:r>
+        <w:rPr>
+          <w:rFonts w:ascii="Calibri" w:eastAsia="SimHei"/>
+          <w:b/>
+          <w:bCs/>
+          <w:color w:val="16324A"/>
+          <w:sz w:val="32"/>
+          <w:szCs w:val="32"/>
+        </w:rPr>
         <w:t xml:space="preserve">思考与练习</w:t>
       </w:r>
-      <w:bookmarkEnd w:id="100034"/>
+      <w:bookmarkEnd w:id="100037"/>
     </w:p>
     <w:p>
       <w:pPr>
@@ -6871,7 +7930,7 @@
         <w:keepNext/>
         <w:spacing w:after="200" w:before="360" w:line="400" w:lineRule="atLeast"/>
       </w:pPr>
-      <w:bookmarkStart w:id="100035" w:name="_Toc100035"/>
+      <w:bookmarkStart w:id="100038" w:name="_Toc100038"/>
       <w:r>
         <w:rPr>
           <w:rFonts w:ascii="Calibri" w:eastAsia="SimHei"/>
@@ -6881,9 +7940,497 @@
           <w:sz w:val="32"/>
           <w:szCs w:val="32"/>
         </w:rPr>
+        <w:t xml:space="preserve">面试题精选（附参考答案）</w:t>
+      </w:r>
+      <w:bookmarkEnd w:id="100038"/>
+    </w:p>
+    <w:p>
+      <w:pPr>
+        <w:spacing w:line="312"/>
+        <w:ind w:firstLine="480"/>
+        <w:jc w:val="both"/>
+      </w:pPr>
+      <w:r>
+        <w:rPr>
+          <w:rFonts w:ascii="Calibri" w:eastAsia="Microsoft YaHei"/>
+          <w:color w:val="1A2B33"/>
+          <w:sz w:val="24"/>
+          <w:szCs w:val="24"/>
+        </w:rPr>
+        <w:t xml:space="preserve">面试是检验模型直觉最直接的方式。本节共 10 题，由浅入深，主要改编自配套面试题集《AI Agent 大脑技术面试题与答案》，并依据本卷内容新编了一道综合诊断题；参考答案均压缩为要点式，技术口径与本卷正文一致。建议先自行作答，再对照答案查漏补缺，把答不上来的条目回到对应章节重读。</w:t>
+      </w:r>
+    </w:p>
+    <w:p>
+      <w:pPr>
+        <w:pStyle w:val="Heading2"/>
+        <w:keepNext/>
+        <w:spacing w:after="140" w:before="280" w:line="360" w:lineRule="atLeast"/>
+      </w:pPr>
+      <w:bookmarkStart w:id="100039" w:name="_Toc100039"/>
+      <w:r>
+        <w:rPr>
+          <w:rFonts w:ascii="Calibri" w:eastAsia="SimHei"/>
+          <w:b/>
+          <w:bCs/>
+          <w:color w:val="1B4A5C"/>
+          <w:sz w:val="28"/>
+          <w:szCs w:val="28"/>
+        </w:rPr>
+        <w:t xml:space="preserve">题1　为什么 Transformer 能取代 RNN/LSTM 成为序列建模的主流？</w:t>
+      </w:r>
+      <w:bookmarkEnd w:id="100039"/>
+    </w:p>
+    <w:p>
+      <w:pPr>
+        <w:spacing w:line="312"/>
+        <w:ind w:firstLine="480"/>
+        <w:jc w:val="both"/>
+      </w:pPr>
+      <w:r>
+        <w:rPr>
+          <w:rFonts w:ascii="Calibri" w:eastAsia="Microsoft YaHei"/>
+          <w:color w:val="1A2B33"/>
+          <w:sz w:val="24"/>
+          <w:szCs w:val="24"/>
+        </w:rPr>
+        <w:t xml:space="preserve">RNN 及其变体 LSTM 有两大致命缺陷：一是无法并行，第 t 步的计算依赖第 t-1 步的结果，像单车道只能排队通过，GPU 大量核心闲置，训练动辄以周计；二是长程依赖失效，信息要逐步传递、衰减严重，序列超过几百个 token 后对开头内容的记忆急剧退化，如同传话游戏。2017 年 6 月 Google 团队发表《Attention Is All You Need》，给出的答案激进而优雅：完全放弃循环结构，只用注意力——所有位置同时计算，训练并行度数量级提升；任意两位置距离恒为一步，长距离语义关联不再随距离衰减。今天叫得出名字的大模型，GPT、Claude、Gemini、Qwen、DeepSeek，全部是 Transformer 的后裔。（见本卷 1.2 节）</w:t>
+      </w:r>
+    </w:p>
+    <w:p>
+      <w:pPr>
+        <w:pStyle w:val="Heading2"/>
+        <w:keepNext/>
+        <w:spacing w:after="140" w:before="280" w:line="360" w:lineRule="atLeast"/>
+      </w:pPr>
+      <w:bookmarkStart w:id="100040" w:name="_Toc100040"/>
+      <w:r>
+        <w:rPr>
+          <w:rFonts w:ascii="Calibri" w:eastAsia="SimHei"/>
+          <w:b/>
+          <w:bCs/>
+          <w:color w:val="1B4A5C"/>
+          <w:sz w:val="28"/>
+          <w:szCs w:val="28"/>
+        </w:rPr>
+        <w:t xml:space="preserve">题2　现代大模型为什么几乎都采用 Decoder-Only 架构？</w:t>
+      </w:r>
+      <w:bookmarkEnd w:id="100040"/>
+    </w:p>
+    <w:p>
+      <w:pPr>
+        <w:spacing w:line="312"/>
+        <w:ind w:firstLine="480"/>
+        <w:jc w:val="both"/>
+      </w:pPr>
+      <w:r>
+        <w:rPr>
+          <w:rFonts w:ascii="Calibri" w:eastAsia="Microsoft YaHei"/>
+          <w:color w:val="1A2B33"/>
+          <w:sz w:val="24"/>
+          <w:szCs w:val="24"/>
+        </w:rPr>
+        <w:t xml:space="preserve">Transformer 家族分化出三种形态：Encoder-Only（代表 BERT，双向注意力，只理解不生成，用于检索排序与句向量）；Decoder-Only（GPT、Claude、Qwen、DeepSeek，因果注意力，自回归生成）；Encoder-Decoder（T5、BART，用于翻译等特定任务）。现代 Agent 的底座清一色是 Decoder-Only，原因有三：其一，训练目标统一且高效，预测下一个 token 是自监督任务，文本本身就是答案，互联网上几乎所有文字都能用作训练数据，而 Encoder-Decoder 需要成对的输入输出数据，获取成本高得多；其二，对规模法则（Scaling Law）友好，性能提升曲线平滑且可预测；其三，任务泛化强，翻译、摘要、写代码全靠提示词切换，一个模型打天下，这正是 Agent 范式能够成立的前提。（见本卷 1.3 节 表2-1）</w:t>
+      </w:r>
+    </w:p>
+    <w:p>
+      <w:pPr>
+        <w:pStyle w:val="Heading2"/>
+        <w:keepNext/>
+        <w:spacing w:after="140" w:before="280" w:line="360" w:lineRule="atLeast"/>
+      </w:pPr>
+      <w:bookmarkStart w:id="100041" w:name="_Toc100041"/>
+      <w:r>
+        <w:rPr>
+          <w:rFonts w:ascii="Calibri" w:eastAsia="SimHei"/>
+          <w:b/>
+          <w:bCs/>
+          <w:color w:val="1B4A5C"/>
+          <w:sz w:val="28"/>
+          <w:szCs w:val="28"/>
+        </w:rPr>
+        <w:t xml:space="preserve">题3　解释 Q、K、V 的含义与注意力四步计算，为什么要除以根号 d_k？</w:t>
+      </w:r>
+      <w:bookmarkEnd w:id="100041"/>
+    </w:p>
+    <w:p>
+      <w:pPr>
+        <w:spacing w:line="312"/>
+        <w:ind w:firstLine="480"/>
+        <w:jc w:val="both"/>
+      </w:pPr>
+      <w:r>
+        <w:rPr>
+          <w:rFonts w:ascii="Calibri" w:eastAsia="Microsoft YaHei"/>
+          <w:color w:val="1A2B33"/>
+          <w:sz w:val="24"/>
+          <w:szCs w:val="24"/>
+        </w:rPr>
+        <w:t xml:space="preserve">三个名字借自信息检索，可用图书馆类比：你想找的内容是 Q，每本书书脊上的标签是 K，书的实际内容是 V。自注意力中每个 token 同时扮演这三个角色，由同一输入向量分别乘以三个可学习矩阵 WQ、WK、WV 得到。四步计算：第一步打分，Q 与所有 K 做点积，得到 n 乘 n 的分数矩阵；第二步缩放，全部分数除以 K 向量维度的平方根；第三步归一化，每行做 Softmax，压成和为 1 的注意力权重；第四步加权求和，用权重对 V 加权平均，公式即 softmax(QK^T 除以根号 d_k) 再乘 V。缩放这步不能省：点积大小随维度增大系统性变大，分数一旦悬殊，Softmax 走向极端，最大的分数吞掉几乎全部权重，梯度趋近于零，模型训不动；除以根号 d_k 把分数差异控制在健康区间，是初学者复现模型时最先踩的坑之一。（见本卷 2.2、2.3、2.3.1 节）</w:t>
+      </w:r>
+    </w:p>
+    <w:p>
+      <w:pPr>
+        <w:pStyle w:val="Heading2"/>
+        <w:keepNext/>
+        <w:spacing w:after="140" w:before="280" w:line="360" w:lineRule="atLeast"/>
+      </w:pPr>
+      <w:bookmarkStart w:id="100042" w:name="_Toc100042"/>
+      <w:r>
+        <w:rPr>
+          <w:rFonts w:ascii="Calibri" w:eastAsia="SimHei"/>
+          <w:b/>
+          <w:bCs/>
+          <w:color w:val="1B4A5C"/>
+          <w:sz w:val="28"/>
+          <w:szCs w:val="28"/>
+        </w:rPr>
+        <w:t xml:space="preserve">题4　MHA、MQA、GQA 有何区别？GQA 为什么成为长上下文模型的标配？</w:t>
+      </w:r>
+      <w:bookmarkEnd w:id="100042"/>
+    </w:p>
+    <w:p>
+      <w:pPr>
+        <w:spacing w:line="312"/>
+        <w:ind w:firstLine="480"/>
+        <w:jc w:val="both"/>
+      </w:pPr>
+      <w:r>
+        <w:rPr>
+          <w:rFonts w:ascii="Calibri" w:eastAsia="Microsoft YaHei"/>
+          <w:color w:val="1A2B33"/>
+          <w:sz w:val="24"/>
+          <w:szCs w:val="24"/>
+        </w:rPr>
+        <w:t xml:space="preserve">先说多头：把嵌入向量拆成 h 份，每份独立跑一遍完整的自注意力，各头输出拼接后再融合。每个头的维度是总维度除以头数（如 4096 维拆 32 头，每头 128 维），总计算量与单头全维度相当，属于花同样的钱雇了一个团队；可视化发现不同头自发学出语法、指代、语义、位置、罕见词等分工。三种变体的差异在 K、V 头数，而这直接决定 KV Cache 体积，因为缓存是按 K、V 头数存的：MHA 中 Q、K、V 头数相同；MQA 激进地让所有 Q 头共享同一组 K、V，缓存缩到几十分之一但精度有损；GQA 取中间路线，K、V 只保留少量头，每组被若干 Q 头共享。Llama-2-70B、Llama-3、Mistral 均采用 GQA，典型配置是 64 个 Q 头配 8 个 K、V 头，缓存直接降到八分之一，长上下文下显存与吞吐明显更优。（见本卷 3.1、3.1.1 节）</w:t>
+      </w:r>
+    </w:p>
+    <w:p>
+      <w:pPr>
+        <w:pStyle w:val="Heading2"/>
+        <w:keepNext/>
+        <w:spacing w:after="140" w:before="280" w:line="360" w:lineRule="atLeast"/>
+      </w:pPr>
+      <w:bookmarkStart w:id="100043" w:name="_Toc100043"/>
+      <w:r>
+        <w:rPr>
+          <w:rFonts w:ascii="Calibri" w:eastAsia="SimHei"/>
+          <w:b/>
+          <w:bCs/>
+          <w:color w:val="1B4A5C"/>
+          <w:sz w:val="28"/>
+          <w:szCs w:val="28"/>
+        </w:rPr>
+        <w:t xml:space="preserve">题5　注意力为什么需要位置编码？RoPE 如何支撑长上下文？</w:t>
+      </w:r>
+      <w:bookmarkEnd w:id="100043"/>
+    </w:p>
+    <w:p>
+      <w:pPr>
+        <w:spacing w:line="312"/>
+        <w:ind w:firstLine="480"/>
+        <w:jc w:val="both"/>
+      </w:pPr>
+      <w:r>
+        <w:rPr>
+          <w:rFonts w:ascii="Calibri" w:eastAsia="Microsoft YaHei"/>
+          <w:color w:val="1A2B33"/>
+          <w:sz w:val="24"/>
+          <w:szCs w:val="24"/>
+        </w:rPr>
+        <w:t xml:space="preserve">自注意力是置换等变的，打乱输入顺序，输出只是相应打乱、内容不变——猫追狗和狗追猫在它眼里没有区别，所以必须用位置编码注入顺序感。方案经历三代演进：正弦位置编码（2017 年论文，用不同频率的正余弦给每个位置生成唯一指纹，理论上可外推）；可学习位置编码（BERT 采用，表达力强但训练最长 512 个位置，推理绝不能超过，完全无法外推）；旋转位置编码 RoPE（苏剑林 2021 年提出，从加法转向乘法：把 Q、K 向量按所在位置旋转一个角度，两个旋转后向量的点积只取决于角度差，注意力分数天然只依赖相对距离，是 Llama、Qwen、DeepSeek 等几乎所有主流开源模型的标配）。但直接超训练长度使用会退化：旋转角度过大，正弦的周期性会让位置绕回来。NTK 缩放不均匀拉伸频率，YaRN 在此基础上再做注意力温度微调，让训练 8K、推理 128K 成为可能；工程上必须记住宣称长度不等于训练长度，选型优先看原生训练长度。（见本卷 3.2 节）</w:t>
+      </w:r>
+    </w:p>
+    <w:p>
+      <w:pPr>
+        <w:pStyle w:val="Heading2"/>
+        <w:keepNext/>
+        <w:spacing w:after="140" w:before="280" w:line="360" w:lineRule="atLeast"/>
+      </w:pPr>
+      <w:bookmarkStart w:id="100044" w:name="_Toc100044"/>
+      <w:r>
+        <w:rPr>
+          <w:rFonts w:ascii="Calibri" w:eastAsia="SimHei"/>
+          <w:b/>
+          <w:bCs/>
+          <w:color w:val="1B4A5C"/>
+          <w:sz w:val="28"/>
+          <w:szCs w:val="28"/>
+        </w:rPr>
+        <w:t xml:space="preserve">题6　Transformer 的 O(n²) 复杂度从何而来？预填充与解码有何不同？</w:t>
+      </w:r>
+      <w:bookmarkEnd w:id="100044"/>
+    </w:p>
+    <w:p>
+      <w:pPr>
+        <w:spacing w:line="312"/>
+        <w:ind w:firstLine="480"/>
+        <w:jc w:val="both"/>
+      </w:pPr>
+      <w:r>
+        <w:rPr>
+          <w:rFonts w:ascii="Calibri" w:eastAsia="Microsoft YaHei"/>
+          <w:color w:val="1A2B33"/>
+          <w:sz w:val="24"/>
+          <w:szCs w:val="24"/>
+        </w:rPr>
+        <w:t xml:space="preserve">复杂度来自打分阶段：每个 token 要与所有 token 两两计算关系，产生一个 n 乘 n 的分数矩阵，计算量与显存占用都随 n 的平方增长。直观对照：上下文从 4K 扩到 128K，长度只翻 32 倍，注意力计算量却涨 1024 倍；32K 档为 64 倍。工程上还要区分推理的两个阶段：预填充（Prefill）一次性处理整个输入提示词，输入 token 之间两两算注意力，是 O(n²) 且高度并行的计算密集型，输入费用与长提示词下漫长的首 token 等待主要发生在这里；解码（Decode）逐个生成新 token，每步只算一个 token 与全部历史的注意力，是 O(n) 但无法并行的内存带宽密集型，输出越长的响应吐字越慢。这解释了云服务的长上下文请求为什么不但贵、首字延迟还明显。（见本卷 4.1 节 表2-2）</w:t>
+      </w:r>
+    </w:p>
+    <w:p>
+      <w:pPr>
+        <w:pStyle w:val="Heading2"/>
+        <w:keepNext/>
+        <w:spacing w:after="140" w:before="280" w:line="360" w:lineRule="atLeast"/>
+      </w:pPr>
+      <w:bookmarkStart w:id="100045" w:name="_Toc100045"/>
+      <w:r>
+        <w:rPr>
+          <w:rFonts w:ascii="Calibri" w:eastAsia="SimHei"/>
+          <w:b/>
+          <w:bCs/>
+          <w:color w:val="1B4A5C"/>
+          <w:sz w:val="28"/>
+          <w:szCs w:val="28"/>
+        </w:rPr>
+        <w:t xml:space="preserve">题7　KV Cache 的核心思想是什么？显存占用如何估算？</w:t>
+      </w:r>
+      <w:bookmarkEnd w:id="100045"/>
+    </w:p>
+    <w:p>
+      <w:pPr>
+        <w:spacing w:line="312"/>
+        <w:ind w:firstLine="480"/>
+        <w:jc w:val="both"/>
+      </w:pPr>
+      <w:r>
+        <w:rPr>
+          <w:rFonts w:ascii="Calibri" w:eastAsia="Microsoft YaHei"/>
+          <w:color w:val="1A2B33"/>
+          <w:sz w:val="24"/>
+          <w:szCs w:val="24"/>
+        </w:rPr>
+        <w:t xml:space="preserve">自回归循环下，生成第 t 个 token 需要与全部历史的 K、V 交互；朴素做法是每生成一个 token 就把历史 K、V 重算一遍，总计算量 O(n²)，慢到无法实用。KV Cache 把算过的 K、V 存进显存、下一步直接复用，每步只算新 token 自己的三个向量，总计算量降到 O(n)；它成立的前提是因果性——新 token 只依赖历史（本卷 2.4 节的因果掩码保证了这一点），历史 K、V 不随未来改变。代价是显存：每 token 缓存字节数等于 2 乘层数、乘 KV 头数、乘每头维度、乘每元素字节数（FP16 为 2 字节），再乘序列长度与并发数。按本卷算例：7B 级 GQA（32 层 8 个 KV 头）单 token 约 0.13 MB，32K 上下文约 4.3 GB；70B 级 GQA 约 10.7 GB；70B 级若不用 GQA 则高达约 172 GB，比约 140 GB 的模型权重还大，一张 80 GB 的卡连一个会话都装不下。（见本卷 4.2 节 表2-3）</w:t>
+      </w:r>
+    </w:p>
+    <w:p>
+      <w:pPr>
+        <w:pStyle w:val="Heading2"/>
+        <w:keepNext/>
+        <w:spacing w:after="140" w:before="280" w:line="360" w:lineRule="atLeast"/>
+      </w:pPr>
+      <w:bookmarkStart w:id="100046" w:name="_Toc100046"/>
+      <w:r>
+        <w:rPr>
+          <w:rFonts w:ascii="Calibri" w:eastAsia="SimHei"/>
+          <w:b/>
+          <w:bCs/>
+          <w:color w:val="1B4A5C"/>
+          <w:sz w:val="28"/>
+          <w:szCs w:val="28"/>
+        </w:rPr>
+        <w:t xml:space="preserve">题8　前缀缓存与 RadixAttention 为什么能大幅降低 Agent 的调用成本？</w:t>
+      </w:r>
+      <w:bookmarkEnd w:id="100046"/>
+    </w:p>
+    <w:p>
+      <w:pPr>
+        <w:spacing w:line="312"/>
+        <w:ind w:firstLine="480"/>
+        <w:jc w:val="both"/>
+      </w:pPr>
+      <w:r>
+        <w:rPr>
+          <w:rFonts w:ascii="Calibri" w:eastAsia="Microsoft YaHei"/>
+          <w:color w:val="1A2B33"/>
+          <w:sz w:val="24"/>
+          <w:szCs w:val="24"/>
+        </w:rPr>
+        <w:t xml:space="preserve">Agent 的系统提示词动辄两三千 token，用户每发一条消息，服务端都要把系统提示词加全部历史重新预填充一遍，哪怕用户只回了两个字；有统计称，典型多轮负载里这类前缀重复计算可占总推理成本的一半以上。解法的依据很朴素：前缀相同，K、V 必然相同，存下来复用即可。最简单的形态是静态前缀缓存，OpenAI 与 Anthropic 的 API 都提供（Prompt Caching），命中部分按折扣计费；更彻底的是 SGLang 提出的 RadixAttention：用一棵基数树自动组织所有请求的 KV Cache，新请求沿树匹配最长公共前缀，命中部分零计算、只算新增尾部，新算的缓存自动插回树上供未来复用。实测多轮 Agent 场景可获得三到十倍吞吐提升与一半以上的成本下降。配套三条调用纪律：系统提示词放最前且对所有用户字节级一致，动态内容不混入前缀，把缓存命中率当核心运营指标监控。（见本卷 4.3 节）</w:t>
+      </w:r>
+    </w:p>
+    <w:p>
+      <w:pPr>
+        <w:pStyle w:val="Heading2"/>
+        <w:keepNext/>
+        <w:spacing w:after="140" w:before="280" w:line="360" w:lineRule="atLeast"/>
+      </w:pPr>
+      <w:bookmarkStart w:id="100047" w:name="_Toc100047"/>
+      <w:r>
+        <w:rPr>
+          <w:rFonts w:ascii="Calibri" w:eastAsia="SimHei"/>
+          <w:b/>
+          <w:bCs/>
+          <w:color w:val="1B4A5C"/>
+          <w:sz w:val="28"/>
+          <w:szCs w:val="28"/>
+        </w:rPr>
+        <w:t xml:space="preserve">题9　什么是 Lost in the Middle 现象？成因与对策是什么？</w:t>
+      </w:r>
+      <w:bookmarkEnd w:id="100047"/>
+    </w:p>
+    <w:p>
+      <w:pPr>
+        <w:spacing w:line="312"/>
+        <w:ind w:firstLine="480"/>
+        <w:jc w:val="both"/>
+      </w:pPr>
+      <w:r>
+        <w:rPr>
+          <w:rFonts w:ascii="Calibri" w:eastAsia="Microsoft YaHei"/>
+          <w:color w:val="1A2B33"/>
+          <w:sz w:val="24"/>
+          <w:szCs w:val="24"/>
+        </w:rPr>
+        <w:t xml:space="preserve">2023 年 Liu 等人的论文《Lost in the Middle》揭示：关键信息放在长上下文的不同位置时，模型召回准确率呈 U 型曲线——放在开头和结尾能到九成上下，埋在中段却可能跌破六成。根源是注意力稀释：注意力权重经 Softmax 归一化后总和为 1，是一种零和资源，上下文膨胀到几万 token 后权重被严重摊薄；中段还同时受四个因素挤压——预训练语料关键信息多在首尾造成位置偏置、多余注意力倾倒到开头 token 的注意力洼地、RoPE 超出训练长度后远距感知退化、Softmax 对少数高分位置敏感。量化手段是大海捞针测试：把关键信息插入超长文本的不同深度与不同总长度处统计召回率，画成位置乘长度的热力图。日常对策：关键信息放首尾、重要约束写两遍、显式标注重要段落。（见本卷 5.1 节）</w:t>
+      </w:r>
+    </w:p>
+    <w:p>
+      <w:pPr>
+        <w:pStyle w:val="Heading2"/>
+        <w:keepNext/>
+        <w:spacing w:after="140" w:before="280" w:line="360" w:lineRule="atLeast"/>
+      </w:pPr>
+      <w:bookmarkStart w:id="100048" w:name="_Toc100048"/>
+      <w:r>
+        <w:rPr>
+          <w:rFonts w:ascii="Calibri" w:eastAsia="SimHei"/>
+          <w:b/>
+          <w:bCs/>
+          <w:color w:val="1B4A5C"/>
+          <w:sz w:val="28"/>
+          <w:szCs w:val="28"/>
+        </w:rPr>
+        <w:t xml:space="preserve">题10　Agent 长对话失忆、响应变慢、账单暴涨，如何从模型层诊断根因？</w:t>
+      </w:r>
+      <w:bookmarkEnd w:id="100048"/>
+    </w:p>
+    <w:p>
+      <w:pPr>
+        <w:spacing w:line="312"/>
+        <w:ind w:firstLine="480"/>
+        <w:jc w:val="both"/>
+      </w:pPr>
+      <w:r>
+        <w:rPr>
+          <w:rFonts w:ascii="Calibri" w:eastAsia="Microsoft YaHei"/>
+          <w:color w:val="1A2B33"/>
+          <w:sz w:val="24"/>
+          <w:szCs w:val="24"/>
+        </w:rPr>
+        <w:t xml:space="preserve">这是一道综合诊断题。生产环境里 Agent 的高频故障几乎都能在本卷找到模型层的解释，回答时应给出症状、根因、对策的完整链条，而不是停在提示词层面打补丁：</w:t>
+      </w:r>
+    </w:p>
+    <w:p>
+      <w:pPr>
+        <w:pStyle w:val="ListParagraph"/>
+        <w:numPr>
+          <w:ilvl w:val="0"/>
+          <w:numId w:val="1"/>
+        </w:numPr>
+        <w:spacing w:line="312"/>
+      </w:pPr>
+      <w:r>
+        <w:rPr>
+          <w:rFonts w:ascii="Calibri" w:eastAsia="Microsoft YaHei"/>
+          <w:color w:val="1A2B33"/>
+          <w:sz w:val="24"/>
+          <w:szCs w:val="24"/>
+        </w:rPr>
+        <w:t xml:space="preserve">长对话忘掉早期约定——对应中段遗忘或上下文被截断；对策是关键信息首尾重复，并做分层压缩（占窗口五成触发轻压缩，七成进入最近原文加摘要加事实档案的分层模式）。</w:t>
+      </w:r>
+    </w:p>
+    <w:p>
+      <w:pPr>
+        <w:pStyle w:val="ListParagraph"/>
+        <w:numPr>
+          <w:ilvl w:val="0"/>
+          <w:numId w:val="1"/>
+        </w:numPr>
+        <w:spacing w:line="312"/>
+      </w:pPr>
+      <w:r>
+        <w:rPr>
+          <w:rFonts w:ascii="Calibri" w:eastAsia="Microsoft YaHei"/>
+          <w:color w:val="1A2B33"/>
+          <w:sz w:val="24"/>
+          <w:szCs w:val="24"/>
+        </w:rPr>
+        <w:t xml:space="preserve">响应越来越慢——对应上下文累积导致预填充膨胀（平方复杂度）；对策是压缩历史、检索注入，坚持精准的短上下文加按需检索。</w:t>
+      </w:r>
+    </w:p>
+    <w:p>
+      <w:pPr>
+        <w:pStyle w:val="ListParagraph"/>
+        <w:numPr>
+          <w:ilvl w:val="0"/>
+          <w:numId w:val="1"/>
+        </w:numPr>
+        <w:spacing w:line="312"/>
+      </w:pPr>
+      <w:r>
+        <w:rPr>
+          <w:rFonts w:ascii="Calibri" w:eastAsia="Microsoft YaHei"/>
+          <w:color w:val="1A2B33"/>
+          <w:sz w:val="24"/>
+          <w:szCs w:val="24"/>
+        </w:rPr>
+        <w:t xml:space="preserve">账单随轮数暴涨——对应无缓存命中的重复预填充；对策是把系统提示词设计成字节级稳定的前缀，启用前缀缓存或 RadixAttention。</w:t>
+      </w:r>
+    </w:p>
+    <w:p>
+      <w:pPr>
+        <w:pStyle w:val="ListParagraph"/>
+        <w:numPr>
+          <w:ilvl w:val="0"/>
+          <w:numId w:val="1"/>
+        </w:numPr>
+        <w:spacing w:line="312"/>
+      </w:pPr>
+      <w:r>
+        <w:rPr>
+          <w:rFonts w:ascii="Calibri" w:eastAsia="Microsoft YaHei"/>
+          <w:color w:val="1A2B33"/>
+          <w:sz w:val="24"/>
+          <w:szCs w:val="24"/>
+        </w:rPr>
+        <w:t xml:space="preserve">并发一高就显存溢出——对应 KV Cache 超预算；对策是选 GQA 模型、KV 量化与分页管理（本卷只做前瞻，完整机制在卷05、卷06 展开）。</w:t>
+      </w:r>
+    </w:p>
+    <w:p>
+      <w:pPr>
+        <w:spacing w:line="312"/>
+        <w:ind w:firstLine="480"/>
+        <w:jc w:val="both"/>
+      </w:pPr>
+      <w:r>
+        <w:rPr>
+          <w:rFonts w:ascii="Calibri" w:eastAsia="Microsoft YaHei"/>
+          <w:color w:val="1A2B33"/>
+          <w:sz w:val="24"/>
+          <w:szCs w:val="24"/>
+        </w:rPr>
+        <w:t xml:space="preserve">收尾可以补一句本卷的调试心法：模型行为异常时先想注意力再想提示词——信息没被看见，多数是躺进了中段死区或被无关内容稀释，移动位置、重复强调往往比重写提示词更见效。（见本卷 6.2 节）</w:t>
+      </w:r>
+    </w:p>
+    <w:p>
+      <w:pPr>
+        <w:pStyle w:val="Heading1"/>
+        <w:keepNext/>
+        <w:spacing w:after="200" w:before="360" w:line="400" w:lineRule="atLeast"/>
+      </w:pPr>
+      <w:bookmarkStart w:id="100049" w:name="_Toc100049"/>
+      <w:r>
+        <w:rPr>
+          <w:rFonts w:ascii="Calibri" w:eastAsia="SimHei"/>
+          <w:b/>
+          <w:bCs/>
+          <w:color w:val="16324A"/>
+          <w:sz w:val="32"/>
+          <w:szCs w:val="32"/>
+        </w:rPr>
         <w:t xml:space="preserve">下一卷预告</w:t>
       </w:r>
-      <w:bookmarkEnd w:id="100035"/>
+      <w:bookmarkEnd w:id="100049"/>
     </w:p>
     <w:p>
       <w:pPr>
